--- a/Modul 1/Denny_Mauladinoor_2510817310012_Modul_1.docx
+++ b/Modul 1/Denny_Mauladinoor_2510817310012_Modul_1.docx
@@ -340,6 +340,7 @@
       <w:pPr>
         <w:rPr>
           <w:rFonts w:cs="Times New Roman"/>
+          <w:b/>
           <w:sz w:val="28"/>
           <w:szCs w:val="28"/>
           <w:lang w:val="sv-SE"/>
@@ -348,6 +349,7 @@
     </w:p>
     <w:p>
       <w:pPr>
+        <w:jc w:val="center"/>
         <w:rPr>
           <w:rFonts w:cs="Times New Roman"/>
           <w:b/>
@@ -356,10 +358,7 @@
           <w:lang w:val="sv-SE"/>
         </w:rPr>
       </w:pPr>
-    </w:p>
-    <w:p>
-      <w:pPr>
-        <w:jc w:val="center"/>
+      <w:r>
         <w:rPr>
           <w:rFonts w:cs="Times New Roman"/>
           <w:b/>
@@ -367,8 +366,12 @@
           <w:szCs w:val="28"/>
           <w:lang w:val="sv-SE"/>
         </w:rPr>
-      </w:pPr>
-      <w:r>
+        <w:t>PROGRAM STUDI TEKNOLOGI INFORMASI</w:t>
+      </w:r>
+    </w:p>
+    <w:p>
+      <w:pPr>
+        <w:jc w:val="center"/>
         <w:rPr>
           <w:rFonts w:cs="Times New Roman"/>
           <w:b/>
@@ -376,12 +379,8 @@
           <w:szCs w:val="28"/>
           <w:lang w:val="sv-SE"/>
         </w:rPr>
-        <w:t>PROGRAM STUDI TEKNOLOGI INFORMASI</w:t>
-      </w:r>
-    </w:p>
-    <w:p>
-      <w:pPr>
-        <w:jc w:val="center"/>
+      </w:pPr>
+      <w:r>
         <w:rPr>
           <w:rFonts w:cs="Times New Roman"/>
           <w:b/>
@@ -389,8 +388,12 @@
           <w:szCs w:val="28"/>
           <w:lang w:val="sv-SE"/>
         </w:rPr>
-      </w:pPr>
-      <w:r>
+        <w:t>FAKULTAS TEKNIK</w:t>
+      </w:r>
+    </w:p>
+    <w:p>
+      <w:pPr>
+        <w:jc w:val="center"/>
         <w:rPr>
           <w:rFonts w:cs="Times New Roman"/>
           <w:b/>
@@ -398,12 +401,8 @@
           <w:szCs w:val="28"/>
           <w:lang w:val="sv-SE"/>
         </w:rPr>
-        <w:t>FAKULTAS TEKNIK</w:t>
-      </w:r>
-    </w:p>
-    <w:p>
-      <w:pPr>
-        <w:jc w:val="center"/>
+      </w:pPr>
+      <w:r>
         <w:rPr>
           <w:rFonts w:cs="Times New Roman"/>
           <w:b/>
@@ -411,8 +410,12 @@
           <w:szCs w:val="28"/>
           <w:lang w:val="sv-SE"/>
         </w:rPr>
-      </w:pPr>
-      <w:r>
+        <w:t>UNIVERSITAS LAMBUNG MANGKURAT</w:t>
+      </w:r>
+    </w:p>
+    <w:p>
+      <w:pPr>
+        <w:jc w:val="center"/>
         <w:rPr>
           <w:rFonts w:cs="Times New Roman"/>
           <w:b/>
@@ -420,12 +423,16 @@
           <w:szCs w:val="28"/>
           <w:lang w:val="sv-SE"/>
         </w:rPr>
-        <w:t>UNIVERSITAS LAMBUNG MANGKURAT</w:t>
-      </w:r>
-    </w:p>
-    <w:p>
-      <w:pPr>
-        <w:jc w:val="center"/>
+        <w:sectPr>
+          <w:footerReference w:type="default" r:id="rId9"/>
+          <w:pgSz w:w="12240" w:h="15840"/>
+          <w:pgMar w:top="1440" w:right="1440" w:bottom="1440" w:left="1440" w:header="720" w:footer="720" w:gutter="0"/>
+          <w:cols w:space="720"/>
+          <w:titlePg/>
+          <w:docGrid w:linePitch="360"/>
+        </w:sectPr>
+      </w:pPr>
+      <w:r>
         <w:rPr>
           <w:rFonts w:cs="Times New Roman"/>
           <w:b/>
@@ -433,24 +440,6 @@
           <w:szCs w:val="28"/>
           <w:lang w:val="sv-SE"/>
         </w:rPr>
-        <w:sectPr>
-          <w:footerReference w:type="default" r:id="rId9"/>
-          <w:pgSz w:w="12240" w:h="15840"/>
-          <w:pgMar w:top="1701" w:right="1701" w:bottom="1701" w:left="2268" w:header="720" w:footer="720" w:gutter="0"/>
-          <w:cols w:space="720"/>
-          <w:titlePg/>
-          <w:docGrid w:linePitch="360"/>
-        </w:sectPr>
-      </w:pPr>
-      <w:r>
-        <w:rPr>
-          <w:rFonts w:cs="Times New Roman"/>
-          <w:b/>
-          <w:sz w:val="28"/>
-          <w:szCs w:val="28"/>
-          <w:lang w:val="sv-SE"/>
-        </w:rPr>
-        <w:lastRenderedPageBreak/>
         <w:t>APRIL</w:t>
       </w:r>
       <w:r>
@@ -930,28 +919,21 @@
             </w:pPr>
           </w:p>
           <w:p>
-            <w:pPr>
+            <w:r>
               <w:rPr>
                 <w:lang w:val="fi-FI"/>
               </w:rPr>
-            </w:pPr>
-            <w:r>
-              <w:rPr>
+              <w:t>Nurul Fathanah M., S.Pd., M.T.</w:t>
+            </w:r>
+            <w:r>
+              <w:t xml:space="preserve">NIP. </w:t>
+            </w:r>
+            <w:r>
+              <w:rPr>
+                <w:rFonts w:cs="Times New Roman"/>
                 <w:lang w:val="fi-FI"/>
               </w:rPr>
-              <w:t>Muti’a Maulida, S.Kom M.T.I</w:t>
-            </w:r>
-          </w:p>
-          <w:p>
-            <w:r>
-              <w:t xml:space="preserve">NIP. </w:t>
-            </w:r>
-            <w:r>
-              <w:rPr>
-                <w:rFonts w:cs="Times New Roman"/>
-                <w:lang w:val="fi-FI"/>
-              </w:rPr>
-              <w:t>198810272019032013</w:t>
+              <w:t>199110252019032018</w:t>
             </w:r>
           </w:p>
         </w:tc>
@@ -1008,7 +990,7 @@
               <w:tab w:val="right" w:leader="dot" w:pos="8261"/>
             </w:tabs>
             <w:rPr>
-              <w:rFonts w:asciiTheme="minorHAnsi" w:eastAsiaTheme="minorEastAsia" w:hAnsiTheme="minorHAnsi"/>
+              <w:rFonts w:eastAsiaTheme="minorEastAsia" w:cs="Times New Roman"/>
               <w:noProof/>
               <w:kern w:val="2"/>
               <w:szCs w:val="24"/>
@@ -1029,6 +1011,7 @@
             <w:r>
               <w:rPr>
                 <w:rStyle w:val="Hyperlink"/>
+                <w:rFonts w:cs="Times New Roman"/>
                 <w:noProof/>
                 <w:lang w:val="sv-SE"/>
               </w:rPr>
@@ -1036,6 +1019,7 @@
             </w:r>
             <w:r>
               <w:rPr>
+                <w:rFonts w:cs="Times New Roman"/>
                 <w:noProof/>
                 <w:webHidden/>
               </w:rPr>
@@ -1043,6 +1027,7 @@
             </w:r>
             <w:r>
               <w:rPr>
+                <w:rFonts w:cs="Times New Roman"/>
                 <w:noProof/>
                 <w:webHidden/>
               </w:rPr>
@@ -1050,6 +1035,7 @@
             </w:r>
             <w:r>
               <w:rPr>
+                <w:rFonts w:cs="Times New Roman"/>
                 <w:noProof/>
                 <w:webHidden/>
               </w:rPr>
@@ -1057,12 +1043,14 @@
             </w:r>
             <w:r>
               <w:rPr>
-                <w:noProof/>
-                <w:webHidden/>
-              </w:rPr>
-            </w:r>
-            <w:r>
-              <w:rPr>
+                <w:rFonts w:cs="Times New Roman"/>
+                <w:noProof/>
+                <w:webHidden/>
+              </w:rPr>
+            </w:r>
+            <w:r>
+              <w:rPr>
+                <w:rFonts w:cs="Times New Roman"/>
                 <w:noProof/>
                 <w:webHidden/>
               </w:rPr>
@@ -1070,6 +1058,7 @@
             </w:r>
             <w:r>
               <w:rPr>
+                <w:rFonts w:cs="Times New Roman"/>
                 <w:noProof/>
                 <w:webHidden/>
               </w:rPr>
@@ -1077,6 +1066,7 @@
             </w:r>
             <w:r>
               <w:rPr>
+                <w:rFonts w:cs="Times New Roman"/>
                 <w:noProof/>
                 <w:webHidden/>
               </w:rPr>
@@ -1091,7 +1081,7 @@
               <w:tab w:val="right" w:leader="dot" w:pos="8261"/>
             </w:tabs>
             <w:rPr>
-              <w:rFonts w:asciiTheme="minorHAnsi" w:eastAsiaTheme="minorEastAsia" w:hAnsiTheme="minorHAnsi"/>
+              <w:rFonts w:eastAsiaTheme="minorEastAsia" w:cs="Times New Roman"/>
               <w:noProof/>
               <w:kern w:val="2"/>
               <w:szCs w:val="24"/>
@@ -1103,12 +1093,14 @@
             <w:r>
               <w:rPr>
                 <w:rStyle w:val="Hyperlink"/>
+                <w:rFonts w:cs="Times New Roman"/>
                 <w:noProof/>
               </w:rPr>
               <w:t>DAFTAR ISI</w:t>
             </w:r>
             <w:r>
               <w:rPr>
+                <w:rFonts w:cs="Times New Roman"/>
                 <w:noProof/>
                 <w:webHidden/>
               </w:rPr>
@@ -1116,6 +1108,7 @@
             </w:r>
             <w:r>
               <w:rPr>
+                <w:rFonts w:cs="Times New Roman"/>
                 <w:noProof/>
                 <w:webHidden/>
               </w:rPr>
@@ -1123,6 +1116,7 @@
             </w:r>
             <w:r>
               <w:rPr>
+                <w:rFonts w:cs="Times New Roman"/>
                 <w:noProof/>
                 <w:webHidden/>
               </w:rPr>
@@ -1130,12 +1124,14 @@
             </w:r>
             <w:r>
               <w:rPr>
-                <w:noProof/>
-                <w:webHidden/>
-              </w:rPr>
-            </w:r>
-            <w:r>
-              <w:rPr>
+                <w:rFonts w:cs="Times New Roman"/>
+                <w:noProof/>
+                <w:webHidden/>
+              </w:rPr>
+            </w:r>
+            <w:r>
+              <w:rPr>
+                <w:rFonts w:cs="Times New Roman"/>
                 <w:noProof/>
                 <w:webHidden/>
               </w:rPr>
@@ -1143,6 +1139,7 @@
             </w:r>
             <w:r>
               <w:rPr>
+                <w:rFonts w:cs="Times New Roman"/>
                 <w:noProof/>
                 <w:webHidden/>
               </w:rPr>
@@ -1150,6 +1147,7 @@
             </w:r>
             <w:r>
               <w:rPr>
+                <w:rFonts w:cs="Times New Roman"/>
                 <w:noProof/>
                 <w:webHidden/>
               </w:rPr>
@@ -1164,7 +1162,7 @@
               <w:tab w:val="right" w:leader="dot" w:pos="8261"/>
             </w:tabs>
             <w:rPr>
-              <w:rFonts w:asciiTheme="minorHAnsi" w:eastAsiaTheme="minorEastAsia" w:hAnsiTheme="minorHAnsi"/>
+              <w:rFonts w:eastAsiaTheme="minorEastAsia" w:cs="Times New Roman"/>
               <w:noProof/>
               <w:kern w:val="2"/>
               <w:szCs w:val="24"/>
@@ -1176,12 +1174,14 @@
             <w:r>
               <w:rPr>
                 <w:rStyle w:val="Hyperlink"/>
+                <w:rFonts w:cs="Times New Roman"/>
                 <w:noProof/>
               </w:rPr>
               <w:t>DAFTAR GAMBAR</w:t>
             </w:r>
             <w:r>
               <w:rPr>
+                <w:rFonts w:cs="Times New Roman"/>
                 <w:noProof/>
                 <w:webHidden/>
               </w:rPr>
@@ -1189,6 +1189,7 @@
             </w:r>
             <w:r>
               <w:rPr>
+                <w:rFonts w:cs="Times New Roman"/>
                 <w:noProof/>
                 <w:webHidden/>
               </w:rPr>
@@ -1196,6 +1197,7 @@
             </w:r>
             <w:r>
               <w:rPr>
+                <w:rFonts w:cs="Times New Roman"/>
                 <w:noProof/>
                 <w:webHidden/>
               </w:rPr>
@@ -1203,12 +1205,14 @@
             </w:r>
             <w:r>
               <w:rPr>
-                <w:noProof/>
-                <w:webHidden/>
-              </w:rPr>
-            </w:r>
-            <w:r>
-              <w:rPr>
+                <w:rFonts w:cs="Times New Roman"/>
+                <w:noProof/>
+                <w:webHidden/>
+              </w:rPr>
+            </w:r>
+            <w:r>
+              <w:rPr>
+                <w:rFonts w:cs="Times New Roman"/>
                 <w:noProof/>
                 <w:webHidden/>
               </w:rPr>
@@ -1216,13 +1220,15 @@
             </w:r>
             <w:r>
               <w:rPr>
-                <w:noProof/>
-                <w:webHidden/>
-              </w:rPr>
-              <w:t>6</w:t>
-            </w:r>
-            <w:r>
-              <w:rPr>
+                <w:rFonts w:cs="Times New Roman"/>
+                <w:noProof/>
+                <w:webHidden/>
+              </w:rPr>
+              <w:t>5</w:t>
+            </w:r>
+            <w:r>
+              <w:rPr>
+                <w:rFonts w:cs="Times New Roman"/>
                 <w:noProof/>
                 <w:webHidden/>
               </w:rPr>
@@ -1237,7 +1243,7 @@
               <w:tab w:val="right" w:leader="dot" w:pos="8261"/>
             </w:tabs>
             <w:rPr>
-              <w:rFonts w:asciiTheme="minorHAnsi" w:eastAsiaTheme="minorEastAsia" w:hAnsiTheme="minorHAnsi"/>
+              <w:rFonts w:eastAsiaTheme="minorEastAsia" w:cs="Times New Roman"/>
               <w:noProof/>
               <w:kern w:val="2"/>
               <w:szCs w:val="24"/>
@@ -1249,12 +1255,14 @@
             <w:r>
               <w:rPr>
                 <w:rStyle w:val="Hyperlink"/>
+                <w:rFonts w:cs="Times New Roman"/>
                 <w:noProof/>
               </w:rPr>
               <w:t>DAFTAR TABEL</w:t>
             </w:r>
             <w:r>
               <w:rPr>
+                <w:rFonts w:cs="Times New Roman"/>
                 <w:noProof/>
                 <w:webHidden/>
               </w:rPr>
@@ -1262,6 +1270,7 @@
             </w:r>
             <w:r>
               <w:rPr>
+                <w:rFonts w:cs="Times New Roman"/>
                 <w:noProof/>
                 <w:webHidden/>
               </w:rPr>
@@ -1269,6 +1278,7 @@
             </w:r>
             <w:r>
               <w:rPr>
+                <w:rFonts w:cs="Times New Roman"/>
                 <w:noProof/>
                 <w:webHidden/>
               </w:rPr>
@@ -1276,12 +1286,14 @@
             </w:r>
             <w:r>
               <w:rPr>
-                <w:noProof/>
-                <w:webHidden/>
-              </w:rPr>
-            </w:r>
-            <w:r>
-              <w:rPr>
+                <w:rFonts w:cs="Times New Roman"/>
+                <w:noProof/>
+                <w:webHidden/>
+              </w:rPr>
+            </w:r>
+            <w:r>
+              <w:rPr>
+                <w:rFonts w:cs="Times New Roman"/>
                 <w:noProof/>
                 <w:webHidden/>
               </w:rPr>
@@ -1289,13 +1301,15 @@
             </w:r>
             <w:r>
               <w:rPr>
-                <w:noProof/>
-                <w:webHidden/>
-              </w:rPr>
-              <w:t>8</w:t>
-            </w:r>
-            <w:r>
-              <w:rPr>
+                <w:rFonts w:cs="Times New Roman"/>
+                <w:noProof/>
+                <w:webHidden/>
+              </w:rPr>
+              <w:t>6</w:t>
+            </w:r>
+            <w:r>
+              <w:rPr>
+                <w:rFonts w:cs="Times New Roman"/>
                 <w:noProof/>
                 <w:webHidden/>
               </w:rPr>
@@ -1310,7 +1324,7 @@
               <w:tab w:val="right" w:leader="dot" w:pos="8261"/>
             </w:tabs>
             <w:rPr>
-              <w:rFonts w:asciiTheme="minorHAnsi" w:eastAsiaTheme="minorEastAsia" w:hAnsiTheme="minorHAnsi"/>
+              <w:rFonts w:eastAsiaTheme="minorEastAsia" w:cs="Times New Roman"/>
               <w:noProof/>
               <w:kern w:val="2"/>
               <w:szCs w:val="24"/>
@@ -1322,6 +1336,7 @@
             <w:r>
               <w:rPr>
                 <w:rStyle w:val="Hyperlink"/>
+                <w:rFonts w:cs="Times New Roman"/>
                 <w:noProof/>
                 <w:lang w:val="sv-SE"/>
               </w:rPr>
@@ -1329,6 +1344,7 @@
             </w:r>
             <w:r>
               <w:rPr>
+                <w:rFonts w:cs="Times New Roman"/>
                 <w:noProof/>
                 <w:webHidden/>
               </w:rPr>
@@ -1336,6 +1352,7 @@
             </w:r>
             <w:r>
               <w:rPr>
+                <w:rFonts w:cs="Times New Roman"/>
                 <w:noProof/>
                 <w:webHidden/>
               </w:rPr>
@@ -1343,6 +1360,7 @@
             </w:r>
             <w:r>
               <w:rPr>
+                <w:rFonts w:cs="Times New Roman"/>
                 <w:noProof/>
                 <w:webHidden/>
               </w:rPr>
@@ -1350,12 +1368,14 @@
             </w:r>
             <w:r>
               <w:rPr>
-                <w:noProof/>
-                <w:webHidden/>
-              </w:rPr>
-            </w:r>
-            <w:r>
-              <w:rPr>
+                <w:rFonts w:cs="Times New Roman"/>
+                <w:noProof/>
+                <w:webHidden/>
+              </w:rPr>
+            </w:r>
+            <w:r>
+              <w:rPr>
+                <w:rFonts w:cs="Times New Roman"/>
                 <w:noProof/>
                 <w:webHidden/>
               </w:rPr>
@@ -1363,13 +1383,15 @@
             </w:r>
             <w:r>
               <w:rPr>
-                <w:noProof/>
-                <w:webHidden/>
-              </w:rPr>
-              <w:t>9</w:t>
-            </w:r>
-            <w:r>
-              <w:rPr>
+                <w:rFonts w:cs="Times New Roman"/>
+                <w:noProof/>
+                <w:webHidden/>
+              </w:rPr>
+              <w:t>7</w:t>
+            </w:r>
+            <w:r>
+              <w:rPr>
+                <w:rFonts w:cs="Times New Roman"/>
                 <w:noProof/>
                 <w:webHidden/>
               </w:rPr>
@@ -1385,7 +1407,7 @@
               <w:tab w:val="right" w:leader="dot" w:pos="8261"/>
             </w:tabs>
             <w:rPr>
-              <w:rFonts w:asciiTheme="minorHAnsi" w:eastAsiaTheme="minorEastAsia" w:hAnsiTheme="minorHAnsi"/>
+              <w:rFonts w:eastAsiaTheme="minorEastAsia" w:cs="Times New Roman"/>
               <w:noProof/>
               <w:kern w:val="2"/>
               <w:szCs w:val="24"/>
@@ -1397,6 +1419,7 @@
             <w:r>
               <w:rPr>
                 <w:rStyle w:val="Hyperlink"/>
+                <w:rFonts w:cs="Times New Roman"/>
                 <w:noProof/>
                 <w:lang w:val="id"/>
               </w:rPr>
@@ -1404,7 +1427,7 @@
             </w:r>
             <w:r>
               <w:rPr>
-                <w:rFonts w:asciiTheme="minorHAnsi" w:eastAsiaTheme="minorEastAsia" w:hAnsiTheme="minorHAnsi"/>
+                <w:rFonts w:eastAsiaTheme="minorEastAsia" w:cs="Times New Roman"/>
                 <w:noProof/>
                 <w:kern w:val="2"/>
                 <w:szCs w:val="24"/>
@@ -1416,6 +1439,7 @@
             <w:r>
               <w:rPr>
                 <w:rStyle w:val="Hyperlink"/>
+                <w:rFonts w:cs="Times New Roman"/>
                 <w:noProof/>
                 <w:lang w:val="id"/>
               </w:rPr>
@@ -1423,6 +1447,7 @@
             </w:r>
             <w:r>
               <w:rPr>
+                <w:rFonts w:cs="Times New Roman"/>
                 <w:noProof/>
                 <w:webHidden/>
               </w:rPr>
@@ -1430,6 +1455,7 @@
             </w:r>
             <w:r>
               <w:rPr>
+                <w:rFonts w:cs="Times New Roman"/>
                 <w:noProof/>
                 <w:webHidden/>
               </w:rPr>
@@ -1437,6 +1463,7 @@
             </w:r>
             <w:r>
               <w:rPr>
+                <w:rFonts w:cs="Times New Roman"/>
                 <w:noProof/>
                 <w:webHidden/>
               </w:rPr>
@@ -1444,12 +1471,14 @@
             </w:r>
             <w:r>
               <w:rPr>
-                <w:noProof/>
-                <w:webHidden/>
-              </w:rPr>
-            </w:r>
-            <w:r>
-              <w:rPr>
+                <w:rFonts w:cs="Times New Roman"/>
+                <w:noProof/>
+                <w:webHidden/>
+              </w:rPr>
+            </w:r>
+            <w:r>
+              <w:rPr>
+                <w:rFonts w:cs="Times New Roman"/>
                 <w:noProof/>
                 <w:webHidden/>
               </w:rPr>
@@ -1457,13 +1486,15 @@
             </w:r>
             <w:r>
               <w:rPr>
-                <w:noProof/>
-                <w:webHidden/>
-              </w:rPr>
-              <w:t>9</w:t>
-            </w:r>
-            <w:r>
-              <w:rPr>
+                <w:rFonts w:cs="Times New Roman"/>
+                <w:noProof/>
+                <w:webHidden/>
+              </w:rPr>
+              <w:t>7</w:t>
+            </w:r>
+            <w:r>
+              <w:rPr>
+                <w:rFonts w:cs="Times New Roman"/>
                 <w:noProof/>
                 <w:webHidden/>
               </w:rPr>
@@ -1480,7 +1511,7 @@
             </w:tabs>
             <w:ind w:left="680"/>
             <w:rPr>
-              <w:rFonts w:asciiTheme="minorHAnsi" w:eastAsiaTheme="minorEastAsia" w:hAnsiTheme="minorHAnsi"/>
+              <w:rFonts w:eastAsiaTheme="minorEastAsia" w:cs="Times New Roman"/>
               <w:noProof/>
               <w:kern w:val="2"/>
               <w:szCs w:val="24"/>
@@ -1492,13 +1523,14 @@
             <w:r>
               <w:rPr>
                 <w:rStyle w:val="Hyperlink"/>
+                <w:rFonts w:cs="Times New Roman"/>
                 <w:noProof/>
               </w:rPr>
               <w:t>A.</w:t>
             </w:r>
             <w:r>
               <w:rPr>
-                <w:rFonts w:asciiTheme="minorHAnsi" w:eastAsiaTheme="minorEastAsia" w:hAnsiTheme="minorHAnsi"/>
+                <w:rFonts w:eastAsiaTheme="minorEastAsia" w:cs="Times New Roman"/>
                 <w:noProof/>
                 <w:kern w:val="2"/>
                 <w:szCs w:val="24"/>
@@ -1510,12 +1542,14 @@
             <w:r>
               <w:rPr>
                 <w:rStyle w:val="Hyperlink"/>
+                <w:rFonts w:cs="Times New Roman"/>
                 <w:noProof/>
               </w:rPr>
               <w:t>Source Code</w:t>
             </w:r>
             <w:r>
               <w:rPr>
+                <w:rFonts w:cs="Times New Roman"/>
                 <w:noProof/>
                 <w:webHidden/>
               </w:rPr>
@@ -1523,6 +1557,7 @@
             </w:r>
             <w:r>
               <w:rPr>
+                <w:rFonts w:cs="Times New Roman"/>
                 <w:noProof/>
                 <w:webHidden/>
               </w:rPr>
@@ -1530,6 +1565,7 @@
             </w:r>
             <w:r>
               <w:rPr>
+                <w:rFonts w:cs="Times New Roman"/>
                 <w:noProof/>
                 <w:webHidden/>
               </w:rPr>
@@ -1537,12 +1573,14 @@
             </w:r>
             <w:r>
               <w:rPr>
-                <w:noProof/>
-                <w:webHidden/>
-              </w:rPr>
-            </w:r>
-            <w:r>
-              <w:rPr>
+                <w:rFonts w:cs="Times New Roman"/>
+                <w:noProof/>
+                <w:webHidden/>
+              </w:rPr>
+            </w:r>
+            <w:r>
+              <w:rPr>
+                <w:rFonts w:cs="Times New Roman"/>
                 <w:noProof/>
                 <w:webHidden/>
               </w:rPr>
@@ -1550,13 +1588,15 @@
             </w:r>
             <w:r>
               <w:rPr>
-                <w:noProof/>
-                <w:webHidden/>
-              </w:rPr>
-              <w:t>9</w:t>
-            </w:r>
-            <w:r>
-              <w:rPr>
+                <w:rFonts w:cs="Times New Roman"/>
+                <w:noProof/>
+                <w:webHidden/>
+              </w:rPr>
+              <w:t>7</w:t>
+            </w:r>
+            <w:r>
+              <w:rPr>
+                <w:rFonts w:cs="Times New Roman"/>
                 <w:noProof/>
                 <w:webHidden/>
               </w:rPr>
@@ -1573,7 +1613,7 @@
             </w:tabs>
             <w:ind w:left="680"/>
             <w:rPr>
-              <w:rFonts w:asciiTheme="minorHAnsi" w:eastAsiaTheme="minorEastAsia" w:hAnsiTheme="minorHAnsi"/>
+              <w:rFonts w:eastAsiaTheme="minorEastAsia" w:cs="Times New Roman"/>
               <w:noProof/>
               <w:kern w:val="2"/>
               <w:szCs w:val="24"/>
@@ -1585,13 +1625,14 @@
             <w:r>
               <w:rPr>
                 <w:rStyle w:val="Hyperlink"/>
+                <w:rFonts w:cs="Times New Roman"/>
                 <w:noProof/>
               </w:rPr>
               <w:t>B.</w:t>
             </w:r>
             <w:r>
               <w:rPr>
-                <w:rFonts w:asciiTheme="minorHAnsi" w:eastAsiaTheme="minorEastAsia" w:hAnsiTheme="minorHAnsi"/>
+                <w:rFonts w:eastAsiaTheme="minorEastAsia" w:cs="Times New Roman"/>
                 <w:noProof/>
                 <w:kern w:val="2"/>
                 <w:szCs w:val="24"/>
@@ -1603,12 +1644,14 @@
             <w:r>
               <w:rPr>
                 <w:rStyle w:val="Hyperlink"/>
+                <w:rFonts w:cs="Times New Roman"/>
                 <w:noProof/>
               </w:rPr>
               <w:t>Output Program</w:t>
             </w:r>
             <w:r>
               <w:rPr>
+                <w:rFonts w:cs="Times New Roman"/>
                 <w:noProof/>
                 <w:webHidden/>
               </w:rPr>
@@ -1616,6 +1659,7 @@
             </w:r>
             <w:r>
               <w:rPr>
+                <w:rFonts w:cs="Times New Roman"/>
                 <w:noProof/>
                 <w:webHidden/>
               </w:rPr>
@@ -1623,6 +1667,7 @@
             </w:r>
             <w:r>
               <w:rPr>
+                <w:rFonts w:cs="Times New Roman"/>
                 <w:noProof/>
                 <w:webHidden/>
               </w:rPr>
@@ -1630,12 +1675,14 @@
             </w:r>
             <w:r>
               <w:rPr>
-                <w:noProof/>
-                <w:webHidden/>
-              </w:rPr>
-            </w:r>
-            <w:r>
-              <w:rPr>
+                <w:rFonts w:cs="Times New Roman"/>
+                <w:noProof/>
+                <w:webHidden/>
+              </w:rPr>
+            </w:r>
+            <w:r>
+              <w:rPr>
+                <w:rFonts w:cs="Times New Roman"/>
                 <w:noProof/>
                 <w:webHidden/>
               </w:rPr>
@@ -1643,13 +1690,15 @@
             </w:r>
             <w:r>
               <w:rPr>
-                <w:noProof/>
-                <w:webHidden/>
-              </w:rPr>
-              <w:t>11</w:t>
-            </w:r>
-            <w:r>
-              <w:rPr>
+                <w:rFonts w:cs="Times New Roman"/>
+                <w:noProof/>
+                <w:webHidden/>
+              </w:rPr>
+              <w:t>8</w:t>
+            </w:r>
+            <w:r>
+              <w:rPr>
+                <w:rFonts w:cs="Times New Roman"/>
                 <w:noProof/>
                 <w:webHidden/>
               </w:rPr>
@@ -1666,7 +1715,7 @@
             </w:tabs>
             <w:ind w:left="680"/>
             <w:rPr>
-              <w:rFonts w:asciiTheme="minorHAnsi" w:eastAsiaTheme="minorEastAsia" w:hAnsiTheme="minorHAnsi"/>
+              <w:rFonts w:eastAsiaTheme="minorEastAsia" w:cs="Times New Roman"/>
               <w:noProof/>
               <w:kern w:val="2"/>
               <w:szCs w:val="24"/>
@@ -1678,13 +1727,14 @@
             <w:r>
               <w:rPr>
                 <w:rStyle w:val="Hyperlink"/>
+                <w:rFonts w:cs="Times New Roman"/>
                 <w:noProof/>
               </w:rPr>
               <w:t>C.</w:t>
             </w:r>
             <w:r>
               <w:rPr>
-                <w:rFonts w:asciiTheme="minorHAnsi" w:eastAsiaTheme="minorEastAsia" w:hAnsiTheme="minorHAnsi"/>
+                <w:rFonts w:eastAsiaTheme="minorEastAsia" w:cs="Times New Roman"/>
                 <w:noProof/>
                 <w:kern w:val="2"/>
                 <w:szCs w:val="24"/>
@@ -1696,12 +1746,14 @@
             <w:r>
               <w:rPr>
                 <w:rStyle w:val="Hyperlink"/>
+                <w:rFonts w:cs="Times New Roman"/>
                 <w:noProof/>
               </w:rPr>
               <w:t>Pembahasan</w:t>
             </w:r>
             <w:r>
               <w:rPr>
+                <w:rFonts w:cs="Times New Roman"/>
                 <w:noProof/>
                 <w:webHidden/>
               </w:rPr>
@@ -1709,6 +1761,7 @@
             </w:r>
             <w:r>
               <w:rPr>
+                <w:rFonts w:cs="Times New Roman"/>
                 <w:noProof/>
                 <w:webHidden/>
               </w:rPr>
@@ -1716,6 +1769,7 @@
             </w:r>
             <w:r>
               <w:rPr>
+                <w:rFonts w:cs="Times New Roman"/>
                 <w:noProof/>
                 <w:webHidden/>
               </w:rPr>
@@ -1723,12 +1777,14 @@
             </w:r>
             <w:r>
               <w:rPr>
-                <w:noProof/>
-                <w:webHidden/>
-              </w:rPr>
-            </w:r>
-            <w:r>
-              <w:rPr>
+                <w:rFonts w:cs="Times New Roman"/>
+                <w:noProof/>
+                <w:webHidden/>
+              </w:rPr>
+            </w:r>
+            <w:r>
+              <w:rPr>
+                <w:rFonts w:cs="Times New Roman"/>
                 <w:noProof/>
                 <w:webHidden/>
               </w:rPr>
@@ -1736,13 +1792,15 @@
             </w:r>
             <w:r>
               <w:rPr>
-                <w:noProof/>
-                <w:webHidden/>
-              </w:rPr>
-              <w:t>11</w:t>
-            </w:r>
-            <w:r>
-              <w:rPr>
+                <w:rFonts w:cs="Times New Roman"/>
+                <w:noProof/>
+                <w:webHidden/>
+              </w:rPr>
+              <w:t>8</w:t>
+            </w:r>
+            <w:r>
+              <w:rPr>
+                <w:rFonts w:cs="Times New Roman"/>
                 <w:noProof/>
                 <w:webHidden/>
               </w:rPr>
@@ -1758,7 +1816,7 @@
               <w:tab w:val="right" w:leader="dot" w:pos="8261"/>
             </w:tabs>
             <w:rPr>
-              <w:rFonts w:asciiTheme="minorHAnsi" w:eastAsiaTheme="minorEastAsia" w:hAnsiTheme="minorHAnsi"/>
+              <w:rFonts w:eastAsiaTheme="minorEastAsia" w:cs="Times New Roman"/>
               <w:noProof/>
               <w:kern w:val="2"/>
               <w:szCs w:val="24"/>
@@ -1770,6 +1828,7 @@
             <w:r>
               <w:rPr>
                 <w:rStyle w:val="Hyperlink"/>
+                <w:rFonts w:cs="Times New Roman"/>
                 <w:noProof/>
                 <w:lang w:val="id"/>
               </w:rPr>
@@ -1777,7 +1836,7 @@
             </w:r>
             <w:r>
               <w:rPr>
-                <w:rFonts w:asciiTheme="minorHAnsi" w:eastAsiaTheme="minorEastAsia" w:hAnsiTheme="minorHAnsi"/>
+                <w:rFonts w:eastAsiaTheme="minorEastAsia" w:cs="Times New Roman"/>
                 <w:noProof/>
                 <w:kern w:val="2"/>
                 <w:szCs w:val="24"/>
@@ -1789,12 +1848,14 @@
             <w:r>
               <w:rPr>
                 <w:rStyle w:val="Hyperlink"/>
+                <w:rFonts w:cs="Times New Roman"/>
                 <w:noProof/>
               </w:rPr>
               <w:t>Background color dan heading</w:t>
             </w:r>
             <w:r>
               <w:rPr>
+                <w:rFonts w:cs="Times New Roman"/>
                 <w:noProof/>
                 <w:webHidden/>
               </w:rPr>
@@ -1802,6 +1863,7 @@
             </w:r>
             <w:r>
               <w:rPr>
+                <w:rFonts w:cs="Times New Roman"/>
                 <w:noProof/>
                 <w:webHidden/>
               </w:rPr>
@@ -1809,6 +1871,7 @@
             </w:r>
             <w:r>
               <w:rPr>
+                <w:rFonts w:cs="Times New Roman"/>
                 <w:noProof/>
                 <w:webHidden/>
               </w:rPr>
@@ -1816,12 +1879,14 @@
             </w:r>
             <w:r>
               <w:rPr>
-                <w:noProof/>
-                <w:webHidden/>
-              </w:rPr>
-            </w:r>
-            <w:r>
-              <w:rPr>
+                <w:rFonts w:cs="Times New Roman"/>
+                <w:noProof/>
+                <w:webHidden/>
+              </w:rPr>
+            </w:r>
+            <w:r>
+              <w:rPr>
+                <w:rFonts w:cs="Times New Roman"/>
                 <w:noProof/>
                 <w:webHidden/>
               </w:rPr>
@@ -1829,13 +1894,15 @@
             </w:r>
             <w:r>
               <w:rPr>
-                <w:noProof/>
-                <w:webHidden/>
-              </w:rPr>
-              <w:t>13</w:t>
-            </w:r>
-            <w:r>
-              <w:rPr>
+                <w:rFonts w:cs="Times New Roman"/>
+                <w:noProof/>
+                <w:webHidden/>
+              </w:rPr>
+              <w:t>10</w:t>
+            </w:r>
+            <w:r>
+              <w:rPr>
+                <w:rFonts w:cs="Times New Roman"/>
                 <w:noProof/>
                 <w:webHidden/>
               </w:rPr>
@@ -1852,7 +1919,7 @@
             </w:tabs>
             <w:ind w:left="680"/>
             <w:rPr>
-              <w:rFonts w:asciiTheme="minorHAnsi" w:eastAsiaTheme="minorEastAsia" w:hAnsiTheme="minorHAnsi"/>
+              <w:rFonts w:eastAsiaTheme="minorEastAsia" w:cs="Times New Roman"/>
               <w:noProof/>
               <w:kern w:val="2"/>
               <w:szCs w:val="24"/>
@@ -1864,13 +1931,14 @@
             <w:r>
               <w:rPr>
                 <w:rStyle w:val="Hyperlink"/>
+                <w:rFonts w:cs="Times New Roman"/>
                 <w:noProof/>
               </w:rPr>
               <w:t>A.</w:t>
             </w:r>
             <w:r>
               <w:rPr>
-                <w:rFonts w:asciiTheme="minorHAnsi" w:eastAsiaTheme="minorEastAsia" w:hAnsiTheme="minorHAnsi"/>
+                <w:rFonts w:eastAsiaTheme="minorEastAsia" w:cs="Times New Roman"/>
                 <w:noProof/>
                 <w:kern w:val="2"/>
                 <w:szCs w:val="24"/>
@@ -1882,12 +1950,14 @@
             <w:r>
               <w:rPr>
                 <w:rStyle w:val="Hyperlink"/>
+                <w:rFonts w:cs="Times New Roman"/>
                 <w:noProof/>
               </w:rPr>
               <w:t>Source Code</w:t>
             </w:r>
             <w:r>
               <w:rPr>
+                <w:rFonts w:cs="Times New Roman"/>
                 <w:noProof/>
                 <w:webHidden/>
               </w:rPr>
@@ -1895,6 +1965,7 @@
             </w:r>
             <w:r>
               <w:rPr>
+                <w:rFonts w:cs="Times New Roman"/>
                 <w:noProof/>
                 <w:webHidden/>
               </w:rPr>
@@ -1902,6 +1973,7 @@
             </w:r>
             <w:r>
               <w:rPr>
+                <w:rFonts w:cs="Times New Roman"/>
                 <w:noProof/>
                 <w:webHidden/>
               </w:rPr>
@@ -1909,12 +1981,14 @@
             </w:r>
             <w:r>
               <w:rPr>
-                <w:noProof/>
-                <w:webHidden/>
-              </w:rPr>
-            </w:r>
-            <w:r>
-              <w:rPr>
+                <w:rFonts w:cs="Times New Roman"/>
+                <w:noProof/>
+                <w:webHidden/>
+              </w:rPr>
+            </w:r>
+            <w:r>
+              <w:rPr>
+                <w:rFonts w:cs="Times New Roman"/>
                 <w:noProof/>
                 <w:webHidden/>
               </w:rPr>
@@ -1922,13 +1996,15 @@
             </w:r>
             <w:r>
               <w:rPr>
-                <w:noProof/>
-                <w:webHidden/>
-              </w:rPr>
-              <w:t>13</w:t>
-            </w:r>
-            <w:r>
-              <w:rPr>
+                <w:rFonts w:cs="Times New Roman"/>
+                <w:noProof/>
+                <w:webHidden/>
+              </w:rPr>
+              <w:t>10</w:t>
+            </w:r>
+            <w:r>
+              <w:rPr>
+                <w:rFonts w:cs="Times New Roman"/>
                 <w:noProof/>
                 <w:webHidden/>
               </w:rPr>
@@ -1945,7 +2021,7 @@
             </w:tabs>
             <w:ind w:left="680"/>
             <w:rPr>
-              <w:rFonts w:asciiTheme="minorHAnsi" w:eastAsiaTheme="minorEastAsia" w:hAnsiTheme="minorHAnsi"/>
+              <w:rFonts w:eastAsiaTheme="minorEastAsia" w:cs="Times New Roman"/>
               <w:noProof/>
               <w:kern w:val="2"/>
               <w:szCs w:val="24"/>
@@ -1957,13 +2033,14 @@
             <w:r>
               <w:rPr>
                 <w:rStyle w:val="Hyperlink"/>
+                <w:rFonts w:cs="Times New Roman"/>
                 <w:noProof/>
               </w:rPr>
               <w:t>B.</w:t>
             </w:r>
             <w:r>
               <w:rPr>
-                <w:rFonts w:asciiTheme="minorHAnsi" w:eastAsiaTheme="minorEastAsia" w:hAnsiTheme="minorHAnsi"/>
+                <w:rFonts w:eastAsiaTheme="minorEastAsia" w:cs="Times New Roman"/>
                 <w:noProof/>
                 <w:kern w:val="2"/>
                 <w:szCs w:val="24"/>
@@ -1975,12 +2052,14 @@
             <w:r>
               <w:rPr>
                 <w:rStyle w:val="Hyperlink"/>
+                <w:rFonts w:cs="Times New Roman"/>
                 <w:noProof/>
               </w:rPr>
               <w:t>Output Program</w:t>
             </w:r>
             <w:r>
               <w:rPr>
+                <w:rFonts w:cs="Times New Roman"/>
                 <w:noProof/>
                 <w:webHidden/>
               </w:rPr>
@@ -1988,6 +2067,7 @@
             </w:r>
             <w:r>
               <w:rPr>
+                <w:rFonts w:cs="Times New Roman"/>
                 <w:noProof/>
                 <w:webHidden/>
               </w:rPr>
@@ -1995,6 +2075,7 @@
             </w:r>
             <w:r>
               <w:rPr>
+                <w:rFonts w:cs="Times New Roman"/>
                 <w:noProof/>
                 <w:webHidden/>
               </w:rPr>
@@ -2002,12 +2083,14 @@
             </w:r>
             <w:r>
               <w:rPr>
-                <w:noProof/>
-                <w:webHidden/>
-              </w:rPr>
-            </w:r>
-            <w:r>
-              <w:rPr>
+                <w:rFonts w:cs="Times New Roman"/>
+                <w:noProof/>
+                <w:webHidden/>
+              </w:rPr>
+            </w:r>
+            <w:r>
+              <w:rPr>
+                <w:rFonts w:cs="Times New Roman"/>
                 <w:noProof/>
                 <w:webHidden/>
               </w:rPr>
@@ -2015,13 +2098,15 @@
             </w:r>
             <w:r>
               <w:rPr>
-                <w:noProof/>
-                <w:webHidden/>
-              </w:rPr>
-              <w:t>14</w:t>
-            </w:r>
-            <w:r>
-              <w:rPr>
+                <w:rFonts w:cs="Times New Roman"/>
+                <w:noProof/>
+                <w:webHidden/>
+              </w:rPr>
+              <w:t>11</w:t>
+            </w:r>
+            <w:r>
+              <w:rPr>
+                <w:rFonts w:cs="Times New Roman"/>
                 <w:noProof/>
                 <w:webHidden/>
               </w:rPr>
@@ -2038,7 +2123,7 @@
             </w:tabs>
             <w:ind w:left="680"/>
             <w:rPr>
-              <w:rFonts w:asciiTheme="minorHAnsi" w:eastAsiaTheme="minorEastAsia" w:hAnsiTheme="minorHAnsi"/>
+              <w:rFonts w:eastAsiaTheme="minorEastAsia" w:cs="Times New Roman"/>
               <w:noProof/>
               <w:kern w:val="2"/>
               <w:szCs w:val="24"/>
@@ -2050,13 +2135,14 @@
             <w:r>
               <w:rPr>
                 <w:rStyle w:val="Hyperlink"/>
+                <w:rFonts w:cs="Times New Roman"/>
                 <w:noProof/>
               </w:rPr>
               <w:t>C.</w:t>
             </w:r>
             <w:r>
               <w:rPr>
-                <w:rFonts w:asciiTheme="minorHAnsi" w:eastAsiaTheme="minorEastAsia" w:hAnsiTheme="minorHAnsi"/>
+                <w:rFonts w:eastAsiaTheme="minorEastAsia" w:cs="Times New Roman"/>
                 <w:noProof/>
                 <w:kern w:val="2"/>
                 <w:szCs w:val="24"/>
@@ -2068,12 +2154,14 @@
             <w:r>
               <w:rPr>
                 <w:rStyle w:val="Hyperlink"/>
+                <w:rFonts w:cs="Times New Roman"/>
                 <w:noProof/>
               </w:rPr>
               <w:t>Pembahasan</w:t>
             </w:r>
             <w:r>
               <w:rPr>
+                <w:rFonts w:cs="Times New Roman"/>
                 <w:noProof/>
                 <w:webHidden/>
               </w:rPr>
@@ -2081,6 +2169,7 @@
             </w:r>
             <w:r>
               <w:rPr>
+                <w:rFonts w:cs="Times New Roman"/>
                 <w:noProof/>
                 <w:webHidden/>
               </w:rPr>
@@ -2088,6 +2177,7 @@
             </w:r>
             <w:r>
               <w:rPr>
+                <w:rFonts w:cs="Times New Roman"/>
                 <w:noProof/>
                 <w:webHidden/>
               </w:rPr>
@@ -2095,12 +2185,14 @@
             </w:r>
             <w:r>
               <w:rPr>
-                <w:noProof/>
-                <w:webHidden/>
-              </w:rPr>
-            </w:r>
-            <w:r>
-              <w:rPr>
+                <w:rFonts w:cs="Times New Roman"/>
+                <w:noProof/>
+                <w:webHidden/>
+              </w:rPr>
+            </w:r>
+            <w:r>
+              <w:rPr>
+                <w:rFonts w:cs="Times New Roman"/>
                 <w:noProof/>
                 <w:webHidden/>
               </w:rPr>
@@ -2108,13 +2200,15 @@
             </w:r>
             <w:r>
               <w:rPr>
-                <w:noProof/>
-                <w:webHidden/>
-              </w:rPr>
-              <w:t>14</w:t>
-            </w:r>
-            <w:r>
-              <w:rPr>
+                <w:rFonts w:cs="Times New Roman"/>
+                <w:noProof/>
+                <w:webHidden/>
+              </w:rPr>
+              <w:t>11</w:t>
+            </w:r>
+            <w:r>
+              <w:rPr>
+                <w:rFonts w:cs="Times New Roman"/>
                 <w:noProof/>
                 <w:webHidden/>
               </w:rPr>
@@ -2130,7 +2224,7 @@
               <w:tab w:val="right" w:leader="dot" w:pos="8261"/>
             </w:tabs>
             <w:rPr>
-              <w:rFonts w:asciiTheme="minorHAnsi" w:eastAsiaTheme="minorEastAsia" w:hAnsiTheme="minorHAnsi"/>
+              <w:rFonts w:eastAsiaTheme="minorEastAsia" w:cs="Times New Roman"/>
               <w:noProof/>
               <w:kern w:val="2"/>
               <w:szCs w:val="24"/>
@@ -2142,13 +2236,14 @@
             <w:r>
               <w:rPr>
                 <w:rStyle w:val="Hyperlink"/>
+                <w:rFonts w:cs="Times New Roman"/>
                 <w:noProof/>
               </w:rPr>
               <w:t>3.</w:t>
             </w:r>
             <w:r>
               <w:rPr>
-                <w:rFonts w:asciiTheme="minorHAnsi" w:eastAsiaTheme="minorEastAsia" w:hAnsiTheme="minorHAnsi"/>
+                <w:rFonts w:eastAsiaTheme="minorEastAsia" w:cs="Times New Roman"/>
                 <w:noProof/>
                 <w:kern w:val="2"/>
                 <w:szCs w:val="24"/>
@@ -2160,12 +2255,14 @@
             <w:r>
               <w:rPr>
                 <w:rStyle w:val="Hyperlink"/>
+                <w:rFonts w:cs="Times New Roman"/>
                 <w:noProof/>
               </w:rPr>
               <w:t>Garis horisontal dan komentar tersembunyi</w:t>
             </w:r>
             <w:r>
               <w:rPr>
+                <w:rFonts w:cs="Times New Roman"/>
                 <w:noProof/>
                 <w:webHidden/>
               </w:rPr>
@@ -2173,6 +2270,7 @@
             </w:r>
             <w:r>
               <w:rPr>
+                <w:rFonts w:cs="Times New Roman"/>
                 <w:noProof/>
                 <w:webHidden/>
               </w:rPr>
@@ -2180,6 +2278,7 @@
             </w:r>
             <w:r>
               <w:rPr>
+                <w:rFonts w:cs="Times New Roman"/>
                 <w:noProof/>
                 <w:webHidden/>
               </w:rPr>
@@ -2187,12 +2286,14 @@
             </w:r>
             <w:r>
               <w:rPr>
-                <w:noProof/>
-                <w:webHidden/>
-              </w:rPr>
-            </w:r>
-            <w:r>
-              <w:rPr>
+                <w:rFonts w:cs="Times New Roman"/>
+                <w:noProof/>
+                <w:webHidden/>
+              </w:rPr>
+            </w:r>
+            <w:r>
+              <w:rPr>
+                <w:rFonts w:cs="Times New Roman"/>
                 <w:noProof/>
                 <w:webHidden/>
               </w:rPr>
@@ -2200,13 +2301,15 @@
             </w:r>
             <w:r>
               <w:rPr>
-                <w:noProof/>
-                <w:webHidden/>
-              </w:rPr>
-              <w:t>16</w:t>
-            </w:r>
-            <w:r>
-              <w:rPr>
+                <w:rFonts w:cs="Times New Roman"/>
+                <w:noProof/>
+                <w:webHidden/>
+              </w:rPr>
+              <w:t>13</w:t>
+            </w:r>
+            <w:r>
+              <w:rPr>
+                <w:rFonts w:cs="Times New Roman"/>
                 <w:noProof/>
                 <w:webHidden/>
               </w:rPr>
@@ -2223,7 +2326,7 @@
             </w:tabs>
             <w:ind w:left="680"/>
             <w:rPr>
-              <w:rFonts w:asciiTheme="minorHAnsi" w:eastAsiaTheme="minorEastAsia" w:hAnsiTheme="minorHAnsi"/>
+              <w:rFonts w:eastAsiaTheme="minorEastAsia" w:cs="Times New Roman"/>
               <w:noProof/>
               <w:kern w:val="2"/>
               <w:szCs w:val="24"/>
@@ -2235,13 +2338,14 @@
             <w:r>
               <w:rPr>
                 <w:rStyle w:val="Hyperlink"/>
+                <w:rFonts w:cs="Times New Roman"/>
                 <w:noProof/>
               </w:rPr>
               <w:t>A.</w:t>
             </w:r>
             <w:r>
               <w:rPr>
-                <w:rFonts w:asciiTheme="minorHAnsi" w:eastAsiaTheme="minorEastAsia" w:hAnsiTheme="minorHAnsi"/>
+                <w:rFonts w:eastAsiaTheme="minorEastAsia" w:cs="Times New Roman"/>
                 <w:noProof/>
                 <w:kern w:val="2"/>
                 <w:szCs w:val="24"/>
@@ -2253,12 +2357,14 @@
             <w:r>
               <w:rPr>
                 <w:rStyle w:val="Hyperlink"/>
+                <w:rFonts w:cs="Times New Roman"/>
                 <w:noProof/>
               </w:rPr>
               <w:t>Source code</w:t>
             </w:r>
             <w:r>
               <w:rPr>
+                <w:rFonts w:cs="Times New Roman"/>
                 <w:noProof/>
                 <w:webHidden/>
               </w:rPr>
@@ -2266,6 +2372,7 @@
             </w:r>
             <w:r>
               <w:rPr>
+                <w:rFonts w:cs="Times New Roman"/>
                 <w:noProof/>
                 <w:webHidden/>
               </w:rPr>
@@ -2273,6 +2380,7 @@
             </w:r>
             <w:r>
               <w:rPr>
+                <w:rFonts w:cs="Times New Roman"/>
                 <w:noProof/>
                 <w:webHidden/>
               </w:rPr>
@@ -2280,12 +2388,14 @@
             </w:r>
             <w:r>
               <w:rPr>
-                <w:noProof/>
-                <w:webHidden/>
-              </w:rPr>
-            </w:r>
-            <w:r>
-              <w:rPr>
+                <w:rFonts w:cs="Times New Roman"/>
+                <w:noProof/>
+                <w:webHidden/>
+              </w:rPr>
+            </w:r>
+            <w:r>
+              <w:rPr>
+                <w:rFonts w:cs="Times New Roman"/>
                 <w:noProof/>
                 <w:webHidden/>
               </w:rPr>
@@ -2293,13 +2403,15 @@
             </w:r>
             <w:r>
               <w:rPr>
-                <w:noProof/>
-                <w:webHidden/>
-              </w:rPr>
-              <w:t>16</w:t>
-            </w:r>
-            <w:r>
-              <w:rPr>
+                <w:rFonts w:cs="Times New Roman"/>
+                <w:noProof/>
+                <w:webHidden/>
+              </w:rPr>
+              <w:t>13</w:t>
+            </w:r>
+            <w:r>
+              <w:rPr>
+                <w:rFonts w:cs="Times New Roman"/>
                 <w:noProof/>
                 <w:webHidden/>
               </w:rPr>
@@ -2316,7 +2428,7 @@
             </w:tabs>
             <w:ind w:left="680"/>
             <w:rPr>
-              <w:rFonts w:asciiTheme="minorHAnsi" w:eastAsiaTheme="minorEastAsia" w:hAnsiTheme="minorHAnsi"/>
+              <w:rFonts w:eastAsiaTheme="minorEastAsia" w:cs="Times New Roman"/>
               <w:noProof/>
               <w:kern w:val="2"/>
               <w:szCs w:val="24"/>
@@ -2328,13 +2440,14 @@
             <w:r>
               <w:rPr>
                 <w:rStyle w:val="Hyperlink"/>
+                <w:rFonts w:cs="Times New Roman"/>
                 <w:noProof/>
               </w:rPr>
               <w:t>B.</w:t>
             </w:r>
             <w:r>
               <w:rPr>
-                <w:rFonts w:asciiTheme="minorHAnsi" w:eastAsiaTheme="minorEastAsia" w:hAnsiTheme="minorHAnsi"/>
+                <w:rFonts w:eastAsiaTheme="minorEastAsia" w:cs="Times New Roman"/>
                 <w:noProof/>
                 <w:kern w:val="2"/>
                 <w:szCs w:val="24"/>
@@ -2346,12 +2459,14 @@
             <w:r>
               <w:rPr>
                 <w:rStyle w:val="Hyperlink"/>
+                <w:rFonts w:cs="Times New Roman"/>
                 <w:noProof/>
               </w:rPr>
               <w:t>Output program</w:t>
             </w:r>
             <w:r>
               <w:rPr>
+                <w:rFonts w:cs="Times New Roman"/>
                 <w:noProof/>
                 <w:webHidden/>
               </w:rPr>
@@ -2359,6 +2474,7 @@
             </w:r>
             <w:r>
               <w:rPr>
+                <w:rFonts w:cs="Times New Roman"/>
                 <w:noProof/>
                 <w:webHidden/>
               </w:rPr>
@@ -2366,6 +2482,7 @@
             </w:r>
             <w:r>
               <w:rPr>
+                <w:rFonts w:cs="Times New Roman"/>
                 <w:noProof/>
                 <w:webHidden/>
               </w:rPr>
@@ -2373,12 +2490,14 @@
             </w:r>
             <w:r>
               <w:rPr>
-                <w:noProof/>
-                <w:webHidden/>
-              </w:rPr>
-            </w:r>
-            <w:r>
-              <w:rPr>
+                <w:rFonts w:cs="Times New Roman"/>
+                <w:noProof/>
+                <w:webHidden/>
+              </w:rPr>
+            </w:r>
+            <w:r>
+              <w:rPr>
+                <w:rFonts w:cs="Times New Roman"/>
                 <w:noProof/>
                 <w:webHidden/>
               </w:rPr>
@@ -2386,13 +2505,15 @@
             </w:r>
             <w:r>
               <w:rPr>
-                <w:noProof/>
-                <w:webHidden/>
-              </w:rPr>
-              <w:t>17</w:t>
-            </w:r>
-            <w:r>
-              <w:rPr>
+                <w:rFonts w:cs="Times New Roman"/>
+                <w:noProof/>
+                <w:webHidden/>
+              </w:rPr>
+              <w:t>14</w:t>
+            </w:r>
+            <w:r>
+              <w:rPr>
+                <w:rFonts w:cs="Times New Roman"/>
                 <w:noProof/>
                 <w:webHidden/>
               </w:rPr>
@@ -2409,7 +2530,7 @@
             </w:tabs>
             <w:ind w:left="680"/>
             <w:rPr>
-              <w:rFonts w:asciiTheme="minorHAnsi" w:eastAsiaTheme="minorEastAsia" w:hAnsiTheme="minorHAnsi"/>
+              <w:rFonts w:eastAsiaTheme="minorEastAsia" w:cs="Times New Roman"/>
               <w:noProof/>
               <w:kern w:val="2"/>
               <w:szCs w:val="24"/>
@@ -2421,13 +2542,14 @@
             <w:r>
               <w:rPr>
                 <w:rStyle w:val="Hyperlink"/>
+                <w:rFonts w:cs="Times New Roman"/>
                 <w:noProof/>
               </w:rPr>
               <w:t>C.</w:t>
             </w:r>
             <w:r>
               <w:rPr>
-                <w:rFonts w:asciiTheme="minorHAnsi" w:eastAsiaTheme="minorEastAsia" w:hAnsiTheme="minorHAnsi"/>
+                <w:rFonts w:eastAsiaTheme="minorEastAsia" w:cs="Times New Roman"/>
                 <w:noProof/>
                 <w:kern w:val="2"/>
                 <w:szCs w:val="24"/>
@@ -2439,12 +2561,14 @@
             <w:r>
               <w:rPr>
                 <w:rStyle w:val="Hyperlink"/>
+                <w:rFonts w:cs="Times New Roman"/>
                 <w:noProof/>
               </w:rPr>
               <w:t>pembahasan</w:t>
             </w:r>
             <w:r>
               <w:rPr>
+                <w:rFonts w:cs="Times New Roman"/>
                 <w:noProof/>
                 <w:webHidden/>
               </w:rPr>
@@ -2452,6 +2576,7 @@
             </w:r>
             <w:r>
               <w:rPr>
+                <w:rFonts w:cs="Times New Roman"/>
                 <w:noProof/>
                 <w:webHidden/>
               </w:rPr>
@@ -2459,6 +2584,7 @@
             </w:r>
             <w:r>
               <w:rPr>
+                <w:rFonts w:cs="Times New Roman"/>
                 <w:noProof/>
                 <w:webHidden/>
               </w:rPr>
@@ -2466,12 +2592,14 @@
             </w:r>
             <w:r>
               <w:rPr>
-                <w:noProof/>
-                <w:webHidden/>
-              </w:rPr>
-            </w:r>
-            <w:r>
-              <w:rPr>
+                <w:rFonts w:cs="Times New Roman"/>
+                <w:noProof/>
+                <w:webHidden/>
+              </w:rPr>
+            </w:r>
+            <w:r>
+              <w:rPr>
+                <w:rFonts w:cs="Times New Roman"/>
                 <w:noProof/>
                 <w:webHidden/>
               </w:rPr>
@@ -2479,13 +2607,15 @@
             </w:r>
             <w:r>
               <w:rPr>
-                <w:noProof/>
-                <w:webHidden/>
-              </w:rPr>
-              <w:t>17</w:t>
-            </w:r>
-            <w:r>
-              <w:rPr>
+                <w:rFonts w:cs="Times New Roman"/>
+                <w:noProof/>
+                <w:webHidden/>
+              </w:rPr>
+              <w:t>14</w:t>
+            </w:r>
+            <w:r>
+              <w:rPr>
+                <w:rFonts w:cs="Times New Roman"/>
                 <w:noProof/>
                 <w:webHidden/>
               </w:rPr>
@@ -2501,7 +2631,7 @@
               <w:tab w:val="right" w:leader="dot" w:pos="8261"/>
             </w:tabs>
             <w:rPr>
-              <w:rFonts w:asciiTheme="minorHAnsi" w:eastAsiaTheme="minorEastAsia" w:hAnsiTheme="minorHAnsi"/>
+              <w:rFonts w:eastAsiaTheme="minorEastAsia" w:cs="Times New Roman"/>
               <w:noProof/>
               <w:kern w:val="2"/>
               <w:szCs w:val="24"/>
@@ -2513,13 +2643,14 @@
             <w:r>
               <w:rPr>
                 <w:rStyle w:val="Hyperlink"/>
+                <w:rFonts w:cs="Times New Roman"/>
                 <w:noProof/>
               </w:rPr>
               <w:t>4.</w:t>
             </w:r>
             <w:r>
               <w:rPr>
-                <w:rFonts w:asciiTheme="minorHAnsi" w:eastAsiaTheme="minorEastAsia" w:hAnsiTheme="minorHAnsi"/>
+                <w:rFonts w:eastAsiaTheme="minorEastAsia" w:cs="Times New Roman"/>
                 <w:noProof/>
                 <w:kern w:val="2"/>
                 <w:szCs w:val="24"/>
@@ -2531,12 +2662,14 @@
             <w:r>
               <w:rPr>
                 <w:rStyle w:val="Hyperlink"/>
+                <w:rFonts w:cs="Times New Roman"/>
                 <w:noProof/>
               </w:rPr>
               <w:t>Pemformatan teks</w:t>
             </w:r>
             <w:r>
               <w:rPr>
+                <w:rFonts w:cs="Times New Roman"/>
                 <w:noProof/>
                 <w:webHidden/>
               </w:rPr>
@@ -2544,6 +2677,7 @@
             </w:r>
             <w:r>
               <w:rPr>
+                <w:rFonts w:cs="Times New Roman"/>
                 <w:noProof/>
                 <w:webHidden/>
               </w:rPr>
@@ -2551,6 +2685,7 @@
             </w:r>
             <w:r>
               <w:rPr>
+                <w:rFonts w:cs="Times New Roman"/>
                 <w:noProof/>
                 <w:webHidden/>
               </w:rPr>
@@ -2558,12 +2693,14 @@
             </w:r>
             <w:r>
               <w:rPr>
-                <w:noProof/>
-                <w:webHidden/>
-              </w:rPr>
-            </w:r>
-            <w:r>
-              <w:rPr>
+                <w:rFonts w:cs="Times New Roman"/>
+                <w:noProof/>
+                <w:webHidden/>
+              </w:rPr>
+            </w:r>
+            <w:r>
+              <w:rPr>
+                <w:rFonts w:cs="Times New Roman"/>
                 <w:noProof/>
                 <w:webHidden/>
               </w:rPr>
@@ -2571,13 +2708,15 @@
             </w:r>
             <w:r>
               <w:rPr>
-                <w:noProof/>
-                <w:webHidden/>
-              </w:rPr>
-              <w:t>19</w:t>
-            </w:r>
-            <w:r>
-              <w:rPr>
+                <w:rFonts w:cs="Times New Roman"/>
+                <w:noProof/>
+                <w:webHidden/>
+              </w:rPr>
+              <w:t>16</w:t>
+            </w:r>
+            <w:r>
+              <w:rPr>
+                <w:rFonts w:cs="Times New Roman"/>
                 <w:noProof/>
                 <w:webHidden/>
               </w:rPr>
@@ -2594,7 +2733,7 @@
             </w:tabs>
             <w:ind w:left="680"/>
             <w:rPr>
-              <w:rFonts w:asciiTheme="minorHAnsi" w:eastAsiaTheme="minorEastAsia" w:hAnsiTheme="minorHAnsi"/>
+              <w:rFonts w:eastAsiaTheme="minorEastAsia" w:cs="Times New Roman"/>
               <w:noProof/>
               <w:kern w:val="2"/>
               <w:szCs w:val="24"/>
@@ -2606,13 +2745,14 @@
             <w:r>
               <w:rPr>
                 <w:rStyle w:val="Hyperlink"/>
+                <w:rFonts w:cs="Times New Roman"/>
                 <w:noProof/>
               </w:rPr>
               <w:t>A.</w:t>
             </w:r>
             <w:r>
               <w:rPr>
-                <w:rFonts w:asciiTheme="minorHAnsi" w:eastAsiaTheme="minorEastAsia" w:hAnsiTheme="minorHAnsi"/>
+                <w:rFonts w:eastAsiaTheme="minorEastAsia" w:cs="Times New Roman"/>
                 <w:noProof/>
                 <w:kern w:val="2"/>
                 <w:szCs w:val="24"/>
@@ -2624,12 +2764,14 @@
             <w:r>
               <w:rPr>
                 <w:rStyle w:val="Hyperlink"/>
+                <w:rFonts w:cs="Times New Roman"/>
                 <w:noProof/>
               </w:rPr>
               <w:t>Source code</w:t>
             </w:r>
             <w:r>
               <w:rPr>
+                <w:rFonts w:cs="Times New Roman"/>
                 <w:noProof/>
                 <w:webHidden/>
               </w:rPr>
@@ -2637,6 +2779,7 @@
             </w:r>
             <w:r>
               <w:rPr>
+                <w:rFonts w:cs="Times New Roman"/>
                 <w:noProof/>
                 <w:webHidden/>
               </w:rPr>
@@ -2644,6 +2787,7 @@
             </w:r>
             <w:r>
               <w:rPr>
+                <w:rFonts w:cs="Times New Roman"/>
                 <w:noProof/>
                 <w:webHidden/>
               </w:rPr>
@@ -2651,12 +2795,14 @@
             </w:r>
             <w:r>
               <w:rPr>
-                <w:noProof/>
-                <w:webHidden/>
-              </w:rPr>
-            </w:r>
-            <w:r>
-              <w:rPr>
+                <w:rFonts w:cs="Times New Roman"/>
+                <w:noProof/>
+                <w:webHidden/>
+              </w:rPr>
+            </w:r>
+            <w:r>
+              <w:rPr>
+                <w:rFonts w:cs="Times New Roman"/>
                 <w:noProof/>
                 <w:webHidden/>
               </w:rPr>
@@ -2664,13 +2810,15 @@
             </w:r>
             <w:r>
               <w:rPr>
-                <w:noProof/>
-                <w:webHidden/>
-              </w:rPr>
-              <w:t>19</w:t>
-            </w:r>
-            <w:r>
-              <w:rPr>
+                <w:rFonts w:cs="Times New Roman"/>
+                <w:noProof/>
+                <w:webHidden/>
+              </w:rPr>
+              <w:t>16</w:t>
+            </w:r>
+            <w:r>
+              <w:rPr>
+                <w:rFonts w:cs="Times New Roman"/>
                 <w:noProof/>
                 <w:webHidden/>
               </w:rPr>
@@ -2687,7 +2835,7 @@
             </w:tabs>
             <w:ind w:left="680"/>
             <w:rPr>
-              <w:rFonts w:asciiTheme="minorHAnsi" w:eastAsiaTheme="minorEastAsia" w:hAnsiTheme="minorHAnsi"/>
+              <w:rFonts w:eastAsiaTheme="minorEastAsia" w:cs="Times New Roman"/>
               <w:noProof/>
               <w:kern w:val="2"/>
               <w:szCs w:val="24"/>
@@ -2699,13 +2847,14 @@
             <w:r>
               <w:rPr>
                 <w:rStyle w:val="Hyperlink"/>
+                <w:rFonts w:cs="Times New Roman"/>
                 <w:noProof/>
               </w:rPr>
               <w:t>B.</w:t>
             </w:r>
             <w:r>
               <w:rPr>
-                <w:rFonts w:asciiTheme="minorHAnsi" w:eastAsiaTheme="minorEastAsia" w:hAnsiTheme="minorHAnsi"/>
+                <w:rFonts w:eastAsiaTheme="minorEastAsia" w:cs="Times New Roman"/>
                 <w:noProof/>
                 <w:kern w:val="2"/>
                 <w:szCs w:val="24"/>
@@ -2717,12 +2866,14 @@
             <w:r>
               <w:rPr>
                 <w:rStyle w:val="Hyperlink"/>
+                <w:rFonts w:cs="Times New Roman"/>
                 <w:noProof/>
               </w:rPr>
               <w:t>Output program</w:t>
             </w:r>
             <w:r>
               <w:rPr>
+                <w:rFonts w:cs="Times New Roman"/>
                 <w:noProof/>
                 <w:webHidden/>
               </w:rPr>
@@ -2730,6 +2881,7 @@
             </w:r>
             <w:r>
               <w:rPr>
+                <w:rFonts w:cs="Times New Roman"/>
                 <w:noProof/>
                 <w:webHidden/>
               </w:rPr>
@@ -2737,6 +2889,7 @@
             </w:r>
             <w:r>
               <w:rPr>
+                <w:rFonts w:cs="Times New Roman"/>
                 <w:noProof/>
                 <w:webHidden/>
               </w:rPr>
@@ -2744,12 +2897,14 @@
             </w:r>
             <w:r>
               <w:rPr>
-                <w:noProof/>
-                <w:webHidden/>
-              </w:rPr>
-            </w:r>
-            <w:r>
-              <w:rPr>
+                <w:rFonts w:cs="Times New Roman"/>
+                <w:noProof/>
+                <w:webHidden/>
+              </w:rPr>
+            </w:r>
+            <w:r>
+              <w:rPr>
+                <w:rFonts w:cs="Times New Roman"/>
                 <w:noProof/>
                 <w:webHidden/>
               </w:rPr>
@@ -2757,13 +2912,15 @@
             </w:r>
             <w:r>
               <w:rPr>
-                <w:noProof/>
-                <w:webHidden/>
-              </w:rPr>
-              <w:t>20</w:t>
-            </w:r>
-            <w:r>
-              <w:rPr>
+                <w:rFonts w:cs="Times New Roman"/>
+                <w:noProof/>
+                <w:webHidden/>
+              </w:rPr>
+              <w:t>17</w:t>
+            </w:r>
+            <w:r>
+              <w:rPr>
+                <w:rFonts w:cs="Times New Roman"/>
                 <w:noProof/>
                 <w:webHidden/>
               </w:rPr>
@@ -2780,7 +2937,7 @@
             </w:tabs>
             <w:ind w:left="680"/>
             <w:rPr>
-              <w:rFonts w:asciiTheme="minorHAnsi" w:eastAsiaTheme="minorEastAsia" w:hAnsiTheme="minorHAnsi"/>
+              <w:rFonts w:eastAsiaTheme="minorEastAsia" w:cs="Times New Roman"/>
               <w:noProof/>
               <w:kern w:val="2"/>
               <w:szCs w:val="24"/>
@@ -2792,13 +2949,14 @@
             <w:r>
               <w:rPr>
                 <w:rStyle w:val="Hyperlink"/>
+                <w:rFonts w:cs="Times New Roman"/>
                 <w:noProof/>
               </w:rPr>
               <w:t>C.</w:t>
             </w:r>
             <w:r>
               <w:rPr>
-                <w:rFonts w:asciiTheme="minorHAnsi" w:eastAsiaTheme="minorEastAsia" w:hAnsiTheme="minorHAnsi"/>
+                <w:rFonts w:eastAsiaTheme="minorEastAsia" w:cs="Times New Roman"/>
                 <w:noProof/>
                 <w:kern w:val="2"/>
                 <w:szCs w:val="24"/>
@@ -2810,12 +2968,14 @@
             <w:r>
               <w:rPr>
                 <w:rStyle w:val="Hyperlink"/>
+                <w:rFonts w:cs="Times New Roman"/>
                 <w:noProof/>
               </w:rPr>
               <w:t>Pembahasan</w:t>
             </w:r>
             <w:r>
               <w:rPr>
+                <w:rFonts w:cs="Times New Roman"/>
                 <w:noProof/>
                 <w:webHidden/>
               </w:rPr>
@@ -2823,6 +2983,7 @@
             </w:r>
             <w:r>
               <w:rPr>
+                <w:rFonts w:cs="Times New Roman"/>
                 <w:noProof/>
                 <w:webHidden/>
               </w:rPr>
@@ -2830,6 +2991,7 @@
             </w:r>
             <w:r>
               <w:rPr>
+                <w:rFonts w:cs="Times New Roman"/>
                 <w:noProof/>
                 <w:webHidden/>
               </w:rPr>
@@ -2837,12 +2999,14 @@
             </w:r>
             <w:r>
               <w:rPr>
-                <w:noProof/>
-                <w:webHidden/>
-              </w:rPr>
-            </w:r>
-            <w:r>
-              <w:rPr>
+                <w:rFonts w:cs="Times New Roman"/>
+                <w:noProof/>
+                <w:webHidden/>
+              </w:rPr>
+            </w:r>
+            <w:r>
+              <w:rPr>
+                <w:rFonts w:cs="Times New Roman"/>
                 <w:noProof/>
                 <w:webHidden/>
               </w:rPr>
@@ -2850,13 +3014,15 @@
             </w:r>
             <w:r>
               <w:rPr>
-                <w:noProof/>
-                <w:webHidden/>
-              </w:rPr>
-              <w:t>20</w:t>
-            </w:r>
-            <w:r>
-              <w:rPr>
+                <w:rFonts w:cs="Times New Roman"/>
+                <w:noProof/>
+                <w:webHidden/>
+              </w:rPr>
+              <w:t>17</w:t>
+            </w:r>
+            <w:r>
+              <w:rPr>
+                <w:rFonts w:cs="Times New Roman"/>
                 <w:noProof/>
                 <w:webHidden/>
               </w:rPr>
@@ -2872,7 +3038,7 @@
               <w:tab w:val="right" w:leader="dot" w:pos="8261"/>
             </w:tabs>
             <w:rPr>
-              <w:rFonts w:asciiTheme="minorHAnsi" w:eastAsiaTheme="minorEastAsia" w:hAnsiTheme="minorHAnsi"/>
+              <w:rFonts w:eastAsiaTheme="minorEastAsia" w:cs="Times New Roman"/>
               <w:noProof/>
               <w:kern w:val="2"/>
               <w:szCs w:val="24"/>
@@ -2884,13 +3050,14 @@
             <w:r>
               <w:rPr>
                 <w:rStyle w:val="Hyperlink"/>
+                <w:rFonts w:cs="Times New Roman"/>
                 <w:noProof/>
               </w:rPr>
               <w:t>5.</w:t>
             </w:r>
             <w:r>
               <w:rPr>
-                <w:rFonts w:asciiTheme="minorHAnsi" w:eastAsiaTheme="minorEastAsia" w:hAnsiTheme="minorHAnsi"/>
+                <w:rFonts w:eastAsiaTheme="minorEastAsia" w:cs="Times New Roman"/>
                 <w:noProof/>
                 <w:kern w:val="2"/>
                 <w:szCs w:val="24"/>
@@ -2902,12 +3069,14 @@
             <w:r>
               <w:rPr>
                 <w:rStyle w:val="Hyperlink"/>
+                <w:rFonts w:cs="Times New Roman"/>
                 <w:noProof/>
               </w:rPr>
               <w:t>Teks yang di-preformat</w:t>
             </w:r>
             <w:r>
               <w:rPr>
+                <w:rFonts w:cs="Times New Roman"/>
                 <w:noProof/>
                 <w:webHidden/>
               </w:rPr>
@@ -2915,6 +3084,7 @@
             </w:r>
             <w:r>
               <w:rPr>
+                <w:rFonts w:cs="Times New Roman"/>
                 <w:noProof/>
                 <w:webHidden/>
               </w:rPr>
@@ -2922,6 +3092,7 @@
             </w:r>
             <w:r>
               <w:rPr>
+                <w:rFonts w:cs="Times New Roman"/>
                 <w:noProof/>
                 <w:webHidden/>
               </w:rPr>
@@ -2929,12 +3100,14 @@
             </w:r>
             <w:r>
               <w:rPr>
-                <w:noProof/>
-                <w:webHidden/>
-              </w:rPr>
-            </w:r>
-            <w:r>
-              <w:rPr>
+                <w:rFonts w:cs="Times New Roman"/>
+                <w:noProof/>
+                <w:webHidden/>
+              </w:rPr>
+            </w:r>
+            <w:r>
+              <w:rPr>
+                <w:rFonts w:cs="Times New Roman"/>
                 <w:noProof/>
                 <w:webHidden/>
               </w:rPr>
@@ -2942,13 +3115,15 @@
             </w:r>
             <w:r>
               <w:rPr>
-                <w:noProof/>
-                <w:webHidden/>
-              </w:rPr>
-              <w:t>22</w:t>
-            </w:r>
-            <w:r>
-              <w:rPr>
+                <w:rFonts w:cs="Times New Roman"/>
+                <w:noProof/>
+                <w:webHidden/>
+              </w:rPr>
+              <w:t>17</w:t>
+            </w:r>
+            <w:r>
+              <w:rPr>
+                <w:rFonts w:cs="Times New Roman"/>
                 <w:noProof/>
                 <w:webHidden/>
               </w:rPr>
@@ -2965,7 +3140,7 @@
             </w:tabs>
             <w:ind w:left="680"/>
             <w:rPr>
-              <w:rFonts w:asciiTheme="minorHAnsi" w:eastAsiaTheme="minorEastAsia" w:hAnsiTheme="minorHAnsi"/>
+              <w:rFonts w:eastAsiaTheme="minorEastAsia" w:cs="Times New Roman"/>
               <w:noProof/>
               <w:kern w:val="2"/>
               <w:szCs w:val="24"/>
@@ -2977,13 +3152,14 @@
             <w:r>
               <w:rPr>
                 <w:rStyle w:val="Hyperlink"/>
+                <w:rFonts w:cs="Times New Roman"/>
                 <w:noProof/>
               </w:rPr>
               <w:t>A.</w:t>
             </w:r>
             <w:r>
               <w:rPr>
-                <w:rFonts w:asciiTheme="minorHAnsi" w:eastAsiaTheme="minorEastAsia" w:hAnsiTheme="minorHAnsi"/>
+                <w:rFonts w:eastAsiaTheme="minorEastAsia" w:cs="Times New Roman"/>
                 <w:noProof/>
                 <w:kern w:val="2"/>
                 <w:szCs w:val="24"/>
@@ -2995,12 +3171,14 @@
             <w:r>
               <w:rPr>
                 <w:rStyle w:val="Hyperlink"/>
+                <w:rFonts w:cs="Times New Roman"/>
                 <w:noProof/>
               </w:rPr>
               <w:t>Source code</w:t>
             </w:r>
             <w:r>
               <w:rPr>
+                <w:rFonts w:cs="Times New Roman"/>
                 <w:noProof/>
                 <w:webHidden/>
               </w:rPr>
@@ -3008,6 +3186,7 @@
             </w:r>
             <w:r>
               <w:rPr>
+                <w:rFonts w:cs="Times New Roman"/>
                 <w:noProof/>
                 <w:webHidden/>
               </w:rPr>
@@ -3015,6 +3194,7 @@
             </w:r>
             <w:r>
               <w:rPr>
+                <w:rFonts w:cs="Times New Roman"/>
                 <w:noProof/>
                 <w:webHidden/>
               </w:rPr>
@@ -3022,12 +3202,14 @@
             </w:r>
             <w:r>
               <w:rPr>
-                <w:noProof/>
-                <w:webHidden/>
-              </w:rPr>
-            </w:r>
-            <w:r>
-              <w:rPr>
+                <w:rFonts w:cs="Times New Roman"/>
+                <w:noProof/>
+                <w:webHidden/>
+              </w:rPr>
+            </w:r>
+            <w:r>
+              <w:rPr>
+                <w:rFonts w:cs="Times New Roman"/>
                 <w:noProof/>
                 <w:webHidden/>
               </w:rPr>
@@ -3035,13 +3217,15 @@
             </w:r>
             <w:r>
               <w:rPr>
-                <w:noProof/>
-                <w:webHidden/>
-              </w:rPr>
-              <w:t>22</w:t>
-            </w:r>
-            <w:r>
-              <w:rPr>
+                <w:rFonts w:cs="Times New Roman"/>
+                <w:noProof/>
+                <w:webHidden/>
+              </w:rPr>
+              <w:t>19</w:t>
+            </w:r>
+            <w:r>
+              <w:rPr>
+                <w:rFonts w:cs="Times New Roman"/>
                 <w:noProof/>
                 <w:webHidden/>
               </w:rPr>
@@ -3058,7 +3242,7 @@
             </w:tabs>
             <w:ind w:left="680"/>
             <w:rPr>
-              <w:rFonts w:asciiTheme="minorHAnsi" w:eastAsiaTheme="minorEastAsia" w:hAnsiTheme="minorHAnsi"/>
+              <w:rFonts w:eastAsiaTheme="minorEastAsia" w:cs="Times New Roman"/>
               <w:noProof/>
               <w:kern w:val="2"/>
               <w:szCs w:val="24"/>
@@ -3070,13 +3254,14 @@
             <w:r>
               <w:rPr>
                 <w:rStyle w:val="Hyperlink"/>
+                <w:rFonts w:cs="Times New Roman"/>
                 <w:noProof/>
               </w:rPr>
               <w:t>B.</w:t>
             </w:r>
             <w:r>
               <w:rPr>
-                <w:rFonts w:asciiTheme="minorHAnsi" w:eastAsiaTheme="minorEastAsia" w:hAnsiTheme="minorHAnsi"/>
+                <w:rFonts w:eastAsiaTheme="minorEastAsia" w:cs="Times New Roman"/>
                 <w:noProof/>
                 <w:kern w:val="2"/>
                 <w:szCs w:val="24"/>
@@ -3088,12 +3273,14 @@
             <w:r>
               <w:rPr>
                 <w:rStyle w:val="Hyperlink"/>
+                <w:rFonts w:cs="Times New Roman"/>
                 <w:noProof/>
               </w:rPr>
               <w:t>Output program</w:t>
             </w:r>
             <w:r>
               <w:rPr>
+                <w:rFonts w:cs="Times New Roman"/>
                 <w:noProof/>
                 <w:webHidden/>
               </w:rPr>
@@ -3101,6 +3288,7 @@
             </w:r>
             <w:r>
               <w:rPr>
+                <w:rFonts w:cs="Times New Roman"/>
                 <w:noProof/>
                 <w:webHidden/>
               </w:rPr>
@@ -3108,6 +3296,7 @@
             </w:r>
             <w:r>
               <w:rPr>
+                <w:rFonts w:cs="Times New Roman"/>
                 <w:noProof/>
                 <w:webHidden/>
               </w:rPr>
@@ -3115,12 +3304,14 @@
             </w:r>
             <w:r>
               <w:rPr>
-                <w:noProof/>
-                <w:webHidden/>
-              </w:rPr>
-            </w:r>
-            <w:r>
-              <w:rPr>
+                <w:rFonts w:cs="Times New Roman"/>
+                <w:noProof/>
+                <w:webHidden/>
+              </w:rPr>
+            </w:r>
+            <w:r>
+              <w:rPr>
+                <w:rFonts w:cs="Times New Roman"/>
                 <w:noProof/>
                 <w:webHidden/>
               </w:rPr>
@@ -3128,13 +3319,15 @@
             </w:r>
             <w:r>
               <w:rPr>
-                <w:noProof/>
-                <w:webHidden/>
-              </w:rPr>
-              <w:t>23</w:t>
-            </w:r>
-            <w:r>
-              <w:rPr>
+                <w:rFonts w:cs="Times New Roman"/>
+                <w:noProof/>
+                <w:webHidden/>
+              </w:rPr>
+              <w:t>20</w:t>
+            </w:r>
+            <w:r>
+              <w:rPr>
+                <w:rFonts w:cs="Times New Roman"/>
                 <w:noProof/>
                 <w:webHidden/>
               </w:rPr>
@@ -3151,7 +3344,7 @@
             </w:tabs>
             <w:ind w:left="680"/>
             <w:rPr>
-              <w:rFonts w:asciiTheme="minorHAnsi" w:eastAsiaTheme="minorEastAsia" w:hAnsiTheme="minorHAnsi"/>
+              <w:rFonts w:eastAsiaTheme="minorEastAsia" w:cs="Times New Roman"/>
               <w:noProof/>
               <w:kern w:val="2"/>
               <w:szCs w:val="24"/>
@@ -3163,13 +3356,14 @@
             <w:r>
               <w:rPr>
                 <w:rStyle w:val="Hyperlink"/>
+                <w:rFonts w:cs="Times New Roman"/>
                 <w:noProof/>
               </w:rPr>
               <w:t>C.</w:t>
             </w:r>
             <w:r>
               <w:rPr>
-                <w:rFonts w:asciiTheme="minorHAnsi" w:eastAsiaTheme="minorEastAsia" w:hAnsiTheme="minorHAnsi"/>
+                <w:rFonts w:eastAsiaTheme="minorEastAsia" w:cs="Times New Roman"/>
                 <w:noProof/>
                 <w:kern w:val="2"/>
                 <w:szCs w:val="24"/>
@@ -3181,12 +3375,14 @@
             <w:r>
               <w:rPr>
                 <w:rStyle w:val="Hyperlink"/>
+                <w:rFonts w:cs="Times New Roman"/>
                 <w:noProof/>
               </w:rPr>
               <w:t>Pembahasan</w:t>
             </w:r>
             <w:r>
               <w:rPr>
+                <w:rFonts w:cs="Times New Roman"/>
                 <w:noProof/>
                 <w:webHidden/>
               </w:rPr>
@@ -3194,6 +3390,7 @@
             </w:r>
             <w:r>
               <w:rPr>
+                <w:rFonts w:cs="Times New Roman"/>
                 <w:noProof/>
                 <w:webHidden/>
               </w:rPr>
@@ -3201,6 +3398,7 @@
             </w:r>
             <w:r>
               <w:rPr>
+                <w:rFonts w:cs="Times New Roman"/>
                 <w:noProof/>
                 <w:webHidden/>
               </w:rPr>
@@ -3208,12 +3406,14 @@
             </w:r>
             <w:r>
               <w:rPr>
-                <w:noProof/>
-                <w:webHidden/>
-              </w:rPr>
-            </w:r>
-            <w:r>
-              <w:rPr>
+                <w:rFonts w:cs="Times New Roman"/>
+                <w:noProof/>
+                <w:webHidden/>
+              </w:rPr>
+            </w:r>
+            <w:r>
+              <w:rPr>
+                <w:rFonts w:cs="Times New Roman"/>
                 <w:noProof/>
                 <w:webHidden/>
               </w:rPr>
@@ -3221,13 +3421,15 @@
             </w:r>
             <w:r>
               <w:rPr>
-                <w:noProof/>
-                <w:webHidden/>
-              </w:rPr>
-              <w:t>23</w:t>
-            </w:r>
-            <w:r>
-              <w:rPr>
+                <w:rFonts w:cs="Times New Roman"/>
+                <w:noProof/>
+                <w:webHidden/>
+              </w:rPr>
+              <w:t>20</w:t>
+            </w:r>
+            <w:r>
+              <w:rPr>
+                <w:rFonts w:cs="Times New Roman"/>
                 <w:noProof/>
                 <w:webHidden/>
               </w:rPr>
@@ -3243,7 +3445,7 @@
               <w:tab w:val="right" w:leader="dot" w:pos="8261"/>
             </w:tabs>
             <w:rPr>
-              <w:rFonts w:asciiTheme="minorHAnsi" w:eastAsiaTheme="minorEastAsia" w:hAnsiTheme="minorHAnsi"/>
+              <w:rFonts w:eastAsiaTheme="minorEastAsia" w:cs="Times New Roman"/>
               <w:noProof/>
               <w:kern w:val="2"/>
               <w:szCs w:val="24"/>
@@ -3255,13 +3457,14 @@
             <w:r>
               <w:rPr>
                 <w:rStyle w:val="Hyperlink"/>
+                <w:rFonts w:cs="Times New Roman"/>
                 <w:noProof/>
               </w:rPr>
               <w:t>6.</w:t>
             </w:r>
             <w:r>
               <w:rPr>
-                <w:rFonts w:asciiTheme="minorHAnsi" w:eastAsiaTheme="minorEastAsia" w:hAnsiTheme="minorHAnsi"/>
+                <w:rFonts w:eastAsiaTheme="minorEastAsia" w:cs="Times New Roman"/>
                 <w:noProof/>
                 <w:kern w:val="2"/>
                 <w:szCs w:val="24"/>
@@ -3273,12 +3476,14 @@
             <w:r>
               <w:rPr>
                 <w:rStyle w:val="Hyperlink"/>
+                <w:rFonts w:cs="Times New Roman"/>
                 <w:noProof/>
               </w:rPr>
               <w:t>Arah teks dan quotation</w:t>
             </w:r>
             <w:r>
               <w:rPr>
+                <w:rFonts w:cs="Times New Roman"/>
                 <w:noProof/>
                 <w:webHidden/>
               </w:rPr>
@@ -3286,6 +3491,7 @@
             </w:r>
             <w:r>
               <w:rPr>
+                <w:rFonts w:cs="Times New Roman"/>
                 <w:noProof/>
                 <w:webHidden/>
               </w:rPr>
@@ -3293,6 +3499,7 @@
             </w:r>
             <w:r>
               <w:rPr>
+                <w:rFonts w:cs="Times New Roman"/>
                 <w:noProof/>
                 <w:webHidden/>
               </w:rPr>
@@ -3300,12 +3507,14 @@
             </w:r>
             <w:r>
               <w:rPr>
-                <w:noProof/>
-                <w:webHidden/>
-              </w:rPr>
-            </w:r>
-            <w:r>
-              <w:rPr>
+                <w:rFonts w:cs="Times New Roman"/>
+                <w:noProof/>
+                <w:webHidden/>
+              </w:rPr>
+            </w:r>
+            <w:r>
+              <w:rPr>
+                <w:rFonts w:cs="Times New Roman"/>
                 <w:noProof/>
                 <w:webHidden/>
               </w:rPr>
@@ -3313,13 +3522,15 @@
             </w:r>
             <w:r>
               <w:rPr>
-                <w:noProof/>
-                <w:webHidden/>
-              </w:rPr>
-              <w:t>25</w:t>
-            </w:r>
-            <w:r>
-              <w:rPr>
+                <w:rFonts w:cs="Times New Roman"/>
+                <w:noProof/>
+                <w:webHidden/>
+              </w:rPr>
+              <w:t>22</w:t>
+            </w:r>
+            <w:r>
+              <w:rPr>
+                <w:rFonts w:cs="Times New Roman"/>
                 <w:noProof/>
                 <w:webHidden/>
               </w:rPr>
@@ -3336,7 +3547,7 @@
             </w:tabs>
             <w:ind w:left="680"/>
             <w:rPr>
-              <w:rFonts w:asciiTheme="minorHAnsi" w:eastAsiaTheme="minorEastAsia" w:hAnsiTheme="minorHAnsi"/>
+              <w:rFonts w:eastAsiaTheme="minorEastAsia" w:cs="Times New Roman"/>
               <w:noProof/>
               <w:kern w:val="2"/>
               <w:szCs w:val="24"/>
@@ -3348,13 +3559,14 @@
             <w:r>
               <w:rPr>
                 <w:rStyle w:val="Hyperlink"/>
+                <w:rFonts w:cs="Times New Roman"/>
                 <w:noProof/>
               </w:rPr>
               <w:t>A.</w:t>
             </w:r>
             <w:r>
               <w:rPr>
-                <w:rFonts w:asciiTheme="minorHAnsi" w:eastAsiaTheme="minorEastAsia" w:hAnsiTheme="minorHAnsi"/>
+                <w:rFonts w:eastAsiaTheme="minorEastAsia" w:cs="Times New Roman"/>
                 <w:noProof/>
                 <w:kern w:val="2"/>
                 <w:szCs w:val="24"/>
@@ -3366,12 +3578,14 @@
             <w:r>
               <w:rPr>
                 <w:rStyle w:val="Hyperlink"/>
+                <w:rFonts w:cs="Times New Roman"/>
                 <w:noProof/>
               </w:rPr>
               <w:t>Source code</w:t>
             </w:r>
             <w:r>
               <w:rPr>
+                <w:rFonts w:cs="Times New Roman"/>
                 <w:noProof/>
                 <w:webHidden/>
               </w:rPr>
@@ -3379,6 +3593,7 @@
             </w:r>
             <w:r>
               <w:rPr>
+                <w:rFonts w:cs="Times New Roman"/>
                 <w:noProof/>
                 <w:webHidden/>
               </w:rPr>
@@ -3386,6 +3601,7 @@
             </w:r>
             <w:r>
               <w:rPr>
+                <w:rFonts w:cs="Times New Roman"/>
                 <w:noProof/>
                 <w:webHidden/>
               </w:rPr>
@@ -3393,12 +3609,14 @@
             </w:r>
             <w:r>
               <w:rPr>
-                <w:noProof/>
-                <w:webHidden/>
-              </w:rPr>
-            </w:r>
-            <w:r>
-              <w:rPr>
+                <w:rFonts w:cs="Times New Roman"/>
+                <w:noProof/>
+                <w:webHidden/>
+              </w:rPr>
+            </w:r>
+            <w:r>
+              <w:rPr>
+                <w:rFonts w:cs="Times New Roman"/>
                 <w:noProof/>
                 <w:webHidden/>
               </w:rPr>
@@ -3406,13 +3624,15 @@
             </w:r>
             <w:r>
               <w:rPr>
-                <w:noProof/>
-                <w:webHidden/>
-              </w:rPr>
-              <w:t>25</w:t>
-            </w:r>
-            <w:r>
-              <w:rPr>
+                <w:rFonts w:cs="Times New Roman"/>
+                <w:noProof/>
+                <w:webHidden/>
+              </w:rPr>
+              <w:t>22</w:t>
+            </w:r>
+            <w:r>
+              <w:rPr>
+                <w:rFonts w:cs="Times New Roman"/>
                 <w:noProof/>
                 <w:webHidden/>
               </w:rPr>
@@ -3429,7 +3649,7 @@
             </w:tabs>
             <w:ind w:left="680"/>
             <w:rPr>
-              <w:rFonts w:asciiTheme="minorHAnsi" w:eastAsiaTheme="minorEastAsia" w:hAnsiTheme="minorHAnsi"/>
+              <w:rFonts w:eastAsiaTheme="minorEastAsia" w:cs="Times New Roman"/>
               <w:noProof/>
               <w:kern w:val="2"/>
               <w:szCs w:val="24"/>
@@ -3441,13 +3661,14 @@
             <w:r>
               <w:rPr>
                 <w:rStyle w:val="Hyperlink"/>
+                <w:rFonts w:cs="Times New Roman"/>
                 <w:noProof/>
               </w:rPr>
               <w:t>B.</w:t>
             </w:r>
             <w:r>
               <w:rPr>
-                <w:rFonts w:asciiTheme="minorHAnsi" w:eastAsiaTheme="minorEastAsia" w:hAnsiTheme="minorHAnsi"/>
+                <w:rFonts w:eastAsiaTheme="minorEastAsia" w:cs="Times New Roman"/>
                 <w:noProof/>
                 <w:kern w:val="2"/>
                 <w:szCs w:val="24"/>
@@ -3459,12 +3680,14 @@
             <w:r>
               <w:rPr>
                 <w:rStyle w:val="Hyperlink"/>
+                <w:rFonts w:cs="Times New Roman"/>
                 <w:noProof/>
               </w:rPr>
               <w:t>Output program</w:t>
             </w:r>
             <w:r>
               <w:rPr>
+                <w:rFonts w:cs="Times New Roman"/>
                 <w:noProof/>
                 <w:webHidden/>
               </w:rPr>
@@ -3472,6 +3695,7 @@
             </w:r>
             <w:r>
               <w:rPr>
+                <w:rFonts w:cs="Times New Roman"/>
                 <w:noProof/>
                 <w:webHidden/>
               </w:rPr>
@@ -3479,6 +3703,7 @@
             </w:r>
             <w:r>
               <w:rPr>
+                <w:rFonts w:cs="Times New Roman"/>
                 <w:noProof/>
                 <w:webHidden/>
               </w:rPr>
@@ -3486,12 +3711,14 @@
             </w:r>
             <w:r>
               <w:rPr>
-                <w:noProof/>
-                <w:webHidden/>
-              </w:rPr>
-            </w:r>
-            <w:r>
-              <w:rPr>
+                <w:rFonts w:cs="Times New Roman"/>
+                <w:noProof/>
+                <w:webHidden/>
+              </w:rPr>
+            </w:r>
+            <w:r>
+              <w:rPr>
+                <w:rFonts w:cs="Times New Roman"/>
                 <w:noProof/>
                 <w:webHidden/>
               </w:rPr>
@@ -3499,13 +3726,15 @@
             </w:r>
             <w:r>
               <w:rPr>
-                <w:noProof/>
-                <w:webHidden/>
-              </w:rPr>
-              <w:t>26</w:t>
-            </w:r>
-            <w:r>
-              <w:rPr>
+                <w:rFonts w:cs="Times New Roman"/>
+                <w:noProof/>
+                <w:webHidden/>
+              </w:rPr>
+              <w:t>23</w:t>
+            </w:r>
+            <w:r>
+              <w:rPr>
+                <w:rFonts w:cs="Times New Roman"/>
                 <w:noProof/>
                 <w:webHidden/>
               </w:rPr>
@@ -3522,7 +3751,7 @@
             </w:tabs>
             <w:ind w:left="680"/>
             <w:rPr>
-              <w:rFonts w:asciiTheme="minorHAnsi" w:eastAsiaTheme="minorEastAsia" w:hAnsiTheme="minorHAnsi"/>
+              <w:rFonts w:eastAsiaTheme="minorEastAsia" w:cs="Times New Roman"/>
               <w:noProof/>
               <w:kern w:val="2"/>
               <w:szCs w:val="24"/>
@@ -3534,13 +3763,14 @@
             <w:r>
               <w:rPr>
                 <w:rStyle w:val="Hyperlink"/>
+                <w:rFonts w:cs="Times New Roman"/>
                 <w:noProof/>
               </w:rPr>
               <w:t>C.</w:t>
             </w:r>
             <w:r>
               <w:rPr>
-                <w:rFonts w:asciiTheme="minorHAnsi" w:eastAsiaTheme="minorEastAsia" w:hAnsiTheme="minorHAnsi"/>
+                <w:rFonts w:eastAsiaTheme="minorEastAsia" w:cs="Times New Roman"/>
                 <w:noProof/>
                 <w:kern w:val="2"/>
                 <w:szCs w:val="24"/>
@@ -3552,12 +3782,14 @@
             <w:r>
               <w:rPr>
                 <w:rStyle w:val="Hyperlink"/>
+                <w:rFonts w:cs="Times New Roman"/>
                 <w:noProof/>
               </w:rPr>
               <w:t>Pembahasan</w:t>
             </w:r>
             <w:r>
               <w:rPr>
+                <w:rFonts w:cs="Times New Roman"/>
                 <w:noProof/>
                 <w:webHidden/>
               </w:rPr>
@@ -3565,6 +3797,7 @@
             </w:r>
             <w:r>
               <w:rPr>
+                <w:rFonts w:cs="Times New Roman"/>
                 <w:noProof/>
                 <w:webHidden/>
               </w:rPr>
@@ -3572,6 +3805,7 @@
             </w:r>
             <w:r>
               <w:rPr>
+                <w:rFonts w:cs="Times New Roman"/>
                 <w:noProof/>
                 <w:webHidden/>
               </w:rPr>
@@ -3579,12 +3813,14 @@
             </w:r>
             <w:r>
               <w:rPr>
-                <w:noProof/>
-                <w:webHidden/>
-              </w:rPr>
-            </w:r>
-            <w:r>
-              <w:rPr>
+                <w:rFonts w:cs="Times New Roman"/>
+                <w:noProof/>
+                <w:webHidden/>
+              </w:rPr>
+            </w:r>
+            <w:r>
+              <w:rPr>
+                <w:rFonts w:cs="Times New Roman"/>
                 <w:noProof/>
                 <w:webHidden/>
               </w:rPr>
@@ -3592,13 +3828,15 @@
             </w:r>
             <w:r>
               <w:rPr>
-                <w:noProof/>
-                <w:webHidden/>
-              </w:rPr>
-              <w:t>27</w:t>
-            </w:r>
-            <w:r>
-              <w:rPr>
+                <w:rFonts w:cs="Times New Roman"/>
+                <w:noProof/>
+                <w:webHidden/>
+              </w:rPr>
+              <w:t>24</w:t>
+            </w:r>
+            <w:r>
+              <w:rPr>
+                <w:rFonts w:cs="Times New Roman"/>
                 <w:noProof/>
                 <w:webHidden/>
               </w:rPr>
@@ -3614,7 +3852,7 @@
               <w:tab w:val="right" w:leader="dot" w:pos="8261"/>
             </w:tabs>
             <w:rPr>
-              <w:rFonts w:asciiTheme="minorHAnsi" w:eastAsiaTheme="minorEastAsia" w:hAnsiTheme="minorHAnsi"/>
+              <w:rFonts w:eastAsiaTheme="minorEastAsia" w:cs="Times New Roman"/>
               <w:noProof/>
               <w:kern w:val="2"/>
               <w:szCs w:val="24"/>
@@ -3626,13 +3864,14 @@
             <w:r>
               <w:rPr>
                 <w:rStyle w:val="Hyperlink"/>
+                <w:rFonts w:cs="Times New Roman"/>
                 <w:noProof/>
               </w:rPr>
               <w:t>7.</w:t>
             </w:r>
             <w:r>
               <w:rPr>
-                <w:rFonts w:asciiTheme="minorHAnsi" w:eastAsiaTheme="minorEastAsia" w:hAnsiTheme="minorHAnsi"/>
+                <w:rFonts w:eastAsiaTheme="minorEastAsia" w:cs="Times New Roman"/>
                 <w:noProof/>
                 <w:kern w:val="2"/>
                 <w:szCs w:val="24"/>
@@ -3644,12 +3883,14 @@
             <w:r>
               <w:rPr>
                 <w:rStyle w:val="Hyperlink"/>
+                <w:rFonts w:cs="Times New Roman"/>
                 <w:noProof/>
               </w:rPr>
               <w:t>List unordered dan ordered</w:t>
             </w:r>
             <w:r>
               <w:rPr>
+                <w:rFonts w:cs="Times New Roman"/>
                 <w:noProof/>
                 <w:webHidden/>
               </w:rPr>
@@ -3657,6 +3898,7 @@
             </w:r>
             <w:r>
               <w:rPr>
+                <w:rFonts w:cs="Times New Roman"/>
                 <w:noProof/>
                 <w:webHidden/>
               </w:rPr>
@@ -3664,6 +3906,7 @@
             </w:r>
             <w:r>
               <w:rPr>
+                <w:rFonts w:cs="Times New Roman"/>
                 <w:noProof/>
                 <w:webHidden/>
               </w:rPr>
@@ -3671,12 +3914,14 @@
             </w:r>
             <w:r>
               <w:rPr>
-                <w:noProof/>
-                <w:webHidden/>
-              </w:rPr>
-            </w:r>
-            <w:r>
-              <w:rPr>
+                <w:rFonts w:cs="Times New Roman"/>
+                <w:noProof/>
+                <w:webHidden/>
+              </w:rPr>
+            </w:r>
+            <w:r>
+              <w:rPr>
+                <w:rFonts w:cs="Times New Roman"/>
                 <w:noProof/>
                 <w:webHidden/>
               </w:rPr>
@@ -3684,13 +3929,15 @@
             </w:r>
             <w:r>
               <w:rPr>
-                <w:noProof/>
-                <w:webHidden/>
-              </w:rPr>
-              <w:t>29</w:t>
-            </w:r>
-            <w:r>
-              <w:rPr>
+                <w:rFonts w:cs="Times New Roman"/>
+                <w:noProof/>
+                <w:webHidden/>
+              </w:rPr>
+              <w:t>26</w:t>
+            </w:r>
+            <w:r>
+              <w:rPr>
+                <w:rFonts w:cs="Times New Roman"/>
                 <w:noProof/>
                 <w:webHidden/>
               </w:rPr>
@@ -3707,7 +3954,7 @@
             </w:tabs>
             <w:ind w:left="680"/>
             <w:rPr>
-              <w:rFonts w:asciiTheme="minorHAnsi" w:eastAsiaTheme="minorEastAsia" w:hAnsiTheme="minorHAnsi"/>
+              <w:rFonts w:eastAsiaTheme="minorEastAsia" w:cs="Times New Roman"/>
               <w:noProof/>
               <w:kern w:val="2"/>
               <w:szCs w:val="24"/>
@@ -3719,13 +3966,14 @@
             <w:r>
               <w:rPr>
                 <w:rStyle w:val="Hyperlink"/>
+                <w:rFonts w:cs="Times New Roman"/>
                 <w:noProof/>
               </w:rPr>
               <w:t>A.</w:t>
             </w:r>
             <w:r>
               <w:rPr>
-                <w:rFonts w:asciiTheme="minorHAnsi" w:eastAsiaTheme="minorEastAsia" w:hAnsiTheme="minorHAnsi"/>
+                <w:rFonts w:eastAsiaTheme="minorEastAsia" w:cs="Times New Roman"/>
                 <w:noProof/>
                 <w:kern w:val="2"/>
                 <w:szCs w:val="24"/>
@@ -3737,12 +3985,14 @@
             <w:r>
               <w:rPr>
                 <w:rStyle w:val="Hyperlink"/>
+                <w:rFonts w:cs="Times New Roman"/>
                 <w:noProof/>
               </w:rPr>
               <w:t>Source code</w:t>
             </w:r>
             <w:r>
               <w:rPr>
+                <w:rFonts w:cs="Times New Roman"/>
                 <w:noProof/>
                 <w:webHidden/>
               </w:rPr>
@@ -3750,6 +4000,7 @@
             </w:r>
             <w:r>
               <w:rPr>
+                <w:rFonts w:cs="Times New Roman"/>
                 <w:noProof/>
                 <w:webHidden/>
               </w:rPr>
@@ -3757,6 +4008,7 @@
             </w:r>
             <w:r>
               <w:rPr>
+                <w:rFonts w:cs="Times New Roman"/>
                 <w:noProof/>
                 <w:webHidden/>
               </w:rPr>
@@ -3764,12 +4016,14 @@
             </w:r>
             <w:r>
               <w:rPr>
-                <w:noProof/>
-                <w:webHidden/>
-              </w:rPr>
-            </w:r>
-            <w:r>
-              <w:rPr>
+                <w:rFonts w:cs="Times New Roman"/>
+                <w:noProof/>
+                <w:webHidden/>
+              </w:rPr>
+            </w:r>
+            <w:r>
+              <w:rPr>
+                <w:rFonts w:cs="Times New Roman"/>
                 <w:noProof/>
                 <w:webHidden/>
               </w:rPr>
@@ -3777,13 +4031,15 @@
             </w:r>
             <w:r>
               <w:rPr>
-                <w:noProof/>
-                <w:webHidden/>
-              </w:rPr>
-              <w:t>29</w:t>
-            </w:r>
-            <w:r>
-              <w:rPr>
+                <w:rFonts w:cs="Times New Roman"/>
+                <w:noProof/>
+                <w:webHidden/>
+              </w:rPr>
+              <w:t>26</w:t>
+            </w:r>
+            <w:r>
+              <w:rPr>
+                <w:rFonts w:cs="Times New Roman"/>
                 <w:noProof/>
                 <w:webHidden/>
               </w:rPr>
@@ -3800,7 +4056,7 @@
             </w:tabs>
             <w:ind w:left="680"/>
             <w:rPr>
-              <w:rFonts w:asciiTheme="minorHAnsi" w:eastAsiaTheme="minorEastAsia" w:hAnsiTheme="minorHAnsi"/>
+              <w:rFonts w:eastAsiaTheme="minorEastAsia" w:cs="Times New Roman"/>
               <w:noProof/>
               <w:kern w:val="2"/>
               <w:szCs w:val="24"/>
@@ -3812,13 +4068,14 @@
             <w:r>
               <w:rPr>
                 <w:rStyle w:val="Hyperlink"/>
+                <w:rFonts w:cs="Times New Roman"/>
                 <w:noProof/>
               </w:rPr>
               <w:t>B.</w:t>
             </w:r>
             <w:r>
               <w:rPr>
-                <w:rFonts w:asciiTheme="minorHAnsi" w:eastAsiaTheme="minorEastAsia" w:hAnsiTheme="minorHAnsi"/>
+                <w:rFonts w:eastAsiaTheme="minorEastAsia" w:cs="Times New Roman"/>
                 <w:noProof/>
                 <w:kern w:val="2"/>
                 <w:szCs w:val="24"/>
@@ -3830,12 +4087,14 @@
             <w:r>
               <w:rPr>
                 <w:rStyle w:val="Hyperlink"/>
+                <w:rFonts w:cs="Times New Roman"/>
                 <w:noProof/>
               </w:rPr>
               <w:t>Output program</w:t>
             </w:r>
             <w:r>
               <w:rPr>
+                <w:rFonts w:cs="Times New Roman"/>
                 <w:noProof/>
                 <w:webHidden/>
               </w:rPr>
@@ -3843,6 +4102,7 @@
             </w:r>
             <w:r>
               <w:rPr>
+                <w:rFonts w:cs="Times New Roman"/>
                 <w:noProof/>
                 <w:webHidden/>
               </w:rPr>
@@ -3850,6 +4110,7 @@
             </w:r>
             <w:r>
               <w:rPr>
+                <w:rFonts w:cs="Times New Roman"/>
                 <w:noProof/>
                 <w:webHidden/>
               </w:rPr>
@@ -3857,12 +4118,14 @@
             </w:r>
             <w:r>
               <w:rPr>
-                <w:noProof/>
-                <w:webHidden/>
-              </w:rPr>
-            </w:r>
-            <w:r>
-              <w:rPr>
+                <w:rFonts w:cs="Times New Roman"/>
+                <w:noProof/>
+                <w:webHidden/>
+              </w:rPr>
+            </w:r>
+            <w:r>
+              <w:rPr>
+                <w:rFonts w:cs="Times New Roman"/>
                 <w:noProof/>
                 <w:webHidden/>
               </w:rPr>
@@ -3870,13 +4133,15 @@
             </w:r>
             <w:r>
               <w:rPr>
-                <w:noProof/>
-                <w:webHidden/>
-              </w:rPr>
-              <w:t>30</w:t>
-            </w:r>
-            <w:r>
-              <w:rPr>
+                <w:rFonts w:cs="Times New Roman"/>
+                <w:noProof/>
+                <w:webHidden/>
+              </w:rPr>
+              <w:t>27</w:t>
+            </w:r>
+            <w:r>
+              <w:rPr>
+                <w:rFonts w:cs="Times New Roman"/>
                 <w:noProof/>
                 <w:webHidden/>
               </w:rPr>
@@ -3893,7 +4158,7 @@
             </w:tabs>
             <w:ind w:left="680"/>
             <w:rPr>
-              <w:rFonts w:asciiTheme="minorHAnsi" w:eastAsiaTheme="minorEastAsia" w:hAnsiTheme="minorHAnsi"/>
+              <w:rFonts w:eastAsiaTheme="minorEastAsia" w:cs="Times New Roman"/>
               <w:noProof/>
               <w:kern w:val="2"/>
               <w:szCs w:val="24"/>
@@ -3905,13 +4170,14 @@
             <w:r>
               <w:rPr>
                 <w:rStyle w:val="Hyperlink"/>
+                <w:rFonts w:cs="Times New Roman"/>
                 <w:noProof/>
               </w:rPr>
               <w:t>C.</w:t>
             </w:r>
             <w:r>
               <w:rPr>
-                <w:rFonts w:asciiTheme="minorHAnsi" w:eastAsiaTheme="minorEastAsia" w:hAnsiTheme="minorHAnsi"/>
+                <w:rFonts w:eastAsiaTheme="minorEastAsia" w:cs="Times New Roman"/>
                 <w:noProof/>
                 <w:kern w:val="2"/>
                 <w:szCs w:val="24"/>
@@ -3923,12 +4189,14 @@
             <w:r>
               <w:rPr>
                 <w:rStyle w:val="Hyperlink"/>
+                <w:rFonts w:cs="Times New Roman"/>
                 <w:noProof/>
               </w:rPr>
               <w:t>Pembahasan</w:t>
             </w:r>
             <w:r>
               <w:rPr>
+                <w:rFonts w:cs="Times New Roman"/>
                 <w:noProof/>
                 <w:webHidden/>
               </w:rPr>
@@ -3936,6 +4204,7 @@
             </w:r>
             <w:r>
               <w:rPr>
+                <w:rFonts w:cs="Times New Roman"/>
                 <w:noProof/>
                 <w:webHidden/>
               </w:rPr>
@@ -3943,6 +4212,7 @@
             </w:r>
             <w:r>
               <w:rPr>
+                <w:rFonts w:cs="Times New Roman"/>
                 <w:noProof/>
                 <w:webHidden/>
               </w:rPr>
@@ -3950,12 +4220,14 @@
             </w:r>
             <w:r>
               <w:rPr>
-                <w:noProof/>
-                <w:webHidden/>
-              </w:rPr>
-            </w:r>
-            <w:r>
-              <w:rPr>
+                <w:rFonts w:cs="Times New Roman"/>
+                <w:noProof/>
+                <w:webHidden/>
+              </w:rPr>
+            </w:r>
+            <w:r>
+              <w:rPr>
+                <w:rFonts w:cs="Times New Roman"/>
                 <w:noProof/>
                 <w:webHidden/>
               </w:rPr>
@@ -3963,13 +4235,15 @@
             </w:r>
             <w:r>
               <w:rPr>
-                <w:noProof/>
-                <w:webHidden/>
-              </w:rPr>
-              <w:t>30</w:t>
-            </w:r>
-            <w:r>
-              <w:rPr>
+                <w:rFonts w:cs="Times New Roman"/>
+                <w:noProof/>
+                <w:webHidden/>
+              </w:rPr>
+              <w:t>27</w:t>
+            </w:r>
+            <w:r>
+              <w:rPr>
+                <w:rFonts w:cs="Times New Roman"/>
                 <w:noProof/>
                 <w:webHidden/>
               </w:rPr>
@@ -3985,7 +4259,7 @@
               <w:tab w:val="right" w:leader="dot" w:pos="8261"/>
             </w:tabs>
             <w:rPr>
-              <w:rFonts w:asciiTheme="minorHAnsi" w:eastAsiaTheme="minorEastAsia" w:hAnsiTheme="minorHAnsi"/>
+              <w:rFonts w:eastAsiaTheme="minorEastAsia" w:cs="Times New Roman"/>
               <w:noProof/>
               <w:kern w:val="2"/>
               <w:szCs w:val="24"/>
@@ -3997,13 +4271,14 @@
             <w:r>
               <w:rPr>
                 <w:rStyle w:val="Hyperlink"/>
+                <w:rFonts w:cs="Times New Roman"/>
                 <w:noProof/>
               </w:rPr>
               <w:t>8.</w:t>
             </w:r>
             <w:r>
               <w:rPr>
-                <w:rFonts w:asciiTheme="minorHAnsi" w:eastAsiaTheme="minorEastAsia" w:hAnsiTheme="minorHAnsi"/>
+                <w:rFonts w:eastAsiaTheme="minorEastAsia" w:cs="Times New Roman"/>
                 <w:noProof/>
                 <w:kern w:val="2"/>
                 <w:szCs w:val="24"/>
@@ -4015,12 +4290,14 @@
             <w:r>
               <w:rPr>
                 <w:rStyle w:val="Hyperlink"/>
+                <w:rFonts w:cs="Times New Roman"/>
                 <w:noProof/>
               </w:rPr>
               <w:t>Jenis-jenis list ordered</w:t>
             </w:r>
             <w:r>
               <w:rPr>
+                <w:rFonts w:cs="Times New Roman"/>
                 <w:noProof/>
                 <w:webHidden/>
               </w:rPr>
@@ -4028,6 +4305,7 @@
             </w:r>
             <w:r>
               <w:rPr>
+                <w:rFonts w:cs="Times New Roman"/>
                 <w:noProof/>
                 <w:webHidden/>
               </w:rPr>
@@ -4035,6 +4313,7 @@
             </w:r>
             <w:r>
               <w:rPr>
+                <w:rFonts w:cs="Times New Roman"/>
                 <w:noProof/>
                 <w:webHidden/>
               </w:rPr>
@@ -4042,12 +4321,14 @@
             </w:r>
             <w:r>
               <w:rPr>
-                <w:noProof/>
-                <w:webHidden/>
-              </w:rPr>
-            </w:r>
-            <w:r>
-              <w:rPr>
+                <w:rFonts w:cs="Times New Roman"/>
+                <w:noProof/>
+                <w:webHidden/>
+              </w:rPr>
+            </w:r>
+            <w:r>
+              <w:rPr>
+                <w:rFonts w:cs="Times New Roman"/>
                 <w:noProof/>
                 <w:webHidden/>
               </w:rPr>
@@ -4055,13 +4336,15 @@
             </w:r>
             <w:r>
               <w:rPr>
-                <w:noProof/>
-                <w:webHidden/>
-              </w:rPr>
-              <w:t>32</w:t>
-            </w:r>
-            <w:r>
-              <w:rPr>
+                <w:rFonts w:cs="Times New Roman"/>
+                <w:noProof/>
+                <w:webHidden/>
+              </w:rPr>
+              <w:t>29</w:t>
+            </w:r>
+            <w:r>
+              <w:rPr>
+                <w:rFonts w:cs="Times New Roman"/>
                 <w:noProof/>
                 <w:webHidden/>
               </w:rPr>
@@ -4078,7 +4361,7 @@
             </w:tabs>
             <w:ind w:left="680"/>
             <w:rPr>
-              <w:rFonts w:asciiTheme="minorHAnsi" w:eastAsiaTheme="minorEastAsia" w:hAnsiTheme="minorHAnsi"/>
+              <w:rFonts w:eastAsiaTheme="minorEastAsia" w:cs="Times New Roman"/>
               <w:noProof/>
               <w:kern w:val="2"/>
               <w:szCs w:val="24"/>
@@ -4090,13 +4373,14 @@
             <w:r>
               <w:rPr>
                 <w:rStyle w:val="Hyperlink"/>
+                <w:rFonts w:cs="Times New Roman"/>
                 <w:noProof/>
               </w:rPr>
               <w:t>A.</w:t>
             </w:r>
             <w:r>
               <w:rPr>
-                <w:rFonts w:asciiTheme="minorHAnsi" w:eastAsiaTheme="minorEastAsia" w:hAnsiTheme="minorHAnsi"/>
+                <w:rFonts w:eastAsiaTheme="minorEastAsia" w:cs="Times New Roman"/>
                 <w:noProof/>
                 <w:kern w:val="2"/>
                 <w:szCs w:val="24"/>
@@ -4108,12 +4392,14 @@
             <w:r>
               <w:rPr>
                 <w:rStyle w:val="Hyperlink"/>
+                <w:rFonts w:cs="Times New Roman"/>
                 <w:noProof/>
               </w:rPr>
               <w:t>Source code</w:t>
             </w:r>
             <w:r>
               <w:rPr>
+                <w:rFonts w:cs="Times New Roman"/>
                 <w:noProof/>
                 <w:webHidden/>
               </w:rPr>
@@ -4121,6 +4407,7 @@
             </w:r>
             <w:r>
               <w:rPr>
+                <w:rFonts w:cs="Times New Roman"/>
                 <w:noProof/>
                 <w:webHidden/>
               </w:rPr>
@@ -4128,6 +4415,7 @@
             </w:r>
             <w:r>
               <w:rPr>
+                <w:rFonts w:cs="Times New Roman"/>
                 <w:noProof/>
                 <w:webHidden/>
               </w:rPr>
@@ -4135,12 +4423,14 @@
             </w:r>
             <w:r>
               <w:rPr>
-                <w:noProof/>
-                <w:webHidden/>
-              </w:rPr>
-            </w:r>
-            <w:r>
-              <w:rPr>
+                <w:rFonts w:cs="Times New Roman"/>
+                <w:noProof/>
+                <w:webHidden/>
+              </w:rPr>
+            </w:r>
+            <w:r>
+              <w:rPr>
+                <w:rFonts w:cs="Times New Roman"/>
                 <w:noProof/>
                 <w:webHidden/>
               </w:rPr>
@@ -4148,13 +4438,15 @@
             </w:r>
             <w:r>
               <w:rPr>
-                <w:noProof/>
-                <w:webHidden/>
-              </w:rPr>
-              <w:t>32</w:t>
-            </w:r>
-            <w:r>
-              <w:rPr>
+                <w:rFonts w:cs="Times New Roman"/>
+                <w:noProof/>
+                <w:webHidden/>
+              </w:rPr>
+              <w:t>29</w:t>
+            </w:r>
+            <w:r>
+              <w:rPr>
+                <w:rFonts w:cs="Times New Roman"/>
                 <w:noProof/>
                 <w:webHidden/>
               </w:rPr>
@@ -4171,7 +4463,7 @@
             </w:tabs>
             <w:ind w:left="680"/>
             <w:rPr>
-              <w:rFonts w:asciiTheme="minorHAnsi" w:eastAsiaTheme="minorEastAsia" w:hAnsiTheme="minorHAnsi"/>
+              <w:rFonts w:eastAsiaTheme="minorEastAsia" w:cs="Times New Roman"/>
               <w:noProof/>
               <w:kern w:val="2"/>
               <w:szCs w:val="24"/>
@@ -4183,13 +4475,14 @@
             <w:r>
               <w:rPr>
                 <w:rStyle w:val="Hyperlink"/>
+                <w:rFonts w:cs="Times New Roman"/>
                 <w:noProof/>
               </w:rPr>
               <w:t>B.</w:t>
             </w:r>
             <w:r>
               <w:rPr>
-                <w:rFonts w:asciiTheme="minorHAnsi" w:eastAsiaTheme="minorEastAsia" w:hAnsiTheme="minorHAnsi"/>
+                <w:rFonts w:eastAsiaTheme="minorEastAsia" w:cs="Times New Roman"/>
                 <w:noProof/>
                 <w:kern w:val="2"/>
                 <w:szCs w:val="24"/>
@@ -4201,12 +4494,14 @@
             <w:r>
               <w:rPr>
                 <w:rStyle w:val="Hyperlink"/>
+                <w:rFonts w:cs="Times New Roman"/>
                 <w:noProof/>
               </w:rPr>
               <w:t>Output program</w:t>
             </w:r>
             <w:r>
               <w:rPr>
+                <w:rFonts w:cs="Times New Roman"/>
                 <w:noProof/>
                 <w:webHidden/>
               </w:rPr>
@@ -4214,6 +4509,7 @@
             </w:r>
             <w:r>
               <w:rPr>
+                <w:rFonts w:cs="Times New Roman"/>
                 <w:noProof/>
                 <w:webHidden/>
               </w:rPr>
@@ -4221,6 +4517,7 @@
             </w:r>
             <w:r>
               <w:rPr>
+                <w:rFonts w:cs="Times New Roman"/>
                 <w:noProof/>
                 <w:webHidden/>
               </w:rPr>
@@ -4228,12 +4525,14 @@
             </w:r>
             <w:r>
               <w:rPr>
-                <w:noProof/>
-                <w:webHidden/>
-              </w:rPr>
-            </w:r>
-            <w:r>
-              <w:rPr>
+                <w:rFonts w:cs="Times New Roman"/>
+                <w:noProof/>
+                <w:webHidden/>
+              </w:rPr>
+            </w:r>
+            <w:r>
+              <w:rPr>
+                <w:rFonts w:cs="Times New Roman"/>
                 <w:noProof/>
                 <w:webHidden/>
               </w:rPr>
@@ -4241,13 +4540,15 @@
             </w:r>
             <w:r>
               <w:rPr>
-                <w:noProof/>
-                <w:webHidden/>
-              </w:rPr>
-              <w:t>34</w:t>
-            </w:r>
-            <w:r>
-              <w:rPr>
+                <w:rFonts w:cs="Times New Roman"/>
+                <w:noProof/>
+                <w:webHidden/>
+              </w:rPr>
+              <w:t>30</w:t>
+            </w:r>
+            <w:r>
+              <w:rPr>
+                <w:rFonts w:cs="Times New Roman"/>
                 <w:noProof/>
                 <w:webHidden/>
               </w:rPr>
@@ -4264,7 +4565,7 @@
             </w:tabs>
             <w:ind w:left="680"/>
             <w:rPr>
-              <w:rFonts w:asciiTheme="minorHAnsi" w:eastAsiaTheme="minorEastAsia" w:hAnsiTheme="minorHAnsi"/>
+              <w:rFonts w:eastAsiaTheme="minorEastAsia" w:cs="Times New Roman"/>
               <w:noProof/>
               <w:kern w:val="2"/>
               <w:szCs w:val="24"/>
@@ -4276,13 +4577,14 @@
             <w:r>
               <w:rPr>
                 <w:rStyle w:val="Hyperlink"/>
+                <w:rFonts w:cs="Times New Roman"/>
                 <w:noProof/>
               </w:rPr>
               <w:t>C.</w:t>
             </w:r>
             <w:r>
               <w:rPr>
-                <w:rFonts w:asciiTheme="minorHAnsi" w:eastAsiaTheme="minorEastAsia" w:hAnsiTheme="minorHAnsi"/>
+                <w:rFonts w:eastAsiaTheme="minorEastAsia" w:cs="Times New Roman"/>
                 <w:noProof/>
                 <w:kern w:val="2"/>
                 <w:szCs w:val="24"/>
@@ -4294,12 +4596,14 @@
             <w:r>
               <w:rPr>
                 <w:rStyle w:val="Hyperlink"/>
+                <w:rFonts w:cs="Times New Roman"/>
                 <w:noProof/>
               </w:rPr>
               <w:t>Pembahasan</w:t>
             </w:r>
             <w:r>
               <w:rPr>
+                <w:rFonts w:cs="Times New Roman"/>
                 <w:noProof/>
                 <w:webHidden/>
               </w:rPr>
@@ -4307,6 +4611,7 @@
             </w:r>
             <w:r>
               <w:rPr>
+                <w:rFonts w:cs="Times New Roman"/>
                 <w:noProof/>
                 <w:webHidden/>
               </w:rPr>
@@ -4314,6 +4619,7 @@
             </w:r>
             <w:r>
               <w:rPr>
+                <w:rFonts w:cs="Times New Roman"/>
                 <w:noProof/>
                 <w:webHidden/>
               </w:rPr>
@@ -4321,12 +4627,14 @@
             </w:r>
             <w:r>
               <w:rPr>
-                <w:noProof/>
-                <w:webHidden/>
-              </w:rPr>
-            </w:r>
-            <w:r>
-              <w:rPr>
+                <w:rFonts w:cs="Times New Roman"/>
+                <w:noProof/>
+                <w:webHidden/>
+              </w:rPr>
+            </w:r>
+            <w:r>
+              <w:rPr>
+                <w:rFonts w:cs="Times New Roman"/>
                 <w:noProof/>
                 <w:webHidden/>
               </w:rPr>
@@ -4334,13 +4642,15 @@
             </w:r>
             <w:r>
               <w:rPr>
-                <w:noProof/>
-                <w:webHidden/>
-              </w:rPr>
-              <w:t>34</w:t>
-            </w:r>
-            <w:r>
-              <w:rPr>
+                <w:rFonts w:cs="Times New Roman"/>
+                <w:noProof/>
+                <w:webHidden/>
+              </w:rPr>
+              <w:t>30</w:t>
+            </w:r>
+            <w:r>
+              <w:rPr>
+                <w:rFonts w:cs="Times New Roman"/>
                 <w:noProof/>
                 <w:webHidden/>
               </w:rPr>
@@ -4356,7 +4666,7 @@
               <w:tab w:val="right" w:leader="dot" w:pos="8261"/>
             </w:tabs>
             <w:rPr>
-              <w:rFonts w:asciiTheme="minorHAnsi" w:eastAsiaTheme="minorEastAsia" w:hAnsiTheme="minorHAnsi"/>
+              <w:rFonts w:eastAsiaTheme="minorEastAsia" w:cs="Times New Roman"/>
               <w:noProof/>
               <w:kern w:val="2"/>
               <w:szCs w:val="24"/>
@@ -4368,13 +4678,14 @@
             <w:r>
               <w:rPr>
                 <w:rStyle w:val="Hyperlink"/>
+                <w:rFonts w:cs="Times New Roman"/>
                 <w:noProof/>
               </w:rPr>
               <w:t>9.</w:t>
             </w:r>
             <w:r>
               <w:rPr>
-                <w:rFonts w:asciiTheme="minorHAnsi" w:eastAsiaTheme="minorEastAsia" w:hAnsiTheme="minorHAnsi"/>
+                <w:rFonts w:eastAsiaTheme="minorEastAsia" w:cs="Times New Roman"/>
                 <w:noProof/>
                 <w:kern w:val="2"/>
                 <w:szCs w:val="24"/>
@@ -4386,12 +4697,14 @@
             <w:r>
               <w:rPr>
                 <w:rStyle w:val="Hyperlink"/>
+                <w:rFonts w:cs="Times New Roman"/>
                 <w:noProof/>
               </w:rPr>
               <w:t>Jenis-jenis list unoredered</w:t>
             </w:r>
             <w:r>
               <w:rPr>
+                <w:rFonts w:cs="Times New Roman"/>
                 <w:noProof/>
                 <w:webHidden/>
               </w:rPr>
@@ -4399,6 +4712,7 @@
             </w:r>
             <w:r>
               <w:rPr>
+                <w:rFonts w:cs="Times New Roman"/>
                 <w:noProof/>
                 <w:webHidden/>
               </w:rPr>
@@ -4406,6 +4720,7 @@
             </w:r>
             <w:r>
               <w:rPr>
+                <w:rFonts w:cs="Times New Roman"/>
                 <w:noProof/>
                 <w:webHidden/>
               </w:rPr>
@@ -4413,12 +4728,14 @@
             </w:r>
             <w:r>
               <w:rPr>
-                <w:noProof/>
-                <w:webHidden/>
-              </w:rPr>
-            </w:r>
-            <w:r>
-              <w:rPr>
+                <w:rFonts w:cs="Times New Roman"/>
+                <w:noProof/>
+                <w:webHidden/>
+              </w:rPr>
+            </w:r>
+            <w:r>
+              <w:rPr>
+                <w:rFonts w:cs="Times New Roman"/>
                 <w:noProof/>
                 <w:webHidden/>
               </w:rPr>
@@ -4426,13 +4743,15 @@
             </w:r>
             <w:r>
               <w:rPr>
-                <w:noProof/>
-                <w:webHidden/>
-              </w:rPr>
-              <w:t>36</w:t>
-            </w:r>
-            <w:r>
-              <w:rPr>
+                <w:rFonts w:cs="Times New Roman"/>
+                <w:noProof/>
+                <w:webHidden/>
+              </w:rPr>
+              <w:t>32</w:t>
+            </w:r>
+            <w:r>
+              <w:rPr>
+                <w:rFonts w:cs="Times New Roman"/>
                 <w:noProof/>
                 <w:webHidden/>
               </w:rPr>
@@ -4449,7 +4768,7 @@
             </w:tabs>
             <w:ind w:left="680"/>
             <w:rPr>
-              <w:rFonts w:asciiTheme="minorHAnsi" w:eastAsiaTheme="minorEastAsia" w:hAnsiTheme="minorHAnsi"/>
+              <w:rFonts w:eastAsiaTheme="minorEastAsia" w:cs="Times New Roman"/>
               <w:noProof/>
               <w:kern w:val="2"/>
               <w:szCs w:val="24"/>
@@ -4461,13 +4780,14 @@
             <w:r>
               <w:rPr>
                 <w:rStyle w:val="Hyperlink"/>
+                <w:rFonts w:cs="Times New Roman"/>
                 <w:noProof/>
               </w:rPr>
               <w:t>A.</w:t>
             </w:r>
             <w:r>
               <w:rPr>
-                <w:rFonts w:asciiTheme="minorHAnsi" w:eastAsiaTheme="minorEastAsia" w:hAnsiTheme="minorHAnsi"/>
+                <w:rFonts w:eastAsiaTheme="minorEastAsia" w:cs="Times New Roman"/>
                 <w:noProof/>
                 <w:kern w:val="2"/>
                 <w:szCs w:val="24"/>
@@ -4479,12 +4799,14 @@
             <w:r>
               <w:rPr>
                 <w:rStyle w:val="Hyperlink"/>
+                <w:rFonts w:cs="Times New Roman"/>
                 <w:noProof/>
               </w:rPr>
               <w:t>Source code</w:t>
             </w:r>
             <w:r>
               <w:rPr>
+                <w:rFonts w:cs="Times New Roman"/>
                 <w:noProof/>
                 <w:webHidden/>
               </w:rPr>
@@ -4492,6 +4814,7 @@
             </w:r>
             <w:r>
               <w:rPr>
+                <w:rFonts w:cs="Times New Roman"/>
                 <w:noProof/>
                 <w:webHidden/>
               </w:rPr>
@@ -4499,6 +4822,7 @@
             </w:r>
             <w:r>
               <w:rPr>
+                <w:rFonts w:cs="Times New Roman"/>
                 <w:noProof/>
                 <w:webHidden/>
               </w:rPr>
@@ -4506,12 +4830,14 @@
             </w:r>
             <w:r>
               <w:rPr>
-                <w:noProof/>
-                <w:webHidden/>
-              </w:rPr>
-            </w:r>
-            <w:r>
-              <w:rPr>
+                <w:rFonts w:cs="Times New Roman"/>
+                <w:noProof/>
+                <w:webHidden/>
+              </w:rPr>
+            </w:r>
+            <w:r>
+              <w:rPr>
+                <w:rFonts w:cs="Times New Roman"/>
                 <w:noProof/>
                 <w:webHidden/>
               </w:rPr>
@@ -4519,13 +4845,15 @@
             </w:r>
             <w:r>
               <w:rPr>
-                <w:noProof/>
-                <w:webHidden/>
-              </w:rPr>
-              <w:t>36</w:t>
-            </w:r>
-            <w:r>
-              <w:rPr>
+                <w:rFonts w:cs="Times New Roman"/>
+                <w:noProof/>
+                <w:webHidden/>
+              </w:rPr>
+              <w:t>32</w:t>
+            </w:r>
+            <w:r>
+              <w:rPr>
+                <w:rFonts w:cs="Times New Roman"/>
                 <w:noProof/>
                 <w:webHidden/>
               </w:rPr>
@@ -4542,7 +4870,7 @@
             </w:tabs>
             <w:ind w:left="680"/>
             <w:rPr>
-              <w:rFonts w:asciiTheme="minorHAnsi" w:eastAsiaTheme="minorEastAsia" w:hAnsiTheme="minorHAnsi"/>
+              <w:rFonts w:eastAsiaTheme="minorEastAsia" w:cs="Times New Roman"/>
               <w:noProof/>
               <w:kern w:val="2"/>
               <w:szCs w:val="24"/>
@@ -4554,13 +4882,14 @@
             <w:r>
               <w:rPr>
                 <w:rStyle w:val="Hyperlink"/>
+                <w:rFonts w:cs="Times New Roman"/>
                 <w:noProof/>
               </w:rPr>
               <w:t>B.</w:t>
             </w:r>
             <w:r>
               <w:rPr>
-                <w:rFonts w:asciiTheme="minorHAnsi" w:eastAsiaTheme="minorEastAsia" w:hAnsiTheme="minorHAnsi"/>
+                <w:rFonts w:eastAsiaTheme="minorEastAsia" w:cs="Times New Roman"/>
                 <w:noProof/>
                 <w:kern w:val="2"/>
                 <w:szCs w:val="24"/>
@@ -4572,12 +4901,14 @@
             <w:r>
               <w:rPr>
                 <w:rStyle w:val="Hyperlink"/>
+                <w:rFonts w:cs="Times New Roman"/>
                 <w:noProof/>
               </w:rPr>
               <w:t>Output program</w:t>
             </w:r>
             <w:r>
               <w:rPr>
+                <w:rFonts w:cs="Times New Roman"/>
                 <w:noProof/>
                 <w:webHidden/>
               </w:rPr>
@@ -4585,6 +4916,7 @@
             </w:r>
             <w:r>
               <w:rPr>
+                <w:rFonts w:cs="Times New Roman"/>
                 <w:noProof/>
                 <w:webHidden/>
               </w:rPr>
@@ -4592,6 +4924,7 @@
             </w:r>
             <w:r>
               <w:rPr>
+                <w:rFonts w:cs="Times New Roman"/>
                 <w:noProof/>
                 <w:webHidden/>
               </w:rPr>
@@ -4599,12 +4932,14 @@
             </w:r>
             <w:r>
               <w:rPr>
-                <w:noProof/>
-                <w:webHidden/>
-              </w:rPr>
-            </w:r>
-            <w:r>
-              <w:rPr>
+                <w:rFonts w:cs="Times New Roman"/>
+                <w:noProof/>
+                <w:webHidden/>
+              </w:rPr>
+            </w:r>
+            <w:r>
+              <w:rPr>
+                <w:rFonts w:cs="Times New Roman"/>
                 <w:noProof/>
                 <w:webHidden/>
               </w:rPr>
@@ -4612,13 +4947,15 @@
             </w:r>
             <w:r>
               <w:rPr>
-                <w:noProof/>
-                <w:webHidden/>
-              </w:rPr>
-              <w:t>37</w:t>
-            </w:r>
-            <w:r>
-              <w:rPr>
+                <w:rFonts w:cs="Times New Roman"/>
+                <w:noProof/>
+                <w:webHidden/>
+              </w:rPr>
+              <w:t>33</w:t>
+            </w:r>
+            <w:r>
+              <w:rPr>
+                <w:rFonts w:cs="Times New Roman"/>
                 <w:noProof/>
                 <w:webHidden/>
               </w:rPr>
@@ -4635,7 +4972,7 @@
             </w:tabs>
             <w:ind w:left="680"/>
             <w:rPr>
-              <w:rFonts w:asciiTheme="minorHAnsi" w:eastAsiaTheme="minorEastAsia" w:hAnsiTheme="minorHAnsi"/>
+              <w:rFonts w:eastAsiaTheme="minorEastAsia" w:cs="Times New Roman"/>
               <w:noProof/>
               <w:kern w:val="2"/>
               <w:szCs w:val="24"/>
@@ -4647,13 +4984,14 @@
             <w:r>
               <w:rPr>
                 <w:rStyle w:val="Hyperlink"/>
+                <w:rFonts w:cs="Times New Roman"/>
                 <w:noProof/>
               </w:rPr>
               <w:t>C.</w:t>
             </w:r>
             <w:r>
               <w:rPr>
-                <w:rFonts w:asciiTheme="minorHAnsi" w:eastAsiaTheme="minorEastAsia" w:hAnsiTheme="minorHAnsi"/>
+                <w:rFonts w:eastAsiaTheme="minorEastAsia" w:cs="Times New Roman"/>
                 <w:noProof/>
                 <w:kern w:val="2"/>
                 <w:szCs w:val="24"/>
@@ -4665,12 +5003,14 @@
             <w:r>
               <w:rPr>
                 <w:rStyle w:val="Hyperlink"/>
+                <w:rFonts w:cs="Times New Roman"/>
                 <w:noProof/>
               </w:rPr>
               <w:t>Pembahasan</w:t>
             </w:r>
             <w:r>
               <w:rPr>
+                <w:rFonts w:cs="Times New Roman"/>
                 <w:noProof/>
                 <w:webHidden/>
               </w:rPr>
@@ -4678,6 +5018,7 @@
             </w:r>
             <w:r>
               <w:rPr>
+                <w:rFonts w:cs="Times New Roman"/>
                 <w:noProof/>
                 <w:webHidden/>
               </w:rPr>
@@ -4685,6 +5026,7 @@
             </w:r>
             <w:r>
               <w:rPr>
+                <w:rFonts w:cs="Times New Roman"/>
                 <w:noProof/>
                 <w:webHidden/>
               </w:rPr>
@@ -4692,12 +5034,14 @@
             </w:r>
             <w:r>
               <w:rPr>
-                <w:noProof/>
-                <w:webHidden/>
-              </w:rPr>
-            </w:r>
-            <w:r>
-              <w:rPr>
+                <w:rFonts w:cs="Times New Roman"/>
+                <w:noProof/>
+                <w:webHidden/>
+              </w:rPr>
+            </w:r>
+            <w:r>
+              <w:rPr>
+                <w:rFonts w:cs="Times New Roman"/>
                 <w:noProof/>
                 <w:webHidden/>
               </w:rPr>
@@ -4705,13 +5049,15 @@
             </w:r>
             <w:r>
               <w:rPr>
-                <w:noProof/>
-                <w:webHidden/>
-              </w:rPr>
-              <w:t>37</w:t>
-            </w:r>
-            <w:r>
-              <w:rPr>
+                <w:rFonts w:cs="Times New Roman"/>
+                <w:noProof/>
+                <w:webHidden/>
+              </w:rPr>
+              <w:t>33</w:t>
+            </w:r>
+            <w:r>
+              <w:rPr>
+                <w:rFonts w:cs="Times New Roman"/>
                 <w:noProof/>
                 <w:webHidden/>
               </w:rPr>
@@ -4727,7 +5073,7 @@
               <w:tab w:val="right" w:leader="dot" w:pos="8261"/>
             </w:tabs>
             <w:rPr>
-              <w:rFonts w:asciiTheme="minorHAnsi" w:eastAsiaTheme="minorEastAsia" w:hAnsiTheme="minorHAnsi"/>
+              <w:rFonts w:eastAsiaTheme="minorEastAsia" w:cs="Times New Roman"/>
               <w:noProof/>
               <w:kern w:val="2"/>
               <w:szCs w:val="24"/>
@@ -4739,6 +5085,7 @@
             <w:r>
               <w:rPr>
                 <w:rStyle w:val="Hyperlink"/>
+                <w:rFonts w:cs="Times New Roman"/>
                 <w:noProof/>
                 <w:lang w:val="sv-SE"/>
               </w:rPr>
@@ -4746,7 +5093,7 @@
             </w:r>
             <w:r>
               <w:rPr>
-                <w:rFonts w:asciiTheme="minorHAnsi" w:eastAsiaTheme="minorEastAsia" w:hAnsiTheme="minorHAnsi"/>
+                <w:rFonts w:eastAsiaTheme="minorEastAsia" w:cs="Times New Roman"/>
                 <w:noProof/>
                 <w:kern w:val="2"/>
                 <w:szCs w:val="24"/>
@@ -4758,6 +5105,7 @@
             <w:r>
               <w:rPr>
                 <w:rStyle w:val="Hyperlink"/>
+                <w:rFonts w:cs="Times New Roman"/>
                 <w:noProof/>
                 <w:lang w:val="sv-SE"/>
               </w:rPr>
@@ -4765,6 +5113,7 @@
             </w:r>
             <w:r>
               <w:rPr>
+                <w:rFonts w:cs="Times New Roman"/>
                 <w:noProof/>
                 <w:webHidden/>
               </w:rPr>
@@ -4772,6 +5121,7 @@
             </w:r>
             <w:r>
               <w:rPr>
+                <w:rFonts w:cs="Times New Roman"/>
                 <w:noProof/>
                 <w:webHidden/>
               </w:rPr>
@@ -4779,6 +5129,7 @@
             </w:r>
             <w:r>
               <w:rPr>
+                <w:rFonts w:cs="Times New Roman"/>
                 <w:noProof/>
                 <w:webHidden/>
               </w:rPr>
@@ -4786,12 +5137,14 @@
             </w:r>
             <w:r>
               <w:rPr>
-                <w:noProof/>
-                <w:webHidden/>
-              </w:rPr>
-            </w:r>
-            <w:r>
-              <w:rPr>
+                <w:rFonts w:cs="Times New Roman"/>
+                <w:noProof/>
+                <w:webHidden/>
+              </w:rPr>
+            </w:r>
+            <w:r>
+              <w:rPr>
+                <w:rFonts w:cs="Times New Roman"/>
                 <w:noProof/>
                 <w:webHidden/>
               </w:rPr>
@@ -4799,13 +5152,15 @@
             </w:r>
             <w:r>
               <w:rPr>
-                <w:noProof/>
-                <w:webHidden/>
-              </w:rPr>
-              <w:t>39</w:t>
-            </w:r>
-            <w:r>
-              <w:rPr>
+                <w:rFonts w:cs="Times New Roman"/>
+                <w:noProof/>
+                <w:webHidden/>
+              </w:rPr>
+              <w:t>35</w:t>
+            </w:r>
+            <w:r>
+              <w:rPr>
+                <w:rFonts w:cs="Times New Roman"/>
                 <w:noProof/>
                 <w:webHidden/>
               </w:rPr>
@@ -4822,7 +5177,7 @@
             </w:tabs>
             <w:ind w:left="680"/>
             <w:rPr>
-              <w:rFonts w:asciiTheme="minorHAnsi" w:eastAsiaTheme="minorEastAsia" w:hAnsiTheme="minorHAnsi"/>
+              <w:rFonts w:eastAsiaTheme="minorEastAsia" w:cs="Times New Roman"/>
               <w:noProof/>
               <w:kern w:val="2"/>
               <w:szCs w:val="24"/>
@@ -4834,13 +5189,14 @@
             <w:r>
               <w:rPr>
                 <w:rStyle w:val="Hyperlink"/>
+                <w:rFonts w:cs="Times New Roman"/>
                 <w:noProof/>
               </w:rPr>
               <w:t>A.</w:t>
             </w:r>
             <w:r>
               <w:rPr>
-                <w:rFonts w:asciiTheme="minorHAnsi" w:eastAsiaTheme="minorEastAsia" w:hAnsiTheme="minorHAnsi"/>
+                <w:rFonts w:eastAsiaTheme="minorEastAsia" w:cs="Times New Roman"/>
                 <w:noProof/>
                 <w:kern w:val="2"/>
                 <w:szCs w:val="24"/>
@@ -4852,12 +5208,14 @@
             <w:r>
               <w:rPr>
                 <w:rStyle w:val="Hyperlink"/>
+                <w:rFonts w:cs="Times New Roman"/>
                 <w:noProof/>
               </w:rPr>
               <w:t>Source code</w:t>
             </w:r>
             <w:r>
               <w:rPr>
+                <w:rFonts w:cs="Times New Roman"/>
                 <w:noProof/>
                 <w:webHidden/>
               </w:rPr>
@@ -4865,6 +5223,7 @@
             </w:r>
             <w:r>
               <w:rPr>
+                <w:rFonts w:cs="Times New Roman"/>
                 <w:noProof/>
                 <w:webHidden/>
               </w:rPr>
@@ -4872,6 +5231,7 @@
             </w:r>
             <w:r>
               <w:rPr>
+                <w:rFonts w:cs="Times New Roman"/>
                 <w:noProof/>
                 <w:webHidden/>
               </w:rPr>
@@ -4879,12 +5239,14 @@
             </w:r>
             <w:r>
               <w:rPr>
-                <w:noProof/>
-                <w:webHidden/>
-              </w:rPr>
-            </w:r>
-            <w:r>
-              <w:rPr>
+                <w:rFonts w:cs="Times New Roman"/>
+                <w:noProof/>
+                <w:webHidden/>
+              </w:rPr>
+            </w:r>
+            <w:r>
+              <w:rPr>
+                <w:rFonts w:cs="Times New Roman"/>
                 <w:noProof/>
                 <w:webHidden/>
               </w:rPr>
@@ -4892,13 +5254,15 @@
             </w:r>
             <w:r>
               <w:rPr>
-                <w:noProof/>
-                <w:webHidden/>
-              </w:rPr>
-              <w:t>39</w:t>
-            </w:r>
-            <w:r>
-              <w:rPr>
+                <w:rFonts w:cs="Times New Roman"/>
+                <w:noProof/>
+                <w:webHidden/>
+              </w:rPr>
+              <w:t>35</w:t>
+            </w:r>
+            <w:r>
+              <w:rPr>
+                <w:rFonts w:cs="Times New Roman"/>
                 <w:noProof/>
                 <w:webHidden/>
               </w:rPr>
@@ -4915,7 +5279,7 @@
             </w:tabs>
             <w:ind w:left="680"/>
             <w:rPr>
-              <w:rFonts w:asciiTheme="minorHAnsi" w:eastAsiaTheme="minorEastAsia" w:hAnsiTheme="minorHAnsi"/>
+              <w:rFonts w:eastAsiaTheme="minorEastAsia" w:cs="Times New Roman"/>
               <w:noProof/>
               <w:kern w:val="2"/>
               <w:szCs w:val="24"/>
@@ -4927,13 +5291,14 @@
             <w:r>
               <w:rPr>
                 <w:rStyle w:val="Hyperlink"/>
+                <w:rFonts w:cs="Times New Roman"/>
                 <w:noProof/>
               </w:rPr>
               <w:t>B.</w:t>
             </w:r>
             <w:r>
               <w:rPr>
-                <w:rFonts w:asciiTheme="minorHAnsi" w:eastAsiaTheme="minorEastAsia" w:hAnsiTheme="minorHAnsi"/>
+                <w:rFonts w:eastAsiaTheme="minorEastAsia" w:cs="Times New Roman"/>
                 <w:noProof/>
                 <w:kern w:val="2"/>
                 <w:szCs w:val="24"/>
@@ -4945,12 +5310,14 @@
             <w:r>
               <w:rPr>
                 <w:rStyle w:val="Hyperlink"/>
+                <w:rFonts w:cs="Times New Roman"/>
                 <w:noProof/>
               </w:rPr>
               <w:t>Output program</w:t>
             </w:r>
             <w:r>
               <w:rPr>
+                <w:rFonts w:cs="Times New Roman"/>
                 <w:noProof/>
                 <w:webHidden/>
               </w:rPr>
@@ -4958,6 +5325,7 @@
             </w:r>
             <w:r>
               <w:rPr>
+                <w:rFonts w:cs="Times New Roman"/>
                 <w:noProof/>
                 <w:webHidden/>
               </w:rPr>
@@ -4965,6 +5333,7 @@
             </w:r>
             <w:r>
               <w:rPr>
+                <w:rFonts w:cs="Times New Roman"/>
                 <w:noProof/>
                 <w:webHidden/>
               </w:rPr>
@@ -4972,12 +5341,14 @@
             </w:r>
             <w:r>
               <w:rPr>
-                <w:noProof/>
-                <w:webHidden/>
-              </w:rPr>
-            </w:r>
-            <w:r>
-              <w:rPr>
+                <w:rFonts w:cs="Times New Roman"/>
+                <w:noProof/>
+                <w:webHidden/>
+              </w:rPr>
+            </w:r>
+            <w:r>
+              <w:rPr>
+                <w:rFonts w:cs="Times New Roman"/>
                 <w:noProof/>
                 <w:webHidden/>
               </w:rPr>
@@ -4985,13 +5356,15 @@
             </w:r>
             <w:r>
               <w:rPr>
-                <w:noProof/>
-                <w:webHidden/>
-              </w:rPr>
-              <w:t>40</w:t>
-            </w:r>
-            <w:r>
-              <w:rPr>
+                <w:rFonts w:cs="Times New Roman"/>
+                <w:noProof/>
+                <w:webHidden/>
+              </w:rPr>
+              <w:t>36</w:t>
+            </w:r>
+            <w:r>
+              <w:rPr>
+                <w:rFonts w:cs="Times New Roman"/>
                 <w:noProof/>
                 <w:webHidden/>
               </w:rPr>
@@ -5008,7 +5381,7 @@
             </w:tabs>
             <w:ind w:left="680"/>
             <w:rPr>
-              <w:rFonts w:asciiTheme="minorHAnsi" w:eastAsiaTheme="minorEastAsia" w:hAnsiTheme="minorHAnsi"/>
+              <w:rFonts w:eastAsiaTheme="minorEastAsia" w:cs="Times New Roman"/>
               <w:noProof/>
               <w:kern w:val="2"/>
               <w:szCs w:val="24"/>
@@ -5020,13 +5393,14 @@
             <w:r>
               <w:rPr>
                 <w:rStyle w:val="Hyperlink"/>
+                <w:rFonts w:cs="Times New Roman"/>
                 <w:noProof/>
               </w:rPr>
               <w:t>C.</w:t>
             </w:r>
             <w:r>
               <w:rPr>
-                <w:rFonts w:asciiTheme="minorHAnsi" w:eastAsiaTheme="minorEastAsia" w:hAnsiTheme="minorHAnsi"/>
+                <w:rFonts w:eastAsiaTheme="minorEastAsia" w:cs="Times New Roman"/>
                 <w:noProof/>
                 <w:kern w:val="2"/>
                 <w:szCs w:val="24"/>
@@ -5038,12 +5412,14 @@
             <w:r>
               <w:rPr>
                 <w:rStyle w:val="Hyperlink"/>
+                <w:rFonts w:cs="Times New Roman"/>
                 <w:noProof/>
               </w:rPr>
               <w:t>Pembahasan</w:t>
             </w:r>
             <w:r>
               <w:rPr>
+                <w:rFonts w:cs="Times New Roman"/>
                 <w:noProof/>
                 <w:webHidden/>
               </w:rPr>
@@ -5051,6 +5427,7 @@
             </w:r>
             <w:r>
               <w:rPr>
+                <w:rFonts w:cs="Times New Roman"/>
                 <w:noProof/>
                 <w:webHidden/>
               </w:rPr>
@@ -5058,6 +5435,7 @@
             </w:r>
             <w:r>
               <w:rPr>
+                <w:rFonts w:cs="Times New Roman"/>
                 <w:noProof/>
                 <w:webHidden/>
               </w:rPr>
@@ -5065,12 +5443,14 @@
             </w:r>
             <w:r>
               <w:rPr>
-                <w:noProof/>
-                <w:webHidden/>
-              </w:rPr>
-            </w:r>
-            <w:r>
-              <w:rPr>
+                <w:rFonts w:cs="Times New Roman"/>
+                <w:noProof/>
+                <w:webHidden/>
+              </w:rPr>
+            </w:r>
+            <w:r>
+              <w:rPr>
+                <w:rFonts w:cs="Times New Roman"/>
                 <w:noProof/>
                 <w:webHidden/>
               </w:rPr>
@@ -5078,13 +5458,15 @@
             </w:r>
             <w:r>
               <w:rPr>
-                <w:noProof/>
-                <w:webHidden/>
-              </w:rPr>
-              <w:t>40</w:t>
-            </w:r>
-            <w:r>
-              <w:rPr>
+                <w:rFonts w:cs="Times New Roman"/>
+                <w:noProof/>
+                <w:webHidden/>
+              </w:rPr>
+              <w:t>36</w:t>
+            </w:r>
+            <w:r>
+              <w:rPr>
+                <w:rFonts w:cs="Times New Roman"/>
                 <w:noProof/>
                 <w:webHidden/>
               </w:rPr>
@@ -5099,7 +5481,7 @@
               <w:tab w:val="right" w:leader="dot" w:pos="8261"/>
             </w:tabs>
             <w:rPr>
-              <w:rFonts w:asciiTheme="minorHAnsi" w:eastAsiaTheme="minorEastAsia" w:hAnsiTheme="minorHAnsi"/>
+              <w:rFonts w:eastAsiaTheme="minorEastAsia" w:cs="Times New Roman"/>
               <w:noProof/>
               <w:kern w:val="2"/>
               <w:szCs w:val="24"/>
@@ -5111,6 +5493,7 @@
             <w:r>
               <w:rPr>
                 <w:rStyle w:val="Hyperlink"/>
+                <w:rFonts w:cs="Times New Roman"/>
                 <w:noProof/>
                 <w:lang w:val="en-ID"/>
               </w:rPr>
@@ -5118,6 +5501,7 @@
             </w:r>
             <w:r>
               <w:rPr>
+                <w:rFonts w:cs="Times New Roman"/>
                 <w:noProof/>
                 <w:webHidden/>
               </w:rPr>
@@ -5125,6 +5509,7 @@
             </w:r>
             <w:r>
               <w:rPr>
+                <w:rFonts w:cs="Times New Roman"/>
                 <w:noProof/>
                 <w:webHidden/>
               </w:rPr>
@@ -5132,6 +5517,7 @@
             </w:r>
             <w:r>
               <w:rPr>
+                <w:rFonts w:cs="Times New Roman"/>
                 <w:noProof/>
                 <w:webHidden/>
               </w:rPr>
@@ -5139,12 +5525,14 @@
             </w:r>
             <w:r>
               <w:rPr>
-                <w:noProof/>
-                <w:webHidden/>
-              </w:rPr>
-            </w:r>
-            <w:r>
-              <w:rPr>
+                <w:rFonts w:cs="Times New Roman"/>
+                <w:noProof/>
+                <w:webHidden/>
+              </w:rPr>
+            </w:r>
+            <w:r>
+              <w:rPr>
+                <w:rFonts w:cs="Times New Roman"/>
                 <w:noProof/>
                 <w:webHidden/>
               </w:rPr>
@@ -5152,13 +5540,15 @@
             </w:r>
             <w:r>
               <w:rPr>
-                <w:noProof/>
-                <w:webHidden/>
-              </w:rPr>
-              <w:t>42</w:t>
-            </w:r>
-            <w:r>
-              <w:rPr>
+                <w:rFonts w:cs="Times New Roman"/>
+                <w:noProof/>
+                <w:webHidden/>
+              </w:rPr>
+              <w:t>38</w:t>
+            </w:r>
+            <w:r>
+              <w:rPr>
+                <w:rFonts w:cs="Times New Roman"/>
                 <w:noProof/>
                 <w:webHidden/>
               </w:rPr>
@@ -5180,17 +5570,6 @@
     </w:sdt>
     <w:p>
       <w:pPr>
-        <w:pStyle w:val="Heading1"/>
-        <w:spacing w:after="240"/>
-      </w:pPr>
-      <w:bookmarkStart w:id="2" w:name="_Toc227091767"/>
-      <w:r>
-        <w:t>DAFTAR GAMBAR</w:t>
-      </w:r>
-      <w:bookmarkEnd w:id="2"/>
-    </w:p>
-    <w:p>
-      <w:pPr>
         <w:rPr>
           <w:rFonts w:eastAsiaTheme="majorEastAsia" w:cstheme="majorBidi"/>
           <w:b/>
@@ -5198,6 +5577,7 @@
           <w:szCs w:val="32"/>
         </w:rPr>
       </w:pPr>
+      <w:bookmarkStart w:id="2" w:name="_Toc227091767"/>
       <w:r>
         <w:br w:type="page"/>
       </w:r>
@@ -5205,14 +5585,13 @@
     <w:p>
       <w:pPr>
         <w:pStyle w:val="Heading1"/>
-        <w:spacing w:before="0" w:after="240"/>
-      </w:pPr>
-      <w:bookmarkStart w:id="3" w:name="_Toc227091768"/>
+        <w:spacing w:after="240"/>
+      </w:pPr>
       <w:r>
         <w:lastRenderedPageBreak/>
-        <w:t>DAFTAR TABEL</w:t>
-      </w:r>
-      <w:bookmarkEnd w:id="3"/>
+        <w:t>DAFTAR GAMBAR</w:t>
+      </w:r>
+      <w:bookmarkEnd w:id="2"/>
     </w:p>
     <w:p>
       <w:pPr>
@@ -5220,6 +5599,8 @@
         <w:tabs>
           <w:tab w:val="right" w:leader="dot" w:pos="8261"/>
         </w:tabs>
+        <w:spacing w:line="360" w:lineRule="auto"/>
+        <w:jc w:val="both"/>
         <w:rPr>
           <w:rFonts w:asciiTheme="minorHAnsi" w:eastAsiaTheme="minorEastAsia" w:hAnsiTheme="minorHAnsi"/>
           <w:noProof/>
@@ -5233,12 +5614,800 @@
         <w:fldChar w:fldCharType="begin"/>
       </w:r>
       <w:r>
+        <w:instrText xml:space="preserve"> TOC \h \z \c "Gambar" </w:instrText>
+      </w:r>
+      <w:r>
+        <w:fldChar w:fldCharType="separate"/>
+      </w:r>
+      <w:hyperlink w:anchor="_Toc227093868" w:history="1">
+        <w:r>
+          <w:rPr>
+            <w:rStyle w:val="Hyperlink"/>
+            <w:noProof/>
+          </w:rPr>
+          <w:t>Gambar 1 Output Program Soal 1</w:t>
+        </w:r>
+        <w:r>
+          <w:rPr>
+            <w:noProof/>
+            <w:webHidden/>
+          </w:rPr>
+          <w:tab/>
+        </w:r>
+        <w:r>
+          <w:rPr>
+            <w:noProof/>
+            <w:webHidden/>
+          </w:rPr>
+          <w:fldChar w:fldCharType="begin"/>
+        </w:r>
+        <w:r>
+          <w:rPr>
+            <w:noProof/>
+            <w:webHidden/>
+          </w:rPr>
+          <w:instrText xml:space="preserve"> PAGEREF _Toc227093868 \h </w:instrText>
+        </w:r>
+        <w:r>
+          <w:rPr>
+            <w:noProof/>
+            <w:webHidden/>
+          </w:rPr>
+        </w:r>
+        <w:r>
+          <w:rPr>
+            <w:noProof/>
+            <w:webHidden/>
+          </w:rPr>
+          <w:fldChar w:fldCharType="separate"/>
+        </w:r>
+        <w:r>
+          <w:rPr>
+            <w:noProof/>
+            <w:webHidden/>
+          </w:rPr>
+          <w:t>8</w:t>
+        </w:r>
+        <w:r>
+          <w:rPr>
+            <w:noProof/>
+            <w:webHidden/>
+          </w:rPr>
+          <w:fldChar w:fldCharType="end"/>
+        </w:r>
+      </w:hyperlink>
+    </w:p>
+    <w:p>
+      <w:pPr>
+        <w:pStyle w:val="TableofFigures"/>
+        <w:tabs>
+          <w:tab w:val="right" w:leader="dot" w:pos="8261"/>
+        </w:tabs>
+        <w:spacing w:line="360" w:lineRule="auto"/>
+        <w:jc w:val="both"/>
+        <w:rPr>
+          <w:rFonts w:asciiTheme="minorHAnsi" w:eastAsiaTheme="minorEastAsia" w:hAnsiTheme="minorHAnsi"/>
+          <w:noProof/>
+          <w:kern w:val="2"/>
+          <w:szCs w:val="24"/>
+          <w:lang w:val="en-ID" w:eastAsia="en-ID"/>
+          <w14:ligatures w14:val="standardContextual"/>
+        </w:rPr>
+      </w:pPr>
+      <w:hyperlink w:anchor="_Toc227093869" w:history="1">
+        <w:r>
+          <w:rPr>
+            <w:rStyle w:val="Hyperlink"/>
+            <w:noProof/>
+          </w:rPr>
+          <w:t>Gambar 2  Output Program Soal 2</w:t>
+        </w:r>
+        <w:r>
+          <w:rPr>
+            <w:noProof/>
+            <w:webHidden/>
+          </w:rPr>
+          <w:tab/>
+        </w:r>
+        <w:r>
+          <w:rPr>
+            <w:noProof/>
+            <w:webHidden/>
+          </w:rPr>
+          <w:fldChar w:fldCharType="begin"/>
+        </w:r>
+        <w:r>
+          <w:rPr>
+            <w:noProof/>
+            <w:webHidden/>
+          </w:rPr>
+          <w:instrText xml:space="preserve"> PAGEREF _Toc227093869 \h </w:instrText>
+        </w:r>
+        <w:r>
+          <w:rPr>
+            <w:noProof/>
+            <w:webHidden/>
+          </w:rPr>
+        </w:r>
+        <w:r>
+          <w:rPr>
+            <w:noProof/>
+            <w:webHidden/>
+          </w:rPr>
+          <w:fldChar w:fldCharType="separate"/>
+        </w:r>
+        <w:r>
+          <w:rPr>
+            <w:noProof/>
+            <w:webHidden/>
+          </w:rPr>
+          <w:t>11</w:t>
+        </w:r>
+        <w:r>
+          <w:rPr>
+            <w:noProof/>
+            <w:webHidden/>
+          </w:rPr>
+          <w:fldChar w:fldCharType="end"/>
+        </w:r>
+      </w:hyperlink>
+    </w:p>
+    <w:p>
+      <w:pPr>
+        <w:pStyle w:val="TableofFigures"/>
+        <w:tabs>
+          <w:tab w:val="right" w:leader="dot" w:pos="8261"/>
+        </w:tabs>
+        <w:spacing w:line="360" w:lineRule="auto"/>
+        <w:jc w:val="both"/>
+        <w:rPr>
+          <w:rFonts w:asciiTheme="minorHAnsi" w:eastAsiaTheme="minorEastAsia" w:hAnsiTheme="minorHAnsi"/>
+          <w:noProof/>
+          <w:kern w:val="2"/>
+          <w:szCs w:val="24"/>
+          <w:lang w:val="en-ID" w:eastAsia="en-ID"/>
+          <w14:ligatures w14:val="standardContextual"/>
+        </w:rPr>
+      </w:pPr>
+      <w:hyperlink w:anchor="_Toc227093870" w:history="1">
+        <w:r>
+          <w:rPr>
+            <w:rStyle w:val="Hyperlink"/>
+            <w:noProof/>
+          </w:rPr>
+          <w:t>Gambar 3 Output Program Soal 3</w:t>
+        </w:r>
+        <w:r>
+          <w:rPr>
+            <w:noProof/>
+            <w:webHidden/>
+          </w:rPr>
+          <w:tab/>
+        </w:r>
+        <w:r>
+          <w:rPr>
+            <w:noProof/>
+            <w:webHidden/>
+          </w:rPr>
+          <w:fldChar w:fldCharType="begin"/>
+        </w:r>
+        <w:r>
+          <w:rPr>
+            <w:noProof/>
+            <w:webHidden/>
+          </w:rPr>
+          <w:instrText xml:space="preserve"> PAGEREF _Toc227093870 \h </w:instrText>
+        </w:r>
+        <w:r>
+          <w:rPr>
+            <w:noProof/>
+            <w:webHidden/>
+          </w:rPr>
+        </w:r>
+        <w:r>
+          <w:rPr>
+            <w:noProof/>
+            <w:webHidden/>
+          </w:rPr>
+          <w:fldChar w:fldCharType="separate"/>
+        </w:r>
+        <w:r>
+          <w:rPr>
+            <w:noProof/>
+            <w:webHidden/>
+          </w:rPr>
+          <w:t>14</w:t>
+        </w:r>
+        <w:r>
+          <w:rPr>
+            <w:noProof/>
+            <w:webHidden/>
+          </w:rPr>
+          <w:fldChar w:fldCharType="end"/>
+        </w:r>
+      </w:hyperlink>
+    </w:p>
+    <w:p>
+      <w:pPr>
+        <w:pStyle w:val="TableofFigures"/>
+        <w:tabs>
+          <w:tab w:val="right" w:leader="dot" w:pos="8261"/>
+        </w:tabs>
+        <w:spacing w:line="360" w:lineRule="auto"/>
+        <w:jc w:val="both"/>
+        <w:rPr>
+          <w:rFonts w:asciiTheme="minorHAnsi" w:eastAsiaTheme="minorEastAsia" w:hAnsiTheme="minorHAnsi"/>
+          <w:noProof/>
+          <w:kern w:val="2"/>
+          <w:szCs w:val="24"/>
+          <w:lang w:val="en-ID" w:eastAsia="en-ID"/>
+          <w14:ligatures w14:val="standardContextual"/>
+        </w:rPr>
+      </w:pPr>
+      <w:hyperlink w:anchor="_Toc227093871" w:history="1">
+        <w:r>
+          <w:rPr>
+            <w:rStyle w:val="Hyperlink"/>
+            <w:noProof/>
+          </w:rPr>
+          <w:t>Gambar 4 Output Program Soal 4</w:t>
+        </w:r>
+        <w:r>
+          <w:rPr>
+            <w:noProof/>
+            <w:webHidden/>
+          </w:rPr>
+          <w:tab/>
+        </w:r>
+        <w:r>
+          <w:rPr>
+            <w:noProof/>
+            <w:webHidden/>
+          </w:rPr>
+          <w:fldChar w:fldCharType="begin"/>
+        </w:r>
+        <w:r>
+          <w:rPr>
+            <w:noProof/>
+            <w:webHidden/>
+          </w:rPr>
+          <w:instrText xml:space="preserve"> PAGEREF _Toc227093871 \h </w:instrText>
+        </w:r>
+        <w:r>
+          <w:rPr>
+            <w:noProof/>
+            <w:webHidden/>
+          </w:rPr>
+        </w:r>
+        <w:r>
+          <w:rPr>
+            <w:noProof/>
+            <w:webHidden/>
+          </w:rPr>
+          <w:fldChar w:fldCharType="separate"/>
+        </w:r>
+        <w:r>
+          <w:rPr>
+            <w:noProof/>
+            <w:webHidden/>
+          </w:rPr>
+          <w:t>17</w:t>
+        </w:r>
+        <w:r>
+          <w:rPr>
+            <w:noProof/>
+            <w:webHidden/>
+          </w:rPr>
+          <w:fldChar w:fldCharType="end"/>
+        </w:r>
+      </w:hyperlink>
+    </w:p>
+    <w:p>
+      <w:pPr>
+        <w:pStyle w:val="TableofFigures"/>
+        <w:tabs>
+          <w:tab w:val="right" w:leader="dot" w:pos="8261"/>
+        </w:tabs>
+        <w:spacing w:line="360" w:lineRule="auto"/>
+        <w:jc w:val="both"/>
+        <w:rPr>
+          <w:rFonts w:asciiTheme="minorHAnsi" w:eastAsiaTheme="minorEastAsia" w:hAnsiTheme="minorHAnsi"/>
+          <w:noProof/>
+          <w:kern w:val="2"/>
+          <w:szCs w:val="24"/>
+          <w:lang w:val="en-ID" w:eastAsia="en-ID"/>
+          <w14:ligatures w14:val="standardContextual"/>
+        </w:rPr>
+      </w:pPr>
+      <w:hyperlink w:anchor="_Toc227093872" w:history="1">
+        <w:r>
+          <w:rPr>
+            <w:rStyle w:val="Hyperlink"/>
+            <w:noProof/>
+          </w:rPr>
+          <w:t>Gambar 5 Output Program Soal 5</w:t>
+        </w:r>
+        <w:r>
+          <w:rPr>
+            <w:noProof/>
+            <w:webHidden/>
+          </w:rPr>
+          <w:tab/>
+        </w:r>
+        <w:r>
+          <w:rPr>
+            <w:noProof/>
+            <w:webHidden/>
+          </w:rPr>
+          <w:fldChar w:fldCharType="begin"/>
+        </w:r>
+        <w:r>
+          <w:rPr>
+            <w:noProof/>
+            <w:webHidden/>
+          </w:rPr>
+          <w:instrText xml:space="preserve"> PAGEREF _Toc227093872 \h </w:instrText>
+        </w:r>
+        <w:r>
+          <w:rPr>
+            <w:noProof/>
+            <w:webHidden/>
+          </w:rPr>
+        </w:r>
+        <w:r>
+          <w:rPr>
+            <w:noProof/>
+            <w:webHidden/>
+          </w:rPr>
+          <w:fldChar w:fldCharType="separate"/>
+        </w:r>
+        <w:r>
+          <w:rPr>
+            <w:noProof/>
+            <w:webHidden/>
+          </w:rPr>
+          <w:t>20</w:t>
+        </w:r>
+        <w:r>
+          <w:rPr>
+            <w:noProof/>
+            <w:webHidden/>
+          </w:rPr>
+          <w:fldChar w:fldCharType="end"/>
+        </w:r>
+      </w:hyperlink>
+    </w:p>
+    <w:p>
+      <w:pPr>
+        <w:pStyle w:val="TableofFigures"/>
+        <w:tabs>
+          <w:tab w:val="right" w:leader="dot" w:pos="8261"/>
+        </w:tabs>
+        <w:spacing w:line="360" w:lineRule="auto"/>
+        <w:jc w:val="both"/>
+        <w:rPr>
+          <w:rFonts w:asciiTheme="minorHAnsi" w:eastAsiaTheme="minorEastAsia" w:hAnsiTheme="minorHAnsi"/>
+          <w:noProof/>
+          <w:kern w:val="2"/>
+          <w:szCs w:val="24"/>
+          <w:lang w:val="en-ID" w:eastAsia="en-ID"/>
+          <w14:ligatures w14:val="standardContextual"/>
+        </w:rPr>
+      </w:pPr>
+      <w:hyperlink w:anchor="_Toc227093873" w:history="1">
+        <w:r>
+          <w:rPr>
+            <w:rStyle w:val="Hyperlink"/>
+            <w:noProof/>
+          </w:rPr>
+          <w:t>Gambar 6 Output Program Soal 6</w:t>
+        </w:r>
+        <w:r>
+          <w:rPr>
+            <w:noProof/>
+            <w:webHidden/>
+          </w:rPr>
+          <w:tab/>
+        </w:r>
+        <w:r>
+          <w:rPr>
+            <w:noProof/>
+            <w:webHidden/>
+          </w:rPr>
+          <w:fldChar w:fldCharType="begin"/>
+        </w:r>
+        <w:r>
+          <w:rPr>
+            <w:noProof/>
+            <w:webHidden/>
+          </w:rPr>
+          <w:instrText xml:space="preserve"> PAGEREF _Toc227093873 \h </w:instrText>
+        </w:r>
+        <w:r>
+          <w:rPr>
+            <w:noProof/>
+            <w:webHidden/>
+          </w:rPr>
+        </w:r>
+        <w:r>
+          <w:rPr>
+            <w:noProof/>
+            <w:webHidden/>
+          </w:rPr>
+          <w:fldChar w:fldCharType="separate"/>
+        </w:r>
+        <w:r>
+          <w:rPr>
+            <w:noProof/>
+            <w:webHidden/>
+          </w:rPr>
+          <w:t>23</w:t>
+        </w:r>
+        <w:r>
+          <w:rPr>
+            <w:noProof/>
+            <w:webHidden/>
+          </w:rPr>
+          <w:fldChar w:fldCharType="end"/>
+        </w:r>
+      </w:hyperlink>
+    </w:p>
+    <w:p>
+      <w:pPr>
+        <w:pStyle w:val="TableofFigures"/>
+        <w:tabs>
+          <w:tab w:val="right" w:leader="dot" w:pos="8261"/>
+        </w:tabs>
+        <w:spacing w:line="360" w:lineRule="auto"/>
+        <w:jc w:val="both"/>
+        <w:rPr>
+          <w:rFonts w:asciiTheme="minorHAnsi" w:eastAsiaTheme="minorEastAsia" w:hAnsiTheme="minorHAnsi"/>
+          <w:noProof/>
+          <w:kern w:val="2"/>
+          <w:szCs w:val="24"/>
+          <w:lang w:val="en-ID" w:eastAsia="en-ID"/>
+          <w14:ligatures w14:val="standardContextual"/>
+        </w:rPr>
+      </w:pPr>
+      <w:hyperlink w:anchor="_Toc227093874" w:history="1">
+        <w:r>
+          <w:rPr>
+            <w:rStyle w:val="Hyperlink"/>
+            <w:noProof/>
+          </w:rPr>
+          <w:t>Gambar 7 Output Program Soal 7</w:t>
+        </w:r>
+        <w:r>
+          <w:rPr>
+            <w:noProof/>
+            <w:webHidden/>
+          </w:rPr>
+          <w:tab/>
+        </w:r>
+        <w:r>
+          <w:rPr>
+            <w:noProof/>
+            <w:webHidden/>
+          </w:rPr>
+          <w:fldChar w:fldCharType="begin"/>
+        </w:r>
+        <w:r>
+          <w:rPr>
+            <w:noProof/>
+            <w:webHidden/>
+          </w:rPr>
+          <w:instrText xml:space="preserve"> PAGEREF _Toc227093874 \h </w:instrText>
+        </w:r>
+        <w:r>
+          <w:rPr>
+            <w:noProof/>
+            <w:webHidden/>
+          </w:rPr>
+        </w:r>
+        <w:r>
+          <w:rPr>
+            <w:noProof/>
+            <w:webHidden/>
+          </w:rPr>
+          <w:fldChar w:fldCharType="separate"/>
+        </w:r>
+        <w:r>
+          <w:rPr>
+            <w:noProof/>
+            <w:webHidden/>
+          </w:rPr>
+          <w:t>27</w:t>
+        </w:r>
+        <w:r>
+          <w:rPr>
+            <w:noProof/>
+            <w:webHidden/>
+          </w:rPr>
+          <w:fldChar w:fldCharType="end"/>
+        </w:r>
+      </w:hyperlink>
+    </w:p>
+    <w:p>
+      <w:pPr>
+        <w:pStyle w:val="TableofFigures"/>
+        <w:tabs>
+          <w:tab w:val="right" w:leader="dot" w:pos="8261"/>
+        </w:tabs>
+        <w:spacing w:line="360" w:lineRule="auto"/>
+        <w:jc w:val="both"/>
+        <w:rPr>
+          <w:rFonts w:asciiTheme="minorHAnsi" w:eastAsiaTheme="minorEastAsia" w:hAnsiTheme="minorHAnsi"/>
+          <w:noProof/>
+          <w:kern w:val="2"/>
+          <w:szCs w:val="24"/>
+          <w:lang w:val="en-ID" w:eastAsia="en-ID"/>
+          <w14:ligatures w14:val="standardContextual"/>
+        </w:rPr>
+      </w:pPr>
+      <w:hyperlink w:anchor="_Toc227093875" w:history="1">
+        <w:r>
+          <w:rPr>
+            <w:rStyle w:val="Hyperlink"/>
+            <w:noProof/>
+          </w:rPr>
+          <w:t>Gambar 8 Output Program Soal 8</w:t>
+        </w:r>
+        <w:r>
+          <w:rPr>
+            <w:noProof/>
+            <w:webHidden/>
+          </w:rPr>
+          <w:tab/>
+        </w:r>
+        <w:r>
+          <w:rPr>
+            <w:noProof/>
+            <w:webHidden/>
+          </w:rPr>
+          <w:fldChar w:fldCharType="begin"/>
+        </w:r>
+        <w:r>
+          <w:rPr>
+            <w:noProof/>
+            <w:webHidden/>
+          </w:rPr>
+          <w:instrText xml:space="preserve"> PAGEREF _Toc227093875 \h </w:instrText>
+        </w:r>
+        <w:r>
+          <w:rPr>
+            <w:noProof/>
+            <w:webHidden/>
+          </w:rPr>
+        </w:r>
+        <w:r>
+          <w:rPr>
+            <w:noProof/>
+            <w:webHidden/>
+          </w:rPr>
+          <w:fldChar w:fldCharType="separate"/>
+        </w:r>
+        <w:r>
+          <w:rPr>
+            <w:noProof/>
+            <w:webHidden/>
+          </w:rPr>
+          <w:t>30</w:t>
+        </w:r>
+        <w:r>
+          <w:rPr>
+            <w:noProof/>
+            <w:webHidden/>
+          </w:rPr>
+          <w:fldChar w:fldCharType="end"/>
+        </w:r>
+      </w:hyperlink>
+    </w:p>
+    <w:p>
+      <w:pPr>
+        <w:pStyle w:val="TableofFigures"/>
+        <w:tabs>
+          <w:tab w:val="right" w:leader="dot" w:pos="8261"/>
+        </w:tabs>
+        <w:spacing w:line="360" w:lineRule="auto"/>
+        <w:jc w:val="both"/>
+        <w:rPr>
+          <w:rFonts w:asciiTheme="minorHAnsi" w:eastAsiaTheme="minorEastAsia" w:hAnsiTheme="minorHAnsi"/>
+          <w:noProof/>
+          <w:kern w:val="2"/>
+          <w:szCs w:val="24"/>
+          <w:lang w:val="en-ID" w:eastAsia="en-ID"/>
+          <w14:ligatures w14:val="standardContextual"/>
+        </w:rPr>
+      </w:pPr>
+      <w:hyperlink w:anchor="_Toc227093876" w:history="1">
+        <w:r>
+          <w:rPr>
+            <w:rStyle w:val="Hyperlink"/>
+            <w:noProof/>
+          </w:rPr>
+          <w:t>Gambar 9 Output Program Soal 9</w:t>
+        </w:r>
+        <w:r>
+          <w:rPr>
+            <w:noProof/>
+            <w:webHidden/>
+          </w:rPr>
+          <w:tab/>
+        </w:r>
+        <w:r>
+          <w:rPr>
+            <w:noProof/>
+            <w:webHidden/>
+          </w:rPr>
+          <w:fldChar w:fldCharType="begin"/>
+        </w:r>
+        <w:r>
+          <w:rPr>
+            <w:noProof/>
+            <w:webHidden/>
+          </w:rPr>
+          <w:instrText xml:space="preserve"> PAGEREF _Toc227093876 \h </w:instrText>
+        </w:r>
+        <w:r>
+          <w:rPr>
+            <w:noProof/>
+            <w:webHidden/>
+          </w:rPr>
+        </w:r>
+        <w:r>
+          <w:rPr>
+            <w:noProof/>
+            <w:webHidden/>
+          </w:rPr>
+          <w:fldChar w:fldCharType="separate"/>
+        </w:r>
+        <w:r>
+          <w:rPr>
+            <w:noProof/>
+            <w:webHidden/>
+          </w:rPr>
+          <w:t>33</w:t>
+        </w:r>
+        <w:r>
+          <w:rPr>
+            <w:noProof/>
+            <w:webHidden/>
+          </w:rPr>
+          <w:fldChar w:fldCharType="end"/>
+        </w:r>
+      </w:hyperlink>
+    </w:p>
+    <w:p>
+      <w:pPr>
+        <w:pStyle w:val="TableofFigures"/>
+        <w:tabs>
+          <w:tab w:val="right" w:leader="dot" w:pos="8261"/>
+        </w:tabs>
+        <w:spacing w:line="360" w:lineRule="auto"/>
+        <w:jc w:val="both"/>
+        <w:rPr>
+          <w:rFonts w:asciiTheme="minorHAnsi" w:eastAsiaTheme="minorEastAsia" w:hAnsiTheme="minorHAnsi"/>
+          <w:noProof/>
+          <w:kern w:val="2"/>
+          <w:szCs w:val="24"/>
+          <w:lang w:val="en-ID" w:eastAsia="en-ID"/>
+          <w14:ligatures w14:val="standardContextual"/>
+        </w:rPr>
+      </w:pPr>
+      <w:hyperlink w:anchor="_Toc227093877" w:history="1">
+        <w:r>
+          <w:rPr>
+            <w:rStyle w:val="Hyperlink"/>
+            <w:noProof/>
+          </w:rPr>
+          <w:t>Gambar 10 Output Program Soal 10</w:t>
+        </w:r>
+        <w:r>
+          <w:rPr>
+            <w:noProof/>
+            <w:webHidden/>
+          </w:rPr>
+          <w:tab/>
+        </w:r>
+        <w:r>
+          <w:rPr>
+            <w:noProof/>
+            <w:webHidden/>
+          </w:rPr>
+          <w:fldChar w:fldCharType="begin"/>
+        </w:r>
+        <w:r>
+          <w:rPr>
+            <w:noProof/>
+            <w:webHidden/>
+          </w:rPr>
+          <w:instrText xml:space="preserve"> PAGEREF _Toc227093877 \h </w:instrText>
+        </w:r>
+        <w:r>
+          <w:rPr>
+            <w:noProof/>
+            <w:webHidden/>
+          </w:rPr>
+        </w:r>
+        <w:r>
+          <w:rPr>
+            <w:noProof/>
+            <w:webHidden/>
+          </w:rPr>
+          <w:fldChar w:fldCharType="separate"/>
+        </w:r>
+        <w:r>
+          <w:rPr>
+            <w:noProof/>
+            <w:webHidden/>
+          </w:rPr>
+          <w:t>36</w:t>
+        </w:r>
+        <w:r>
+          <w:rPr>
+            <w:noProof/>
+            <w:webHidden/>
+          </w:rPr>
+          <w:fldChar w:fldCharType="end"/>
+        </w:r>
+      </w:hyperlink>
+    </w:p>
+    <w:p>
+      <w:r>
+        <w:fldChar w:fldCharType="end"/>
+      </w:r>
+    </w:p>
+    <w:p>
+      <w:pPr>
+        <w:rPr>
+          <w:rFonts w:eastAsiaTheme="majorEastAsia" w:cstheme="majorBidi"/>
+          <w:b/>
+          <w:sz w:val="28"/>
+          <w:szCs w:val="32"/>
+        </w:rPr>
+      </w:pPr>
+      <w:r>
+        <w:br w:type="page"/>
+      </w:r>
+    </w:p>
+    <w:p>
+      <w:pPr>
+        <w:pStyle w:val="Heading1"/>
+        <w:spacing w:before="0" w:after="240"/>
+      </w:pPr>
+      <w:bookmarkStart w:id="3" w:name="_Toc227091768"/>
+      <w:r>
+        <w:lastRenderedPageBreak/>
+        <w:t>DAFTAR TABEL</w:t>
+      </w:r>
+      <w:bookmarkEnd w:id="3"/>
+    </w:p>
+    <w:p>
+      <w:pPr>
+        <w:pStyle w:val="TableofFigures"/>
+        <w:tabs>
+          <w:tab w:val="right" w:leader="dot" w:pos="8261"/>
+        </w:tabs>
+        <w:spacing w:line="360" w:lineRule="auto"/>
+        <w:rPr>
+          <w:rFonts w:asciiTheme="minorHAnsi" w:eastAsiaTheme="minorEastAsia" w:hAnsiTheme="minorHAnsi"/>
+          <w:noProof/>
+          <w:kern w:val="2"/>
+          <w:szCs w:val="24"/>
+          <w:lang w:val="en-ID" w:eastAsia="en-ID"/>
+          <w14:ligatures w14:val="standardContextual"/>
+        </w:rPr>
+      </w:pPr>
+      <w:r>
+        <w:fldChar w:fldCharType="begin"/>
+      </w:r>
+      <w:r>
         <w:instrText xml:space="preserve"> TOC \h \z \c "Tabel" </w:instrText>
       </w:r>
       <w:r>
         <w:fldChar w:fldCharType="separate"/>
       </w:r>
-      <w:hyperlink w:anchor="_Toc227092435" w:history="1">
+      <w:hyperlink w:anchor="_Toc227093922" w:history="1">
         <w:r>
           <w:rPr>
             <w:rStyle w:val="Hyperlink"/>
@@ -5265,7 +6434,7 @@
             <w:noProof/>
             <w:webHidden/>
           </w:rPr>
-          <w:instrText xml:space="preserve"> PAGEREF _Toc227092435 \h </w:instrText>
+          <w:instrText xml:space="preserve"> PAGEREF _Toc227093922 \h </w:instrText>
         </w:r>
         <w:r>
           <w:rPr>
@@ -5302,6 +6471,7 @@
         <w:tabs>
           <w:tab w:val="right" w:leader="dot" w:pos="8261"/>
         </w:tabs>
+        <w:spacing w:line="360" w:lineRule="auto"/>
         <w:rPr>
           <w:rFonts w:asciiTheme="minorHAnsi" w:eastAsiaTheme="minorEastAsia" w:hAnsiTheme="minorHAnsi"/>
           <w:noProof/>
@@ -5311,7 +6481,7 @@
           <w14:ligatures w14:val="standardContextual"/>
         </w:rPr>
       </w:pPr>
-      <w:hyperlink w:anchor="_Toc227092436" w:history="1">
+      <w:hyperlink w:anchor="_Toc227093923" w:history="1">
         <w:r>
           <w:rPr>
             <w:rStyle w:val="Hyperlink"/>
@@ -5338,7 +6508,7 @@
             <w:noProof/>
             <w:webHidden/>
           </w:rPr>
-          <w:instrText xml:space="preserve"> PAGEREF _Toc227092436 \h </w:instrText>
+          <w:instrText xml:space="preserve"> PAGEREF _Toc227093923 \h </w:instrText>
         </w:r>
         <w:r>
           <w:rPr>
@@ -5358,7 +6528,7 @@
             <w:noProof/>
             <w:webHidden/>
           </w:rPr>
-          <w:t>11</w:t>
+          <w:t>10</w:t>
         </w:r>
         <w:r>
           <w:rPr>
@@ -5375,6 +6545,7 @@
         <w:tabs>
           <w:tab w:val="right" w:leader="dot" w:pos="8261"/>
         </w:tabs>
+        <w:spacing w:line="360" w:lineRule="auto"/>
         <w:rPr>
           <w:rFonts w:asciiTheme="minorHAnsi" w:eastAsiaTheme="minorEastAsia" w:hAnsiTheme="minorHAnsi"/>
           <w:noProof/>
@@ -5384,7 +6555,7 @@
           <w14:ligatures w14:val="standardContextual"/>
         </w:rPr>
       </w:pPr>
-      <w:hyperlink w:anchor="_Toc227092437" w:history="1">
+      <w:hyperlink w:anchor="_Toc227093924" w:history="1">
         <w:r>
           <w:rPr>
             <w:rStyle w:val="Hyperlink"/>
@@ -5411,7 +6582,7 @@
             <w:noProof/>
             <w:webHidden/>
           </w:rPr>
-          <w:instrText xml:space="preserve"> PAGEREF _Toc227092437 \h </w:instrText>
+          <w:instrText xml:space="preserve"> PAGEREF _Toc227093924 \h </w:instrText>
         </w:r>
         <w:r>
           <w:rPr>
@@ -5431,7 +6602,7 @@
             <w:noProof/>
             <w:webHidden/>
           </w:rPr>
-          <w:t>14</w:t>
+          <w:t>13</w:t>
         </w:r>
         <w:r>
           <w:rPr>
@@ -5448,6 +6619,7 @@
         <w:tabs>
           <w:tab w:val="right" w:leader="dot" w:pos="8261"/>
         </w:tabs>
+        <w:spacing w:line="360" w:lineRule="auto"/>
         <w:rPr>
           <w:rFonts w:asciiTheme="minorHAnsi" w:eastAsiaTheme="minorEastAsia" w:hAnsiTheme="minorHAnsi"/>
           <w:noProof/>
@@ -5457,7 +6629,7 @@
           <w14:ligatures w14:val="standardContextual"/>
         </w:rPr>
       </w:pPr>
-      <w:hyperlink w:anchor="_Toc227092438" w:history="1">
+      <w:hyperlink w:anchor="_Toc227093925" w:history="1">
         <w:r>
           <w:rPr>
             <w:rStyle w:val="Hyperlink"/>
@@ -5484,7 +6656,7 @@
             <w:noProof/>
             <w:webHidden/>
           </w:rPr>
-          <w:instrText xml:space="preserve"> PAGEREF _Toc227092438 \h </w:instrText>
+          <w:instrText xml:space="preserve"> PAGEREF _Toc227093925 \h </w:instrText>
         </w:r>
         <w:r>
           <w:rPr>
@@ -5504,7 +6676,7 @@
             <w:noProof/>
             <w:webHidden/>
           </w:rPr>
-          <w:t>17</w:t>
+          <w:t>16</w:t>
         </w:r>
         <w:r>
           <w:rPr>
@@ -5521,6 +6693,7 @@
         <w:tabs>
           <w:tab w:val="right" w:leader="dot" w:pos="8261"/>
         </w:tabs>
+        <w:spacing w:line="360" w:lineRule="auto"/>
         <w:rPr>
           <w:rFonts w:asciiTheme="minorHAnsi" w:eastAsiaTheme="minorEastAsia" w:hAnsiTheme="minorHAnsi"/>
           <w:noProof/>
@@ -5530,7 +6703,7 @@
           <w14:ligatures w14:val="standardContextual"/>
         </w:rPr>
       </w:pPr>
-      <w:hyperlink w:anchor="_Toc227092439" w:history="1">
+      <w:hyperlink w:anchor="_Toc227093926" w:history="1">
         <w:r>
           <w:rPr>
             <w:rStyle w:val="Hyperlink"/>
@@ -5557,7 +6730,7 @@
             <w:noProof/>
             <w:webHidden/>
           </w:rPr>
-          <w:instrText xml:space="preserve"> PAGEREF _Toc227092439 \h </w:instrText>
+          <w:instrText xml:space="preserve"> PAGEREF _Toc227093926 \h </w:instrText>
         </w:r>
         <w:r>
           <w:rPr>
@@ -5577,7 +6750,7 @@
             <w:noProof/>
             <w:webHidden/>
           </w:rPr>
-          <w:t>20</w:t>
+          <w:t>19</w:t>
         </w:r>
         <w:r>
           <w:rPr>
@@ -5594,6 +6767,7 @@
         <w:tabs>
           <w:tab w:val="right" w:leader="dot" w:pos="8261"/>
         </w:tabs>
+        <w:spacing w:line="360" w:lineRule="auto"/>
         <w:rPr>
           <w:rFonts w:asciiTheme="minorHAnsi" w:eastAsiaTheme="minorEastAsia" w:hAnsiTheme="minorHAnsi"/>
           <w:noProof/>
@@ -5603,7 +6777,7 @@
           <w14:ligatures w14:val="standardContextual"/>
         </w:rPr>
       </w:pPr>
-      <w:hyperlink w:anchor="_Toc227092440" w:history="1">
+      <w:hyperlink w:anchor="_Toc227093927" w:history="1">
         <w:r>
           <w:rPr>
             <w:rStyle w:val="Hyperlink"/>
@@ -5630,7 +6804,7 @@
             <w:noProof/>
             <w:webHidden/>
           </w:rPr>
-          <w:instrText xml:space="preserve"> PAGEREF _Toc227092440 \h </w:instrText>
+          <w:instrText xml:space="preserve"> PAGEREF _Toc227093927 \h </w:instrText>
         </w:r>
         <w:r>
           <w:rPr>
@@ -5650,7 +6824,7 @@
             <w:noProof/>
             <w:webHidden/>
           </w:rPr>
-          <w:t>23</w:t>
+          <w:t>22</w:t>
         </w:r>
         <w:r>
           <w:rPr>
@@ -5667,6 +6841,7 @@
         <w:tabs>
           <w:tab w:val="right" w:leader="dot" w:pos="8261"/>
         </w:tabs>
+        <w:spacing w:line="360" w:lineRule="auto"/>
         <w:rPr>
           <w:rFonts w:asciiTheme="minorHAnsi" w:eastAsiaTheme="minorEastAsia" w:hAnsiTheme="minorHAnsi"/>
           <w:noProof/>
@@ -5676,7 +6851,7 @@
           <w14:ligatures w14:val="standardContextual"/>
         </w:rPr>
       </w:pPr>
-      <w:hyperlink w:anchor="_Toc227092441" w:history="1">
+      <w:hyperlink w:anchor="_Toc227093928" w:history="1">
         <w:r>
           <w:rPr>
             <w:rStyle w:val="Hyperlink"/>
@@ -5703,7 +6878,7 @@
             <w:noProof/>
             <w:webHidden/>
           </w:rPr>
-          <w:instrText xml:space="preserve"> PAGEREF _Toc227092441 \h </w:instrText>
+          <w:instrText xml:space="preserve"> PAGEREF _Toc227093928 \h </w:instrText>
         </w:r>
         <w:r>
           <w:rPr>
@@ -5723,7 +6898,7 @@
             <w:noProof/>
             <w:webHidden/>
           </w:rPr>
-          <w:t>27</w:t>
+          <w:t>26</w:t>
         </w:r>
         <w:r>
           <w:rPr>
@@ -5740,6 +6915,7 @@
         <w:tabs>
           <w:tab w:val="right" w:leader="dot" w:pos="8261"/>
         </w:tabs>
+        <w:spacing w:line="360" w:lineRule="auto"/>
         <w:rPr>
           <w:rFonts w:asciiTheme="minorHAnsi" w:eastAsiaTheme="minorEastAsia" w:hAnsiTheme="minorHAnsi"/>
           <w:noProof/>
@@ -5749,7 +6925,7 @@
           <w14:ligatures w14:val="standardContextual"/>
         </w:rPr>
       </w:pPr>
-      <w:hyperlink w:anchor="_Toc227092442" w:history="1">
+      <w:hyperlink w:anchor="_Toc227093929" w:history="1">
         <w:r>
           <w:rPr>
             <w:rStyle w:val="Hyperlink"/>
@@ -5776,7 +6952,7 @@
             <w:noProof/>
             <w:webHidden/>
           </w:rPr>
-          <w:instrText xml:space="preserve"> PAGEREF _Toc227092442 \h </w:instrText>
+          <w:instrText xml:space="preserve"> PAGEREF _Toc227093929 \h </w:instrText>
         </w:r>
         <w:r>
           <w:rPr>
@@ -5796,7 +6972,7 @@
             <w:noProof/>
             <w:webHidden/>
           </w:rPr>
-          <w:t>30</w:t>
+          <w:t>29</w:t>
         </w:r>
         <w:r>
           <w:rPr>
@@ -5813,6 +6989,7 @@
         <w:tabs>
           <w:tab w:val="right" w:leader="dot" w:pos="8261"/>
         </w:tabs>
+        <w:spacing w:line="360" w:lineRule="auto"/>
         <w:rPr>
           <w:rFonts w:asciiTheme="minorHAnsi" w:eastAsiaTheme="minorEastAsia" w:hAnsiTheme="minorHAnsi"/>
           <w:noProof/>
@@ -5822,7 +6999,7 @@
           <w14:ligatures w14:val="standardContextual"/>
         </w:rPr>
       </w:pPr>
-      <w:hyperlink w:anchor="_Toc227092443" w:history="1">
+      <w:hyperlink w:anchor="_Toc227093930" w:history="1">
         <w:r>
           <w:rPr>
             <w:rStyle w:val="Hyperlink"/>
@@ -5849,7 +7026,7 @@
             <w:noProof/>
             <w:webHidden/>
           </w:rPr>
-          <w:instrText xml:space="preserve"> PAGEREF _Toc227092443 \h </w:instrText>
+          <w:instrText xml:space="preserve"> PAGEREF _Toc227093930 \h </w:instrText>
         </w:r>
         <w:r>
           <w:rPr>
@@ -5869,7 +7046,7 @@
             <w:noProof/>
             <w:webHidden/>
           </w:rPr>
-          <w:t>34</w:t>
+          <w:t>32</w:t>
         </w:r>
         <w:r>
           <w:rPr>
@@ -6041,27 +7218,18 @@
         <w:jc w:val="center"/>
       </w:pPr>
       <w:bookmarkStart w:id="7" w:name="_Toc227092435"/>
+      <w:bookmarkStart w:id="8" w:name="_Toc227093922"/>
       <w:r>
         <w:t xml:space="preserve">Tabel </w:t>
       </w:r>
-      <w:r>
-        <w:fldChar w:fldCharType="begin"/>
-      </w:r>
-      <w:r>
-        <w:instrText xml:space="preserve"> SEQ Tabel \* ARABIC </w:instrText>
-      </w:r>
-      <w:r>
-        <w:fldChar w:fldCharType="separate"/>
-      </w:r>
-      <w:r>
-        <w:rPr>
-          <w:noProof/>
-        </w:rPr>
-        <w:t>1</w:t>
-      </w:r>
-      <w:r>
-        <w:fldChar w:fldCharType="end"/>
-      </w:r>
+      <w:fldSimple w:instr=" SEQ Tabel \* ARABIC ">
+        <w:r>
+          <w:rPr>
+            <w:noProof/>
+          </w:rPr>
+          <w:t>1</w:t>
+        </w:r>
+      </w:fldSimple>
       <w:r>
         <w:t xml:space="preserve"> Source Code </w:t>
       </w:r>
@@ -6074,6 +7242,7 @@
         <w:t xml:space="preserve"> Soal 1</w:t>
       </w:r>
       <w:bookmarkEnd w:id="7"/>
+      <w:bookmarkEnd w:id="8"/>
     </w:p>
     <w:tbl>
       <w:tblPr>
@@ -7158,12 +8327,12 @@
           <w:numId w:val="9"/>
         </w:numPr>
       </w:pPr>
-      <w:bookmarkStart w:id="8" w:name="_Toc227091772"/>
+      <w:bookmarkStart w:id="9" w:name="_Toc227091772"/>
       <w:r>
         <w:lastRenderedPageBreak/>
         <w:t>Output Program</w:t>
       </w:r>
-      <w:bookmarkEnd w:id="8"/>
+      <w:bookmarkEnd w:id="9"/>
     </w:p>
     <w:p>
       <w:pPr>
@@ -7216,33 +8385,25 @@
         <w:spacing w:before="240" w:after="0"/>
         <w:jc w:val="center"/>
       </w:pPr>
+      <w:bookmarkStart w:id="10" w:name="_Toc227093868"/>
       <w:r>
         <w:t xml:space="preserve">Gambar </w:t>
       </w:r>
-      <w:r>
-        <w:fldChar w:fldCharType="begin"/>
-      </w:r>
-      <w:r>
-        <w:instrText xml:space="preserve"> SEQ gambar \* ARABIC </w:instrText>
-      </w:r>
-      <w:r>
-        <w:fldChar w:fldCharType="separate"/>
-      </w:r>
-      <w:r>
-        <w:rPr>
-          <w:noProof/>
-        </w:rPr>
+      <w:fldSimple w:instr=" SEQ gambar \* ARABIC ">
+        <w:r>
+          <w:rPr>
+            <w:noProof/>
+          </w:rPr>
+          <w:t>1</w:t>
+        </w:r>
+      </w:fldSimple>
+      <w:r>
+        <w:t xml:space="preserve"> Output Program Soal </w:t>
+      </w:r>
+      <w:r>
         <w:t>1</w:t>
       </w:r>
-      <w:r>
-        <w:fldChar w:fldCharType="end"/>
-      </w:r>
-      <w:r>
-        <w:t xml:space="preserve"> Output Program Soal </w:t>
-      </w:r>
-      <w:r>
-        <w:t>1</w:t>
-      </w:r>
+      <w:bookmarkEnd w:id="10"/>
     </w:p>
     <w:p>
       <w:pPr>
@@ -7252,7 +8413,7 @@
           <w:numId w:val="9"/>
         </w:numPr>
       </w:pPr>
-      <w:bookmarkStart w:id="9" w:name="_Toc227091773"/>
+      <w:bookmarkStart w:id="11" w:name="_Toc227091773"/>
       <w:proofErr w:type="spellStart"/>
       <w:r>
         <w:t>Pembahasa</w:t>
@@ -7260,7 +8421,7 @@
       <w:r>
         <w:t>n</w:t>
       </w:r>
-      <w:bookmarkEnd w:id="9"/>
+      <w:bookmarkEnd w:id="11"/>
       <w:proofErr w:type="spellEnd"/>
     </w:p>
     <w:p>
@@ -8056,12 +9217,12 @@
           <w:lang w:val="id"/>
         </w:rPr>
       </w:pPr>
-      <w:bookmarkStart w:id="10" w:name="_Toc227091774"/>
+      <w:bookmarkStart w:id="12" w:name="_Toc227091774"/>
       <w:r>
         <w:lastRenderedPageBreak/>
         <w:t>Background color dan heading</w:t>
       </w:r>
-      <w:bookmarkEnd w:id="10"/>
+      <w:bookmarkEnd w:id="12"/>
     </w:p>
     <w:p>
       <w:pPr>
@@ -8071,11 +9232,11 @@
           <w:numId w:val="10"/>
         </w:numPr>
       </w:pPr>
-      <w:bookmarkStart w:id="11" w:name="_Toc227091775"/>
+      <w:bookmarkStart w:id="13" w:name="_Toc227091775"/>
       <w:r>
         <w:t>Source Code</w:t>
       </w:r>
-      <w:bookmarkEnd w:id="11"/>
+      <w:bookmarkEnd w:id="13"/>
     </w:p>
     <w:p>
       <w:pPr>
@@ -8083,28 +9244,19 @@
         <w:keepNext/>
         <w:jc w:val="center"/>
       </w:pPr>
-      <w:bookmarkStart w:id="12" w:name="_Toc227092436"/>
+      <w:bookmarkStart w:id="14" w:name="_Toc227092436"/>
+      <w:bookmarkStart w:id="15" w:name="_Toc227093923"/>
       <w:r>
         <w:t xml:space="preserve">Tabel </w:t>
       </w:r>
-      <w:r>
-        <w:fldChar w:fldCharType="begin"/>
-      </w:r>
-      <w:r>
-        <w:instrText xml:space="preserve"> SEQ Tabel \* ARABIC </w:instrText>
-      </w:r>
-      <w:r>
-        <w:fldChar w:fldCharType="separate"/>
-      </w:r>
-      <w:r>
-        <w:rPr>
-          <w:noProof/>
-        </w:rPr>
-        <w:t>2</w:t>
-      </w:r>
-      <w:r>
-        <w:fldChar w:fldCharType="end"/>
-      </w:r>
+      <w:fldSimple w:instr=" SEQ Tabel \* ARABIC ">
+        <w:r>
+          <w:rPr>
+            <w:noProof/>
+          </w:rPr>
+          <w:t>2</w:t>
+        </w:r>
+      </w:fldSimple>
       <w:r>
         <w:t xml:space="preserve"> Source Code </w:t>
       </w:r>
@@ -8116,7 +9268,8 @@
       <w:r>
         <w:t xml:space="preserve"> Soal 2</w:t>
       </w:r>
-      <w:bookmarkEnd w:id="12"/>
+      <w:bookmarkEnd w:id="14"/>
+      <w:bookmarkEnd w:id="15"/>
     </w:p>
     <w:tbl>
       <w:tblPr>
@@ -9220,12 +10373,12 @@
           <w:numId w:val="10"/>
         </w:numPr>
       </w:pPr>
-      <w:bookmarkStart w:id="13" w:name="_Toc227091776"/>
+      <w:bookmarkStart w:id="16" w:name="_Toc227091776"/>
       <w:r>
         <w:lastRenderedPageBreak/>
         <w:t>Output Program</w:t>
       </w:r>
-      <w:bookmarkEnd w:id="13"/>
+      <w:bookmarkEnd w:id="16"/>
     </w:p>
     <w:p>
       <w:pPr>
@@ -9278,36 +10431,28 @@
         <w:spacing w:before="240" w:after="0"/>
         <w:jc w:val="center"/>
       </w:pPr>
+      <w:bookmarkStart w:id="17" w:name="_Toc227093869"/>
       <w:r>
         <w:t xml:space="preserve">Gambar </w:t>
       </w:r>
-      <w:r>
-        <w:fldChar w:fldCharType="begin"/>
-      </w:r>
-      <w:r>
-        <w:instrText xml:space="preserve"> SEQ gambar \* ARABIC </w:instrText>
-      </w:r>
-      <w:r>
-        <w:fldChar w:fldCharType="separate"/>
-      </w:r>
-      <w:r>
-        <w:rPr>
-          <w:noProof/>
-        </w:rPr>
+      <w:fldSimple w:instr=" SEQ gambar \* ARABIC ">
+        <w:r>
+          <w:rPr>
+            <w:noProof/>
+          </w:rPr>
+          <w:t>2</w:t>
+        </w:r>
+      </w:fldSimple>
+      <w:r>
+        <w:t xml:space="preserve"> </w:t>
+      </w:r>
+      <w:r>
+        <w:t xml:space="preserve"> Output Program Soal </w:t>
+      </w:r>
+      <w:r>
         <w:t>2</w:t>
       </w:r>
-      <w:r>
-        <w:fldChar w:fldCharType="end"/>
-      </w:r>
-      <w:r>
-        <w:t xml:space="preserve"> </w:t>
-      </w:r>
-      <w:r>
-        <w:t xml:space="preserve"> Output Program Soal </w:t>
-      </w:r>
-      <w:r>
-        <w:t>2</w:t>
-      </w:r>
+      <w:bookmarkEnd w:id="17"/>
     </w:p>
     <w:p>
       <w:pPr>
@@ -9317,12 +10462,12 @@
           <w:numId w:val="10"/>
         </w:numPr>
       </w:pPr>
-      <w:bookmarkStart w:id="14" w:name="_Toc227091777"/>
+      <w:bookmarkStart w:id="18" w:name="_Toc227091777"/>
       <w:proofErr w:type="spellStart"/>
       <w:r>
         <w:t>Pembahasan</w:t>
       </w:r>
-      <w:bookmarkEnd w:id="14"/>
+      <w:bookmarkEnd w:id="18"/>
       <w:proofErr w:type="spellEnd"/>
     </w:p>
     <w:p>
@@ -9463,7 +10608,7 @@
       <w:pPr>
         <w:pStyle w:val="Heading2"/>
       </w:pPr>
-      <w:bookmarkStart w:id="15" w:name="_Toc227091778"/>
+      <w:bookmarkStart w:id="19" w:name="_Toc227091778"/>
       <w:r>
         <w:lastRenderedPageBreak/>
         <w:t xml:space="preserve">Garis </w:t>
@@ -9488,18 +10633,18 @@
       <w:r>
         <w:t>tersembunyi</w:t>
       </w:r>
-      <w:bookmarkEnd w:id="15"/>
+      <w:bookmarkEnd w:id="19"/>
       <w:proofErr w:type="spellEnd"/>
     </w:p>
     <w:p>
       <w:pPr>
         <w:pStyle w:val="Heading3"/>
       </w:pPr>
-      <w:bookmarkStart w:id="16" w:name="_Toc227091779"/>
+      <w:bookmarkStart w:id="20" w:name="_Toc227091779"/>
       <w:r>
         <w:t>Source code</w:t>
       </w:r>
-      <w:bookmarkEnd w:id="16"/>
+      <w:bookmarkEnd w:id="20"/>
     </w:p>
     <w:p>
       <w:pPr>
@@ -9507,46 +10652,38 @@
         <w:keepNext/>
         <w:jc w:val="center"/>
       </w:pPr>
-      <w:bookmarkStart w:id="17" w:name="_Toc227092437"/>
+      <w:bookmarkStart w:id="21" w:name="_Toc227092437"/>
+      <w:bookmarkStart w:id="22" w:name="_Toc227093924"/>
       <w:r>
         <w:t xml:space="preserve">Tabel </w:t>
       </w:r>
-      <w:r>
-        <w:fldChar w:fldCharType="begin"/>
-      </w:r>
-      <w:r>
-        <w:instrText xml:space="preserve"> SEQ Tabel \* ARABIC </w:instrText>
-      </w:r>
-      <w:r>
-        <w:fldChar w:fldCharType="separate"/>
-      </w:r>
-      <w:r>
-        <w:rPr>
-          <w:noProof/>
-        </w:rPr>
+      <w:fldSimple w:instr=" SEQ Tabel \* ARABIC ">
+        <w:r>
+          <w:rPr>
+            <w:noProof/>
+          </w:rPr>
+          <w:t>3</w:t>
+        </w:r>
+      </w:fldSimple>
+      <w:r>
+        <w:t xml:space="preserve"> </w:t>
+      </w:r>
+      <w:r>
+        <w:t xml:space="preserve">Source Code </w:t>
+      </w:r>
+      <w:proofErr w:type="spellStart"/>
+      <w:r>
+        <w:t>Jawaban</w:t>
+      </w:r>
+      <w:proofErr w:type="spellEnd"/>
+      <w:r>
+        <w:t xml:space="preserve"> Soal </w:t>
+      </w:r>
+      <w:r>
         <w:t>3</w:t>
       </w:r>
-      <w:r>
-        <w:fldChar w:fldCharType="end"/>
-      </w:r>
-      <w:r>
-        <w:t xml:space="preserve"> </w:t>
-      </w:r>
-      <w:r>
-        <w:t xml:space="preserve">Source Code </w:t>
-      </w:r>
-      <w:proofErr w:type="spellStart"/>
-      <w:r>
-        <w:t>Jawaban</w:t>
-      </w:r>
-      <w:proofErr w:type="spellEnd"/>
-      <w:r>
-        <w:t xml:space="preserve"> Soal </w:t>
-      </w:r>
-      <w:r>
-        <w:t>3</w:t>
-      </w:r>
-      <w:bookmarkEnd w:id="17"/>
+      <w:bookmarkEnd w:id="21"/>
+      <w:bookmarkEnd w:id="22"/>
     </w:p>
     <w:tbl>
       <w:tblPr>
@@ -9579,8 +10716,8 @@
                 <w:lang w:val="en-ID"/>
               </w:rPr>
             </w:pPr>
-            <w:bookmarkStart w:id="18" w:name="_Toc227091780"/>
-            <w:bookmarkEnd w:id="18"/>
+            <w:bookmarkStart w:id="23" w:name="_Toc227091780"/>
+            <w:bookmarkEnd w:id="23"/>
           </w:p>
         </w:tc>
         <w:tc>
@@ -9622,8 +10759,8 @@
                 <w:lang w:val="en-ID"/>
               </w:rPr>
             </w:pPr>
-            <w:bookmarkStart w:id="19" w:name="_Toc227091781"/>
-            <w:bookmarkEnd w:id="19"/>
+            <w:bookmarkStart w:id="24" w:name="_Toc227091781"/>
+            <w:bookmarkEnd w:id="24"/>
           </w:p>
         </w:tc>
         <w:tc>
@@ -9665,8 +10802,8 @@
                 <w:lang w:val="en-ID"/>
               </w:rPr>
             </w:pPr>
-            <w:bookmarkStart w:id="20" w:name="_Toc227091782"/>
-            <w:bookmarkEnd w:id="20"/>
+            <w:bookmarkStart w:id="25" w:name="_Toc227091782"/>
+            <w:bookmarkEnd w:id="25"/>
           </w:p>
         </w:tc>
         <w:tc>
@@ -9708,8 +10845,8 @@
                 <w:lang w:val="en-ID"/>
               </w:rPr>
             </w:pPr>
-            <w:bookmarkStart w:id="21" w:name="_Toc227091783"/>
-            <w:bookmarkEnd w:id="21"/>
+            <w:bookmarkStart w:id="26" w:name="_Toc227091783"/>
+            <w:bookmarkEnd w:id="26"/>
           </w:p>
         </w:tc>
         <w:tc>
@@ -9767,8 +10904,8 @@
                 <w:lang w:val="en-ID"/>
               </w:rPr>
             </w:pPr>
-            <w:bookmarkStart w:id="22" w:name="_Toc227091784"/>
-            <w:bookmarkEnd w:id="22"/>
+            <w:bookmarkStart w:id="27" w:name="_Toc227091784"/>
+            <w:bookmarkEnd w:id="27"/>
           </w:p>
         </w:tc>
         <w:tc>
@@ -9810,8 +10947,8 @@
                 <w:lang w:val="en-ID"/>
               </w:rPr>
             </w:pPr>
-            <w:bookmarkStart w:id="23" w:name="_Toc227091785"/>
-            <w:bookmarkEnd w:id="23"/>
+            <w:bookmarkStart w:id="28" w:name="_Toc227091785"/>
+            <w:bookmarkEnd w:id="28"/>
           </w:p>
         </w:tc>
         <w:tc>
@@ -9853,8 +10990,8 @@
                 <w:lang w:val="sv-SE"/>
               </w:rPr>
             </w:pPr>
-            <w:bookmarkStart w:id="24" w:name="_Toc227091786"/>
-            <w:bookmarkEnd w:id="24"/>
+            <w:bookmarkStart w:id="29" w:name="_Toc227091786"/>
+            <w:bookmarkEnd w:id="29"/>
           </w:p>
         </w:tc>
         <w:tc>
@@ -9896,8 +11033,8 @@
                 <w:lang w:val="sv-SE"/>
               </w:rPr>
             </w:pPr>
-            <w:bookmarkStart w:id="25" w:name="_Toc227091787"/>
-            <w:bookmarkEnd w:id="25"/>
+            <w:bookmarkStart w:id="30" w:name="_Toc227091787"/>
+            <w:bookmarkEnd w:id="30"/>
           </w:p>
         </w:tc>
         <w:tc>
@@ -9939,8 +11076,8 @@
                 <w:lang w:val="sv-SE"/>
               </w:rPr>
             </w:pPr>
-            <w:bookmarkStart w:id="26" w:name="_Toc227091788"/>
-            <w:bookmarkEnd w:id="26"/>
+            <w:bookmarkStart w:id="31" w:name="_Toc227091788"/>
+            <w:bookmarkEnd w:id="31"/>
           </w:p>
         </w:tc>
         <w:tc>
@@ -10005,8 +11142,8 @@
                 <w:lang w:val="en-ID"/>
               </w:rPr>
             </w:pPr>
-            <w:bookmarkStart w:id="27" w:name="_Toc227091789"/>
-            <w:bookmarkEnd w:id="27"/>
+            <w:bookmarkStart w:id="32" w:name="_Toc227091789"/>
+            <w:bookmarkEnd w:id="32"/>
           </w:p>
         </w:tc>
         <w:tc>
@@ -10114,8 +11251,8 @@
                 <w:lang w:val="en-ID"/>
               </w:rPr>
             </w:pPr>
-            <w:bookmarkStart w:id="28" w:name="_Toc227091790"/>
-            <w:bookmarkEnd w:id="28"/>
+            <w:bookmarkStart w:id="33" w:name="_Toc227091790"/>
+            <w:bookmarkEnd w:id="33"/>
           </w:p>
         </w:tc>
         <w:tc>
@@ -10173,8 +11310,8 @@
                 <w:lang w:val="en-ID"/>
               </w:rPr>
             </w:pPr>
-            <w:bookmarkStart w:id="29" w:name="_Toc227091791"/>
-            <w:bookmarkEnd w:id="29"/>
+            <w:bookmarkStart w:id="34" w:name="_Toc227091791"/>
+            <w:bookmarkEnd w:id="34"/>
           </w:p>
         </w:tc>
         <w:tc>
@@ -10282,8 +11419,8 @@
                 <w:lang w:val="en-ID"/>
               </w:rPr>
             </w:pPr>
-            <w:bookmarkStart w:id="30" w:name="_Toc227091792"/>
-            <w:bookmarkEnd w:id="30"/>
+            <w:bookmarkStart w:id="35" w:name="_Toc227091792"/>
+            <w:bookmarkEnd w:id="35"/>
           </w:p>
         </w:tc>
         <w:tc>
@@ -10357,8 +11494,8 @@
                 <w:lang w:val="en-ID"/>
               </w:rPr>
             </w:pPr>
-            <w:bookmarkStart w:id="31" w:name="_Toc227091793"/>
-            <w:bookmarkEnd w:id="31"/>
+            <w:bookmarkStart w:id="36" w:name="_Toc227091793"/>
+            <w:bookmarkEnd w:id="36"/>
           </w:p>
         </w:tc>
         <w:tc>
@@ -10423,8 +11560,8 @@
                 <w:lang w:val="sv-SE"/>
               </w:rPr>
             </w:pPr>
-            <w:bookmarkStart w:id="32" w:name="_Toc227091794"/>
-            <w:bookmarkEnd w:id="32"/>
+            <w:bookmarkStart w:id="37" w:name="_Toc227091794"/>
+            <w:bookmarkEnd w:id="37"/>
           </w:p>
         </w:tc>
         <w:tc>
@@ -10466,8 +11603,8 @@
                 <w:lang w:val="sv-SE"/>
               </w:rPr>
             </w:pPr>
-            <w:bookmarkStart w:id="33" w:name="_Toc227091795"/>
-            <w:bookmarkEnd w:id="33"/>
+            <w:bookmarkStart w:id="38" w:name="_Toc227091795"/>
+            <w:bookmarkEnd w:id="38"/>
           </w:p>
         </w:tc>
         <w:tc>
@@ -10525,8 +11662,8 @@
                 <w:lang w:val="sv-SE"/>
               </w:rPr>
             </w:pPr>
-            <w:bookmarkStart w:id="34" w:name="_Toc227091796"/>
-            <w:bookmarkEnd w:id="34"/>
+            <w:bookmarkStart w:id="39" w:name="_Toc227091796"/>
+            <w:bookmarkEnd w:id="39"/>
           </w:p>
         </w:tc>
         <w:tc>
@@ -10568,8 +11705,8 @@
                 <w:lang w:val="sv-SE"/>
               </w:rPr>
             </w:pPr>
-            <w:bookmarkStart w:id="35" w:name="_Toc227091797"/>
-            <w:bookmarkEnd w:id="35"/>
+            <w:bookmarkStart w:id="40" w:name="_Toc227091797"/>
+            <w:bookmarkEnd w:id="40"/>
           </w:p>
         </w:tc>
         <w:tc>
@@ -10611,8 +11748,8 @@
                 <w:lang w:val="en-ID"/>
               </w:rPr>
             </w:pPr>
-            <w:bookmarkStart w:id="36" w:name="_Toc227091798"/>
-            <w:bookmarkEnd w:id="36"/>
+            <w:bookmarkStart w:id="41" w:name="_Toc227091798"/>
+            <w:bookmarkEnd w:id="41"/>
           </w:p>
         </w:tc>
         <w:tc>
@@ -10642,12 +11779,12 @@
       <w:pPr>
         <w:pStyle w:val="Heading3"/>
       </w:pPr>
-      <w:bookmarkStart w:id="37" w:name="_Toc227091799"/>
+      <w:bookmarkStart w:id="42" w:name="_Toc227091799"/>
       <w:r>
         <w:lastRenderedPageBreak/>
         <w:t>Output program</w:t>
       </w:r>
-      <w:bookmarkEnd w:id="37"/>
+      <w:bookmarkEnd w:id="42"/>
     </w:p>
     <w:p>
       <w:pPr>
@@ -10701,27 +11838,18 @@
         <w:spacing w:before="240" w:after="0"/>
         <w:jc w:val="center"/>
       </w:pPr>
+      <w:bookmarkStart w:id="43" w:name="_Toc227093870"/>
       <w:r>
         <w:t xml:space="preserve">Gambar </w:t>
       </w:r>
-      <w:r>
-        <w:fldChar w:fldCharType="begin"/>
-      </w:r>
-      <w:r>
-        <w:instrText xml:space="preserve"> SEQ gambar \* ARABIC </w:instrText>
-      </w:r>
-      <w:r>
-        <w:fldChar w:fldCharType="separate"/>
-      </w:r>
-      <w:r>
-        <w:rPr>
-          <w:noProof/>
-        </w:rPr>
-        <w:t>3</w:t>
-      </w:r>
-      <w:r>
-        <w:fldChar w:fldCharType="end"/>
-      </w:r>
+      <w:fldSimple w:instr=" SEQ gambar \* ARABIC ">
+        <w:r>
+          <w:rPr>
+            <w:noProof/>
+          </w:rPr>
+          <w:t>3</w:t>
+        </w:r>
+      </w:fldSimple>
       <w:r>
         <w:t xml:space="preserve"> </w:t>
       </w:r>
@@ -10731,17 +11859,18 @@
       <w:r>
         <w:t xml:space="preserve"> 3</w:t>
       </w:r>
+      <w:bookmarkEnd w:id="43"/>
     </w:p>
     <w:p>
       <w:pPr>
         <w:pStyle w:val="Heading3"/>
       </w:pPr>
-      <w:bookmarkStart w:id="38" w:name="_Toc227091800"/>
+      <w:bookmarkStart w:id="44" w:name="_Toc227091800"/>
       <w:proofErr w:type="spellStart"/>
       <w:r>
         <w:t>pembahasan</w:t>
       </w:r>
-      <w:bookmarkEnd w:id="38"/>
+      <w:bookmarkEnd w:id="44"/>
       <w:proofErr w:type="spellEnd"/>
     </w:p>
     <w:p>
@@ -11002,7 +12131,7 @@
       <w:pPr>
         <w:pStyle w:val="Heading2"/>
       </w:pPr>
-      <w:bookmarkStart w:id="39" w:name="_Toc227091801"/>
+      <w:bookmarkStart w:id="45" w:name="_Toc227091801"/>
       <w:proofErr w:type="spellStart"/>
       <w:r>
         <w:lastRenderedPageBreak/>
@@ -11016,7 +12145,7 @@
       <w:r>
         <w:t>teks</w:t>
       </w:r>
-      <w:bookmarkEnd w:id="39"/>
+      <w:bookmarkEnd w:id="45"/>
       <w:proofErr w:type="spellEnd"/>
     </w:p>
     <w:p>
@@ -11027,11 +12156,11 @@
           <w:numId w:val="23"/>
         </w:numPr>
       </w:pPr>
-      <w:bookmarkStart w:id="40" w:name="_Toc227091802"/>
+      <w:bookmarkStart w:id="46" w:name="_Toc227091802"/>
       <w:r>
         <w:t>Source code</w:t>
       </w:r>
-      <w:bookmarkEnd w:id="40"/>
+      <w:bookmarkEnd w:id="46"/>
     </w:p>
     <w:p>
       <w:pPr>
@@ -11039,46 +12168,38 @@
         <w:keepNext/>
         <w:jc w:val="center"/>
       </w:pPr>
-      <w:bookmarkStart w:id="41" w:name="_Toc227092438"/>
+      <w:bookmarkStart w:id="47" w:name="_Toc227092438"/>
+      <w:bookmarkStart w:id="48" w:name="_Toc227093925"/>
       <w:r>
         <w:t xml:space="preserve">Tabel </w:t>
       </w:r>
-      <w:r>
-        <w:fldChar w:fldCharType="begin"/>
-      </w:r>
-      <w:r>
-        <w:instrText xml:space="preserve"> SEQ Tabel \* ARABIC </w:instrText>
-      </w:r>
-      <w:r>
-        <w:fldChar w:fldCharType="separate"/>
-      </w:r>
-      <w:r>
-        <w:rPr>
-          <w:noProof/>
-        </w:rPr>
+      <w:fldSimple w:instr=" SEQ Tabel \* ARABIC ">
+        <w:r>
+          <w:rPr>
+            <w:noProof/>
+          </w:rPr>
+          <w:t>4</w:t>
+        </w:r>
+      </w:fldSimple>
+      <w:r>
+        <w:t xml:space="preserve"> </w:t>
+      </w:r>
+      <w:r>
+        <w:t xml:space="preserve">Source Code </w:t>
+      </w:r>
+      <w:proofErr w:type="spellStart"/>
+      <w:r>
+        <w:t>Jawaban</w:t>
+      </w:r>
+      <w:proofErr w:type="spellEnd"/>
+      <w:r>
+        <w:t xml:space="preserve"> Soal </w:t>
+      </w:r>
+      <w:r>
         <w:t>4</w:t>
       </w:r>
-      <w:r>
-        <w:fldChar w:fldCharType="end"/>
-      </w:r>
-      <w:r>
-        <w:t xml:space="preserve"> </w:t>
-      </w:r>
-      <w:r>
-        <w:t xml:space="preserve">Source Code </w:t>
-      </w:r>
-      <w:proofErr w:type="spellStart"/>
-      <w:r>
-        <w:t>Jawaban</w:t>
-      </w:r>
-      <w:proofErr w:type="spellEnd"/>
-      <w:r>
-        <w:t xml:space="preserve"> Soal </w:t>
-      </w:r>
-      <w:r>
-        <w:t>4</w:t>
-      </w:r>
-      <w:bookmarkEnd w:id="41"/>
+      <w:bookmarkEnd w:id="47"/>
+      <w:bookmarkEnd w:id="48"/>
     </w:p>
     <w:tbl>
       <w:tblPr>
@@ -12229,12 +13350,12 @@
       <w:pPr>
         <w:pStyle w:val="Heading3"/>
       </w:pPr>
-      <w:bookmarkStart w:id="42" w:name="_Toc227091803"/>
+      <w:bookmarkStart w:id="49" w:name="_Toc227091803"/>
       <w:r>
         <w:lastRenderedPageBreak/>
         <w:t>Output program</w:t>
       </w:r>
-      <w:bookmarkEnd w:id="42"/>
+      <w:bookmarkEnd w:id="49"/>
     </w:p>
     <w:p>
       <w:pPr>
@@ -12288,27 +13409,18 @@
         <w:spacing w:before="240" w:after="0"/>
         <w:jc w:val="center"/>
       </w:pPr>
+      <w:bookmarkStart w:id="50" w:name="_Toc227093871"/>
       <w:r>
         <w:t xml:space="preserve">Gambar </w:t>
       </w:r>
-      <w:r>
-        <w:fldChar w:fldCharType="begin"/>
-      </w:r>
-      <w:r>
-        <w:instrText xml:space="preserve"> SEQ gambar \* ARABIC </w:instrText>
-      </w:r>
-      <w:r>
-        <w:fldChar w:fldCharType="separate"/>
-      </w:r>
-      <w:r>
-        <w:rPr>
-          <w:noProof/>
-        </w:rPr>
-        <w:t>4</w:t>
-      </w:r>
-      <w:r>
-        <w:fldChar w:fldCharType="end"/>
-      </w:r>
+      <w:fldSimple w:instr=" SEQ gambar \* ARABIC ">
+        <w:r>
+          <w:rPr>
+            <w:noProof/>
+          </w:rPr>
+          <w:t>4</w:t>
+        </w:r>
+      </w:fldSimple>
       <w:r>
         <w:t xml:space="preserve"> </w:t>
       </w:r>
@@ -12318,18 +13430,19 @@
       <w:r>
         <w:t xml:space="preserve"> 4</w:t>
       </w:r>
+      <w:bookmarkEnd w:id="50"/>
     </w:p>
     <w:p>
       <w:pPr>
         <w:pStyle w:val="Heading3"/>
       </w:pPr>
-      <w:bookmarkStart w:id="43" w:name="_Toc227091805"/>
-      <w:bookmarkStart w:id="44" w:name="_Toc227091804"/>
+      <w:bookmarkStart w:id="51" w:name="_Toc227091804"/>
+      <w:bookmarkStart w:id="52" w:name="_Toc227091805"/>
       <w:proofErr w:type="spellStart"/>
       <w:r>
         <w:t>Pembahasan</w:t>
       </w:r>
-      <w:bookmarkEnd w:id="44"/>
+      <w:bookmarkEnd w:id="51"/>
       <w:proofErr w:type="spellEnd"/>
     </w:p>
     <w:p>
@@ -12489,7 +13602,7 @@
         <w:lastRenderedPageBreak/>
         <w:t>Teks yang di-preformat</w:t>
       </w:r>
-      <w:bookmarkEnd w:id="43"/>
+      <w:bookmarkEnd w:id="52"/>
     </w:p>
     <w:p>
       <w:pPr>
@@ -12499,11 +13612,11 @@
           <w:numId w:val="24"/>
         </w:numPr>
       </w:pPr>
-      <w:bookmarkStart w:id="45" w:name="_Toc227091806"/>
+      <w:bookmarkStart w:id="53" w:name="_Toc227091806"/>
       <w:r>
         <w:t>Source code</w:t>
       </w:r>
-      <w:bookmarkEnd w:id="45"/>
+      <w:bookmarkEnd w:id="53"/>
     </w:p>
     <w:p>
       <w:pPr>
@@ -12511,46 +13624,38 @@
         <w:keepNext/>
         <w:jc w:val="center"/>
       </w:pPr>
-      <w:bookmarkStart w:id="46" w:name="_Toc227092439"/>
+      <w:bookmarkStart w:id="54" w:name="_Toc227092439"/>
+      <w:bookmarkStart w:id="55" w:name="_Toc227093926"/>
       <w:r>
         <w:t xml:space="preserve">Tabel </w:t>
       </w:r>
-      <w:r>
-        <w:fldChar w:fldCharType="begin"/>
-      </w:r>
-      <w:r>
-        <w:instrText xml:space="preserve"> SEQ Tabel \* ARABIC </w:instrText>
-      </w:r>
-      <w:r>
-        <w:fldChar w:fldCharType="separate"/>
-      </w:r>
-      <w:r>
-        <w:rPr>
-          <w:noProof/>
-        </w:rPr>
+      <w:fldSimple w:instr=" SEQ Tabel \* ARABIC ">
+        <w:r>
+          <w:rPr>
+            <w:noProof/>
+          </w:rPr>
+          <w:t>5</w:t>
+        </w:r>
+      </w:fldSimple>
+      <w:r>
+        <w:t xml:space="preserve"> </w:t>
+      </w:r>
+      <w:r>
+        <w:t xml:space="preserve">Source Code </w:t>
+      </w:r>
+      <w:proofErr w:type="spellStart"/>
+      <w:r>
+        <w:t>Jawaban</w:t>
+      </w:r>
+      <w:proofErr w:type="spellEnd"/>
+      <w:r>
+        <w:t xml:space="preserve"> Soal </w:t>
+      </w:r>
+      <w:r>
         <w:t>5</w:t>
       </w:r>
-      <w:r>
-        <w:fldChar w:fldCharType="end"/>
-      </w:r>
-      <w:r>
-        <w:t xml:space="preserve"> </w:t>
-      </w:r>
-      <w:r>
-        <w:t xml:space="preserve">Source Code </w:t>
-      </w:r>
-      <w:proofErr w:type="spellStart"/>
-      <w:r>
-        <w:t>Jawaban</w:t>
-      </w:r>
-      <w:proofErr w:type="spellEnd"/>
-      <w:r>
-        <w:t xml:space="preserve"> Soal </w:t>
-      </w:r>
-      <w:r>
-        <w:t>5</w:t>
-      </w:r>
-      <w:bookmarkEnd w:id="46"/>
+      <w:bookmarkEnd w:id="54"/>
+      <w:bookmarkEnd w:id="55"/>
     </w:p>
     <w:tbl>
       <w:tblPr>
@@ -13456,12 +14561,12 @@
       <w:pPr>
         <w:pStyle w:val="Heading3"/>
       </w:pPr>
-      <w:bookmarkStart w:id="47" w:name="_Toc227091807"/>
+      <w:bookmarkStart w:id="56" w:name="_Toc227091807"/>
       <w:r>
         <w:lastRenderedPageBreak/>
         <w:t>Output program</w:t>
       </w:r>
-      <w:bookmarkEnd w:id="47"/>
+      <w:bookmarkEnd w:id="56"/>
     </w:p>
     <w:p>
       <w:pPr>
@@ -13515,27 +14620,18 @@
         <w:spacing w:before="240" w:after="0"/>
         <w:jc w:val="center"/>
       </w:pPr>
+      <w:bookmarkStart w:id="57" w:name="_Toc227093872"/>
       <w:r>
         <w:t xml:space="preserve">Gambar </w:t>
       </w:r>
-      <w:r>
-        <w:fldChar w:fldCharType="begin"/>
-      </w:r>
-      <w:r>
-        <w:instrText xml:space="preserve"> SEQ gambar \* ARABIC </w:instrText>
-      </w:r>
-      <w:r>
-        <w:fldChar w:fldCharType="separate"/>
-      </w:r>
-      <w:r>
-        <w:rPr>
-          <w:noProof/>
-        </w:rPr>
-        <w:t>5</w:t>
-      </w:r>
-      <w:r>
-        <w:fldChar w:fldCharType="end"/>
-      </w:r>
+      <w:fldSimple w:instr=" SEQ gambar \* ARABIC ">
+        <w:r>
+          <w:rPr>
+            <w:noProof/>
+          </w:rPr>
+          <w:t>5</w:t>
+        </w:r>
+      </w:fldSimple>
       <w:r>
         <w:t xml:space="preserve"> </w:t>
       </w:r>
@@ -13545,12 +14641,13 @@
       <w:r>
         <w:t xml:space="preserve"> 5</w:t>
       </w:r>
+      <w:bookmarkEnd w:id="57"/>
     </w:p>
     <w:p>
       <w:pPr>
         <w:pStyle w:val="Heading3"/>
       </w:pPr>
-      <w:bookmarkStart w:id="48" w:name="_Toc227091808"/>
+      <w:bookmarkStart w:id="58" w:name="_Toc227091808"/>
       <w:proofErr w:type="spellStart"/>
       <w:r>
         <w:t>P</w:t>
@@ -13558,7 +14655,7 @@
       <w:r>
         <w:t>embahasan</w:t>
       </w:r>
-      <w:bookmarkEnd w:id="48"/>
+      <w:bookmarkEnd w:id="58"/>
       <w:proofErr w:type="spellEnd"/>
     </w:p>
     <w:p>
@@ -13691,7 +14788,7 @@
       <w:pPr>
         <w:pStyle w:val="Heading2"/>
       </w:pPr>
-      <w:bookmarkStart w:id="49" w:name="_Toc227091809"/>
+      <w:bookmarkStart w:id="59" w:name="_Toc227091809"/>
       <w:r>
         <w:lastRenderedPageBreak/>
         <w:t xml:space="preserve">Arah </w:t>
@@ -13704,7 +14801,7 @@
       <w:r>
         <w:t xml:space="preserve"> dan quotation</w:t>
       </w:r>
-      <w:bookmarkEnd w:id="49"/>
+      <w:bookmarkEnd w:id="59"/>
     </w:p>
     <w:p>
       <w:pPr>
@@ -13714,11 +14811,11 @@
           <w:numId w:val="25"/>
         </w:numPr>
       </w:pPr>
-      <w:bookmarkStart w:id="50" w:name="_Toc227091810"/>
+      <w:bookmarkStart w:id="60" w:name="_Toc227091810"/>
       <w:r>
         <w:t>Source code</w:t>
       </w:r>
-      <w:bookmarkEnd w:id="50"/>
+      <w:bookmarkEnd w:id="60"/>
     </w:p>
     <w:p>
       <w:pPr>
@@ -13726,46 +14823,38 @@
         <w:keepNext/>
         <w:jc w:val="center"/>
       </w:pPr>
-      <w:bookmarkStart w:id="51" w:name="_Toc227092440"/>
+      <w:bookmarkStart w:id="61" w:name="_Toc227092440"/>
+      <w:bookmarkStart w:id="62" w:name="_Toc227093927"/>
       <w:r>
         <w:t xml:space="preserve">Tabel </w:t>
       </w:r>
-      <w:r>
-        <w:fldChar w:fldCharType="begin"/>
-      </w:r>
-      <w:r>
-        <w:instrText xml:space="preserve"> SEQ Tabel \* ARABIC </w:instrText>
-      </w:r>
-      <w:r>
-        <w:fldChar w:fldCharType="separate"/>
-      </w:r>
-      <w:r>
-        <w:rPr>
-          <w:noProof/>
-        </w:rPr>
+      <w:fldSimple w:instr=" SEQ Tabel \* ARABIC ">
+        <w:r>
+          <w:rPr>
+            <w:noProof/>
+          </w:rPr>
+          <w:t>6</w:t>
+        </w:r>
+      </w:fldSimple>
+      <w:r>
+        <w:t xml:space="preserve"> </w:t>
+      </w:r>
+      <w:r>
+        <w:t xml:space="preserve">Source Code </w:t>
+      </w:r>
+      <w:proofErr w:type="spellStart"/>
+      <w:r>
+        <w:t>Jawaban</w:t>
+      </w:r>
+      <w:proofErr w:type="spellEnd"/>
+      <w:r>
+        <w:t xml:space="preserve"> Soal </w:t>
+      </w:r>
+      <w:r>
         <w:t>6</w:t>
       </w:r>
-      <w:r>
-        <w:fldChar w:fldCharType="end"/>
-      </w:r>
-      <w:r>
-        <w:t xml:space="preserve"> </w:t>
-      </w:r>
-      <w:r>
-        <w:t xml:space="preserve">Source Code </w:t>
-      </w:r>
-      <w:proofErr w:type="spellStart"/>
-      <w:r>
-        <w:t>Jawaban</w:t>
-      </w:r>
-      <w:proofErr w:type="spellEnd"/>
-      <w:r>
-        <w:t xml:space="preserve"> Soal </w:t>
-      </w:r>
-      <w:r>
-        <w:t>6</w:t>
-      </w:r>
-      <w:bookmarkEnd w:id="51"/>
+      <w:bookmarkEnd w:id="61"/>
+      <w:bookmarkEnd w:id="62"/>
     </w:p>
     <w:tbl>
       <w:tblPr>
@@ -15318,12 +16407,12 @@
       <w:pPr>
         <w:pStyle w:val="Heading3"/>
       </w:pPr>
-      <w:bookmarkStart w:id="52" w:name="_Toc227091811"/>
+      <w:bookmarkStart w:id="63" w:name="_Toc227091811"/>
       <w:r>
         <w:lastRenderedPageBreak/>
         <w:t>Output program</w:t>
       </w:r>
-      <w:bookmarkEnd w:id="52"/>
+      <w:bookmarkEnd w:id="63"/>
     </w:p>
     <w:p>
       <w:pPr>
@@ -15376,27 +16465,18 @@
         <w:spacing w:before="240" w:after="0"/>
         <w:jc w:val="center"/>
       </w:pPr>
+      <w:bookmarkStart w:id="64" w:name="_Toc227093873"/>
       <w:r>
         <w:t xml:space="preserve">Gambar </w:t>
       </w:r>
-      <w:r>
-        <w:fldChar w:fldCharType="begin"/>
-      </w:r>
-      <w:r>
-        <w:instrText xml:space="preserve"> SEQ gambar \* ARABIC </w:instrText>
-      </w:r>
-      <w:r>
-        <w:fldChar w:fldCharType="separate"/>
-      </w:r>
-      <w:r>
-        <w:rPr>
-          <w:noProof/>
-        </w:rPr>
-        <w:t>6</w:t>
-      </w:r>
-      <w:r>
-        <w:fldChar w:fldCharType="end"/>
-      </w:r>
+      <w:fldSimple w:instr=" SEQ gambar \* ARABIC ">
+        <w:r>
+          <w:rPr>
+            <w:noProof/>
+          </w:rPr>
+          <w:t>6</w:t>
+        </w:r>
+      </w:fldSimple>
       <w:r>
         <w:t xml:space="preserve"> </w:t>
       </w:r>
@@ -15406,6 +16486,7 @@
       <w:r>
         <w:t xml:space="preserve"> 6</w:t>
       </w:r>
+      <w:bookmarkEnd w:id="64"/>
     </w:p>
     <w:p>
       <w:r>
@@ -15416,7 +16497,7 @@
       <w:pPr>
         <w:pStyle w:val="Heading3"/>
       </w:pPr>
-      <w:bookmarkStart w:id="53" w:name="_Toc227091812"/>
+      <w:bookmarkStart w:id="65" w:name="_Toc227091812"/>
       <w:proofErr w:type="spellStart"/>
       <w:r>
         <w:lastRenderedPageBreak/>
@@ -15425,7 +16506,7 @@
       <w:r>
         <w:t>embahasan</w:t>
       </w:r>
-      <w:bookmarkEnd w:id="53"/>
+      <w:bookmarkEnd w:id="65"/>
       <w:proofErr w:type="spellEnd"/>
     </w:p>
     <w:p>
@@ -15688,12 +16769,12 @@
       <w:pPr>
         <w:pStyle w:val="Heading2"/>
       </w:pPr>
-      <w:bookmarkStart w:id="54" w:name="_Toc227091813"/>
+      <w:bookmarkStart w:id="66" w:name="_Toc227091813"/>
       <w:r>
         <w:lastRenderedPageBreak/>
         <w:t>List unordered dan ordered</w:t>
       </w:r>
-      <w:bookmarkEnd w:id="54"/>
+      <w:bookmarkEnd w:id="66"/>
     </w:p>
     <w:p>
       <w:pPr>
@@ -15703,11 +16784,11 @@
           <w:numId w:val="35"/>
         </w:numPr>
       </w:pPr>
-      <w:bookmarkStart w:id="55" w:name="_Toc227091814"/>
+      <w:bookmarkStart w:id="67" w:name="_Toc227091814"/>
       <w:r>
         <w:t>Source code</w:t>
       </w:r>
-      <w:bookmarkEnd w:id="55"/>
+      <w:bookmarkEnd w:id="67"/>
     </w:p>
     <w:p>
       <w:pPr>
@@ -15715,46 +16796,38 @@
         <w:keepNext/>
         <w:jc w:val="center"/>
       </w:pPr>
-      <w:bookmarkStart w:id="56" w:name="_Toc227092441"/>
+      <w:bookmarkStart w:id="68" w:name="_Toc227092441"/>
+      <w:bookmarkStart w:id="69" w:name="_Toc227093928"/>
       <w:r>
         <w:t xml:space="preserve">Tabel </w:t>
       </w:r>
-      <w:r>
-        <w:fldChar w:fldCharType="begin"/>
-      </w:r>
-      <w:r>
-        <w:instrText xml:space="preserve"> SEQ Tabel \* ARABIC </w:instrText>
-      </w:r>
-      <w:r>
-        <w:fldChar w:fldCharType="separate"/>
-      </w:r>
-      <w:r>
-        <w:rPr>
-          <w:noProof/>
-        </w:rPr>
+      <w:fldSimple w:instr=" SEQ Tabel \* ARABIC ">
+        <w:r>
+          <w:rPr>
+            <w:noProof/>
+          </w:rPr>
+          <w:t>7</w:t>
+        </w:r>
+      </w:fldSimple>
+      <w:r>
+        <w:t xml:space="preserve"> </w:t>
+      </w:r>
+      <w:r>
+        <w:t xml:space="preserve">Source Code </w:t>
+      </w:r>
+      <w:proofErr w:type="spellStart"/>
+      <w:r>
+        <w:t>Jawaban</w:t>
+      </w:r>
+      <w:proofErr w:type="spellEnd"/>
+      <w:r>
+        <w:t xml:space="preserve"> Soal </w:t>
+      </w:r>
+      <w:r>
         <w:t>7</w:t>
       </w:r>
-      <w:r>
-        <w:fldChar w:fldCharType="end"/>
-      </w:r>
-      <w:r>
-        <w:t xml:space="preserve"> </w:t>
-      </w:r>
-      <w:r>
-        <w:t xml:space="preserve">Source Code </w:t>
-      </w:r>
-      <w:proofErr w:type="spellStart"/>
-      <w:r>
-        <w:t>Jawaban</w:t>
-      </w:r>
-      <w:proofErr w:type="spellEnd"/>
-      <w:r>
-        <w:t xml:space="preserve"> Soal </w:t>
-      </w:r>
-      <w:r>
-        <w:t>7</w:t>
-      </w:r>
-      <w:bookmarkEnd w:id="56"/>
+      <w:bookmarkEnd w:id="68"/>
+      <w:bookmarkEnd w:id="69"/>
     </w:p>
     <w:tbl>
       <w:tblPr>
@@ -15787,8 +16860,8 @@
                 <w:lang w:val="en-ID"/>
               </w:rPr>
             </w:pPr>
-            <w:bookmarkStart w:id="57" w:name="_Toc227091815"/>
-            <w:bookmarkEnd w:id="57"/>
+            <w:bookmarkStart w:id="70" w:name="_Toc227091815"/>
+            <w:bookmarkEnd w:id="70"/>
           </w:p>
         </w:tc>
         <w:tc>
@@ -15830,8 +16903,8 @@
                 <w:lang w:val="en-ID"/>
               </w:rPr>
             </w:pPr>
-            <w:bookmarkStart w:id="58" w:name="_Toc227091816"/>
-            <w:bookmarkEnd w:id="58"/>
+            <w:bookmarkStart w:id="71" w:name="_Toc227091816"/>
+            <w:bookmarkEnd w:id="71"/>
           </w:p>
         </w:tc>
         <w:tc>
@@ -15873,8 +16946,8 @@
                 <w:lang w:val="en-ID"/>
               </w:rPr>
             </w:pPr>
-            <w:bookmarkStart w:id="59" w:name="_Toc227091817"/>
-            <w:bookmarkEnd w:id="59"/>
+            <w:bookmarkStart w:id="72" w:name="_Toc227091817"/>
+            <w:bookmarkEnd w:id="72"/>
           </w:p>
         </w:tc>
         <w:tc>
@@ -15916,8 +16989,8 @@
                 <w:lang w:val="en-ID"/>
               </w:rPr>
             </w:pPr>
-            <w:bookmarkStart w:id="60" w:name="_Toc227091818"/>
-            <w:bookmarkEnd w:id="60"/>
+            <w:bookmarkStart w:id="73" w:name="_Toc227091818"/>
+            <w:bookmarkEnd w:id="73"/>
           </w:p>
         </w:tc>
         <w:tc>
@@ -15975,8 +17048,8 @@
                 <w:lang w:val="en-ID"/>
               </w:rPr>
             </w:pPr>
-            <w:bookmarkStart w:id="61" w:name="_Toc227091819"/>
-            <w:bookmarkEnd w:id="61"/>
+            <w:bookmarkStart w:id="74" w:name="_Toc227091819"/>
+            <w:bookmarkEnd w:id="74"/>
           </w:p>
         </w:tc>
         <w:tc>
@@ -16018,8 +17091,8 @@
                 <w:lang w:val="en-ID"/>
               </w:rPr>
             </w:pPr>
-            <w:bookmarkStart w:id="62" w:name="_Toc227091820"/>
-            <w:bookmarkEnd w:id="62"/>
+            <w:bookmarkStart w:id="75" w:name="_Toc227091820"/>
+            <w:bookmarkEnd w:id="75"/>
           </w:p>
         </w:tc>
         <w:tc>
@@ -16061,8 +17134,8 @@
                 <w:lang w:val="sv-SE"/>
               </w:rPr>
             </w:pPr>
-            <w:bookmarkStart w:id="63" w:name="_Toc227091821"/>
-            <w:bookmarkEnd w:id="63"/>
+            <w:bookmarkStart w:id="76" w:name="_Toc227091821"/>
+            <w:bookmarkEnd w:id="76"/>
           </w:p>
         </w:tc>
         <w:tc>
@@ -16104,8 +17177,8 @@
                 <w:lang w:val="sv-SE"/>
               </w:rPr>
             </w:pPr>
-            <w:bookmarkStart w:id="64" w:name="_Toc227091822"/>
-            <w:bookmarkEnd w:id="64"/>
+            <w:bookmarkStart w:id="77" w:name="_Toc227091822"/>
+            <w:bookmarkEnd w:id="77"/>
           </w:p>
         </w:tc>
         <w:tc>
@@ -16147,8 +17220,8 @@
                 <w:lang w:val="sv-SE"/>
               </w:rPr>
             </w:pPr>
-            <w:bookmarkStart w:id="65" w:name="_Toc227091823"/>
-            <w:bookmarkEnd w:id="65"/>
+            <w:bookmarkStart w:id="78" w:name="_Toc227091823"/>
+            <w:bookmarkEnd w:id="78"/>
           </w:p>
         </w:tc>
         <w:tc>
@@ -16190,8 +17263,8 @@
                 <w:lang w:val="sv-SE"/>
               </w:rPr>
             </w:pPr>
-            <w:bookmarkStart w:id="66" w:name="_Toc227091824"/>
-            <w:bookmarkEnd w:id="66"/>
+            <w:bookmarkStart w:id="79" w:name="_Toc227091824"/>
+            <w:bookmarkEnd w:id="79"/>
           </w:p>
         </w:tc>
         <w:tc>
@@ -16233,8 +17306,8 @@
                 <w:lang w:val="sv-SE"/>
               </w:rPr>
             </w:pPr>
-            <w:bookmarkStart w:id="67" w:name="_Toc227091825"/>
-            <w:bookmarkEnd w:id="67"/>
+            <w:bookmarkStart w:id="80" w:name="_Toc227091825"/>
+            <w:bookmarkEnd w:id="80"/>
           </w:p>
         </w:tc>
         <w:tc>
@@ -16276,8 +17349,8 @@
                 <w:lang w:val="sv-SE"/>
               </w:rPr>
             </w:pPr>
-            <w:bookmarkStart w:id="68" w:name="_Toc227091826"/>
-            <w:bookmarkEnd w:id="68"/>
+            <w:bookmarkStart w:id="81" w:name="_Toc227091826"/>
+            <w:bookmarkEnd w:id="81"/>
           </w:p>
         </w:tc>
         <w:tc>
@@ -16319,8 +17392,8 @@
                 <w:lang w:val="sv-SE"/>
               </w:rPr>
             </w:pPr>
-            <w:bookmarkStart w:id="69" w:name="_Toc227091827"/>
-            <w:bookmarkEnd w:id="69"/>
+            <w:bookmarkStart w:id="82" w:name="_Toc227091827"/>
+            <w:bookmarkEnd w:id="82"/>
           </w:p>
         </w:tc>
         <w:tc>
@@ -16362,8 +17435,8 @@
                 <w:lang w:val="sv-SE"/>
               </w:rPr>
             </w:pPr>
-            <w:bookmarkStart w:id="70" w:name="_Toc227091828"/>
-            <w:bookmarkEnd w:id="70"/>
+            <w:bookmarkStart w:id="83" w:name="_Toc227091828"/>
+            <w:bookmarkEnd w:id="83"/>
           </w:p>
         </w:tc>
         <w:tc>
@@ -16405,8 +17478,8 @@
                 <w:lang w:val="sv-SE"/>
               </w:rPr>
             </w:pPr>
-            <w:bookmarkStart w:id="71" w:name="_Toc227091829"/>
-            <w:bookmarkEnd w:id="71"/>
+            <w:bookmarkStart w:id="84" w:name="_Toc227091829"/>
+            <w:bookmarkEnd w:id="84"/>
           </w:p>
         </w:tc>
         <w:tc>
@@ -16448,8 +17521,8 @@
                 <w:lang w:val="sv-SE"/>
               </w:rPr>
             </w:pPr>
-            <w:bookmarkStart w:id="72" w:name="_Toc227091830"/>
-            <w:bookmarkEnd w:id="72"/>
+            <w:bookmarkStart w:id="85" w:name="_Toc227091830"/>
+            <w:bookmarkEnd w:id="85"/>
           </w:p>
         </w:tc>
         <w:tc>
@@ -16491,8 +17564,8 @@
                 <w:lang w:val="sv-SE"/>
               </w:rPr>
             </w:pPr>
-            <w:bookmarkStart w:id="73" w:name="_Toc227091831"/>
-            <w:bookmarkEnd w:id="73"/>
+            <w:bookmarkStart w:id="86" w:name="_Toc227091831"/>
+            <w:bookmarkEnd w:id="86"/>
           </w:p>
         </w:tc>
         <w:tc>
@@ -16541,8 +17614,8 @@
                 <w:lang w:val="en-ID"/>
               </w:rPr>
             </w:pPr>
-            <w:bookmarkStart w:id="74" w:name="_Toc227091832"/>
-            <w:bookmarkEnd w:id="74"/>
+            <w:bookmarkStart w:id="87" w:name="_Toc227091832"/>
+            <w:bookmarkEnd w:id="87"/>
           </w:p>
         </w:tc>
         <w:tc>
@@ -16600,8 +17673,8 @@
                 <w:lang w:val="en-ID"/>
               </w:rPr>
             </w:pPr>
-            <w:bookmarkStart w:id="75" w:name="_Toc227091833"/>
-            <w:bookmarkEnd w:id="75"/>
+            <w:bookmarkStart w:id="88" w:name="_Toc227091833"/>
+            <w:bookmarkEnd w:id="88"/>
           </w:p>
         </w:tc>
         <w:tc>
@@ -16643,8 +17716,8 @@
                 <w:lang w:val="en-ID"/>
               </w:rPr>
             </w:pPr>
-            <w:bookmarkStart w:id="76" w:name="_Toc227091834"/>
-            <w:bookmarkEnd w:id="76"/>
+            <w:bookmarkStart w:id="89" w:name="_Toc227091834"/>
+            <w:bookmarkEnd w:id="89"/>
           </w:p>
         </w:tc>
         <w:tc>
@@ -16675,12 +17748,12 @@
       <w:pPr>
         <w:pStyle w:val="Heading3"/>
       </w:pPr>
-      <w:bookmarkStart w:id="77" w:name="_Toc227091835"/>
+      <w:bookmarkStart w:id="90" w:name="_Toc227091835"/>
       <w:r>
         <w:lastRenderedPageBreak/>
         <w:t>Output program</w:t>
       </w:r>
-      <w:bookmarkEnd w:id="77"/>
+      <w:bookmarkEnd w:id="90"/>
     </w:p>
     <w:p>
       <w:pPr>
@@ -16733,45 +17806,37 @@
         <w:spacing w:before="240" w:after="0"/>
         <w:jc w:val="center"/>
       </w:pPr>
+      <w:bookmarkStart w:id="91" w:name="_Toc227093874"/>
       <w:r>
         <w:t xml:space="preserve">Gambar </w:t>
       </w:r>
-      <w:r>
-        <w:fldChar w:fldCharType="begin"/>
-      </w:r>
-      <w:r>
-        <w:instrText xml:space="preserve"> SEQ Gambar \* ARABIC </w:instrText>
-      </w:r>
-      <w:r>
-        <w:fldChar w:fldCharType="separate"/>
+      <w:fldSimple w:instr=" SEQ Gambar \* ARABIC ">
+        <w:r>
+          <w:rPr>
+            <w:noProof/>
+          </w:rPr>
+          <w:t>7</w:t>
+        </w:r>
+      </w:fldSimple>
+      <w:r>
+        <w:t xml:space="preserve"> </w:t>
+      </w:r>
+      <w:r>
+        <w:t>Output Program Soal</w:t>
       </w:r>
       <w:r>
         <w:rPr>
           <w:noProof/>
         </w:rPr>
-        <w:t>7</w:t>
-      </w:r>
-      <w:r>
-        <w:fldChar w:fldCharType="end"/>
-      </w:r>
-      <w:r>
-        <w:t xml:space="preserve"> </w:t>
-      </w:r>
-      <w:r>
-        <w:t>Output Program Soal</w:t>
-      </w:r>
-      <w:r>
-        <w:rPr>
-          <w:noProof/>
-        </w:rPr>
         <w:t xml:space="preserve"> 7</w:t>
       </w:r>
+      <w:bookmarkEnd w:id="91"/>
     </w:p>
     <w:p>
       <w:pPr>
         <w:pStyle w:val="Heading3"/>
       </w:pPr>
-      <w:bookmarkStart w:id="78" w:name="_Toc227091836"/>
+      <w:bookmarkStart w:id="92" w:name="_Toc227091836"/>
       <w:proofErr w:type="spellStart"/>
       <w:r>
         <w:t>P</w:t>
@@ -16779,7 +17844,7 @@
       <w:r>
         <w:t>embahasan</w:t>
       </w:r>
-      <w:bookmarkEnd w:id="78"/>
+      <w:bookmarkEnd w:id="92"/>
       <w:proofErr w:type="spellEnd"/>
     </w:p>
     <w:p>
@@ -17019,7 +18084,7 @@
       <w:pPr>
         <w:pStyle w:val="Heading2"/>
       </w:pPr>
-      <w:bookmarkStart w:id="79" w:name="_Toc227091837"/>
+      <w:bookmarkStart w:id="93" w:name="_Toc227091837"/>
       <w:r>
         <w:lastRenderedPageBreak/>
         <w:t>Jenis-</w:t>
@@ -17032,7 +18097,7 @@
       <w:r>
         <w:t xml:space="preserve"> list ordered</w:t>
       </w:r>
-      <w:bookmarkEnd w:id="79"/>
+      <w:bookmarkEnd w:id="93"/>
     </w:p>
     <w:p>
       <w:pPr>
@@ -17042,11 +18107,11 @@
           <w:numId w:val="27"/>
         </w:numPr>
       </w:pPr>
-      <w:bookmarkStart w:id="80" w:name="_Toc227091838"/>
+      <w:bookmarkStart w:id="94" w:name="_Toc227091838"/>
       <w:r>
         <w:t>Source code</w:t>
       </w:r>
-      <w:bookmarkEnd w:id="80"/>
+      <w:bookmarkEnd w:id="94"/>
     </w:p>
     <w:p>
       <w:pPr>
@@ -17054,46 +18119,38 @@
         <w:keepNext/>
         <w:jc w:val="center"/>
       </w:pPr>
-      <w:bookmarkStart w:id="81" w:name="_Toc227092442"/>
+      <w:bookmarkStart w:id="95" w:name="_Toc227092442"/>
+      <w:bookmarkStart w:id="96" w:name="_Toc227093929"/>
       <w:r>
         <w:t xml:space="preserve">Tabel </w:t>
       </w:r>
-      <w:r>
-        <w:fldChar w:fldCharType="begin"/>
-      </w:r>
-      <w:r>
-        <w:instrText xml:space="preserve"> SEQ Tabel \* ARABIC </w:instrText>
-      </w:r>
-      <w:r>
-        <w:fldChar w:fldCharType="separate"/>
-      </w:r>
-      <w:r>
-        <w:rPr>
-          <w:noProof/>
-        </w:rPr>
+      <w:fldSimple w:instr=" SEQ Tabel \* ARABIC ">
+        <w:r>
+          <w:rPr>
+            <w:noProof/>
+          </w:rPr>
+          <w:t>8</w:t>
+        </w:r>
+      </w:fldSimple>
+      <w:r>
+        <w:t xml:space="preserve"> </w:t>
+      </w:r>
+      <w:r>
+        <w:t xml:space="preserve">Source Code </w:t>
+      </w:r>
+      <w:proofErr w:type="spellStart"/>
+      <w:r>
+        <w:t>Jawaban</w:t>
+      </w:r>
+      <w:proofErr w:type="spellEnd"/>
+      <w:r>
+        <w:t xml:space="preserve"> Soal </w:t>
+      </w:r>
+      <w:r>
         <w:t>8</w:t>
       </w:r>
-      <w:r>
-        <w:fldChar w:fldCharType="end"/>
-      </w:r>
-      <w:r>
-        <w:t xml:space="preserve"> </w:t>
-      </w:r>
-      <w:r>
-        <w:t xml:space="preserve">Source Code </w:t>
-      </w:r>
-      <w:proofErr w:type="spellStart"/>
-      <w:r>
-        <w:t>Jawaban</w:t>
-      </w:r>
-      <w:proofErr w:type="spellEnd"/>
-      <w:r>
-        <w:t xml:space="preserve"> Soal </w:t>
-      </w:r>
-      <w:r>
-        <w:t>8</w:t>
-      </w:r>
-      <w:bookmarkEnd w:id="81"/>
+      <w:bookmarkEnd w:id="95"/>
+      <w:bookmarkEnd w:id="96"/>
     </w:p>
     <w:tbl>
       <w:tblPr>
@@ -18890,11 +19947,11 @@
       <w:pPr>
         <w:pStyle w:val="Heading3"/>
       </w:pPr>
-      <w:bookmarkStart w:id="82" w:name="_Toc227091839"/>
+      <w:bookmarkStart w:id="97" w:name="_Toc227091839"/>
       <w:r>
         <w:t>Output program</w:t>
       </w:r>
-      <w:bookmarkEnd w:id="82"/>
+      <w:bookmarkEnd w:id="97"/>
     </w:p>
     <w:p>
       <w:pPr>
@@ -18947,27 +20004,18 @@
         <w:spacing w:before="240" w:after="0"/>
         <w:jc w:val="center"/>
       </w:pPr>
+      <w:bookmarkStart w:id="98" w:name="_Toc227093875"/>
       <w:r>
         <w:t xml:space="preserve">Gambar </w:t>
       </w:r>
-      <w:r>
-        <w:fldChar w:fldCharType="begin"/>
-      </w:r>
-      <w:r>
-        <w:instrText xml:space="preserve"> SEQ Gambar \* ARABIC </w:instrText>
-      </w:r>
-      <w:r>
-        <w:fldChar w:fldCharType="separate"/>
-      </w:r>
-      <w:r>
-        <w:rPr>
-          <w:noProof/>
-        </w:rPr>
-        <w:t>8</w:t>
-      </w:r>
-      <w:r>
-        <w:fldChar w:fldCharType="end"/>
-      </w:r>
+      <w:fldSimple w:instr=" SEQ Gambar \* ARABIC ">
+        <w:r>
+          <w:rPr>
+            <w:noProof/>
+          </w:rPr>
+          <w:t>8</w:t>
+        </w:r>
+      </w:fldSimple>
       <w:r>
         <w:t xml:space="preserve"> </w:t>
       </w:r>
@@ -18977,17 +20025,18 @@
       <w:r>
         <w:t xml:space="preserve"> 8</w:t>
       </w:r>
+      <w:bookmarkEnd w:id="98"/>
     </w:p>
     <w:p>
       <w:pPr>
         <w:pStyle w:val="Heading3"/>
       </w:pPr>
-      <w:bookmarkStart w:id="83" w:name="_Toc227091840"/>
+      <w:bookmarkStart w:id="99" w:name="_Toc227091840"/>
       <w:proofErr w:type="spellStart"/>
       <w:r>
         <w:t>Pembahasan</w:t>
       </w:r>
-      <w:bookmarkEnd w:id="83"/>
+      <w:bookmarkEnd w:id="99"/>
       <w:proofErr w:type="spellEnd"/>
     </w:p>
     <w:p>
@@ -19187,7 +20236,7 @@
       <w:pPr>
         <w:pStyle w:val="Heading2"/>
       </w:pPr>
-      <w:bookmarkStart w:id="84" w:name="_Toc227091841"/>
+      <w:bookmarkStart w:id="100" w:name="_Toc227091841"/>
       <w:r>
         <w:lastRenderedPageBreak/>
         <w:t>Jenis-</w:t>
@@ -19204,7 +20253,7 @@
       <w:r>
         <w:t>unoredered</w:t>
       </w:r>
-      <w:bookmarkEnd w:id="84"/>
+      <w:bookmarkEnd w:id="100"/>
       <w:proofErr w:type="spellEnd"/>
     </w:p>
     <w:p>
@@ -19215,11 +20264,11 @@
           <w:numId w:val="28"/>
         </w:numPr>
       </w:pPr>
-      <w:bookmarkStart w:id="85" w:name="_Toc227091842"/>
+      <w:bookmarkStart w:id="101" w:name="_Toc227091842"/>
       <w:r>
         <w:t>Source code</w:t>
       </w:r>
-      <w:bookmarkEnd w:id="85"/>
+      <w:bookmarkEnd w:id="101"/>
     </w:p>
     <w:p>
       <w:pPr>
@@ -19227,46 +20276,38 @@
         <w:keepNext/>
         <w:jc w:val="center"/>
       </w:pPr>
-      <w:bookmarkStart w:id="86" w:name="_Toc227092443"/>
+      <w:bookmarkStart w:id="102" w:name="_Toc227092443"/>
+      <w:bookmarkStart w:id="103" w:name="_Toc227093930"/>
       <w:r>
         <w:t xml:space="preserve">Tabel </w:t>
       </w:r>
-      <w:r>
-        <w:fldChar w:fldCharType="begin"/>
-      </w:r>
-      <w:r>
-        <w:instrText xml:space="preserve"> SEQ Tabel \* ARABIC </w:instrText>
-      </w:r>
-      <w:r>
-        <w:fldChar w:fldCharType="separate"/>
-      </w:r>
-      <w:r>
-        <w:rPr>
-          <w:noProof/>
-        </w:rPr>
+      <w:fldSimple w:instr=" SEQ Tabel \* ARABIC ">
+        <w:r>
+          <w:rPr>
+            <w:noProof/>
+          </w:rPr>
+          <w:t>9</w:t>
+        </w:r>
+      </w:fldSimple>
+      <w:r>
+        <w:t xml:space="preserve"> </w:t>
+      </w:r>
+      <w:r>
+        <w:t xml:space="preserve">Source Code </w:t>
+      </w:r>
+      <w:proofErr w:type="spellStart"/>
+      <w:r>
+        <w:t>Jawaban</w:t>
+      </w:r>
+      <w:proofErr w:type="spellEnd"/>
+      <w:r>
+        <w:t xml:space="preserve"> Soal </w:t>
+      </w:r>
+      <w:r>
         <w:t>9</w:t>
       </w:r>
-      <w:r>
-        <w:fldChar w:fldCharType="end"/>
-      </w:r>
-      <w:r>
-        <w:t xml:space="preserve"> </w:t>
-      </w:r>
-      <w:r>
-        <w:t xml:space="preserve">Source Code </w:t>
-      </w:r>
-      <w:proofErr w:type="spellStart"/>
-      <w:r>
-        <w:t>Jawaban</w:t>
-      </w:r>
-      <w:proofErr w:type="spellEnd"/>
-      <w:r>
-        <w:t xml:space="preserve"> Soal </w:t>
-      </w:r>
-      <w:r>
-        <w:t>9</w:t>
-      </w:r>
-      <w:bookmarkEnd w:id="86"/>
+      <w:bookmarkEnd w:id="102"/>
+      <w:bookmarkEnd w:id="103"/>
     </w:p>
     <w:tbl>
       <w:tblPr>
@@ -20477,12 +21518,12 @@
       <w:pPr>
         <w:pStyle w:val="Heading3"/>
       </w:pPr>
-      <w:bookmarkStart w:id="87" w:name="_Toc227091843"/>
+      <w:bookmarkStart w:id="104" w:name="_Toc227091843"/>
       <w:r>
         <w:lastRenderedPageBreak/>
         <w:t>Output program</w:t>
       </w:r>
-      <w:bookmarkEnd w:id="87"/>
+      <w:bookmarkEnd w:id="104"/>
     </w:p>
     <w:p>
       <w:pPr>
@@ -20535,27 +21576,18 @@
         <w:spacing w:before="240" w:after="0"/>
         <w:jc w:val="center"/>
       </w:pPr>
+      <w:bookmarkStart w:id="105" w:name="_Toc227093876"/>
       <w:r>
         <w:t xml:space="preserve">Gambar </w:t>
       </w:r>
-      <w:r>
-        <w:fldChar w:fldCharType="begin"/>
-      </w:r>
-      <w:r>
-        <w:instrText xml:space="preserve"> SEQ Gambar \* ARABIC </w:instrText>
-      </w:r>
-      <w:r>
-        <w:fldChar w:fldCharType="separate"/>
-      </w:r>
-      <w:r>
-        <w:rPr>
-          <w:noProof/>
-        </w:rPr>
-        <w:t>9</w:t>
-      </w:r>
-      <w:r>
-        <w:fldChar w:fldCharType="end"/>
-      </w:r>
+      <w:fldSimple w:instr=" SEQ Gambar \* ARABIC ">
+        <w:r>
+          <w:rPr>
+            <w:noProof/>
+          </w:rPr>
+          <w:t>9</w:t>
+        </w:r>
+      </w:fldSimple>
       <w:r>
         <w:t xml:space="preserve"> </w:t>
       </w:r>
@@ -20565,17 +21597,18 @@
       <w:r>
         <w:t xml:space="preserve"> 9</w:t>
       </w:r>
+      <w:bookmarkEnd w:id="105"/>
     </w:p>
     <w:p>
       <w:pPr>
         <w:pStyle w:val="Heading3"/>
       </w:pPr>
-      <w:bookmarkStart w:id="88" w:name="_Toc227091844"/>
+      <w:bookmarkStart w:id="106" w:name="_Toc227091844"/>
       <w:proofErr w:type="spellStart"/>
       <w:r>
         <w:t>Pembahasan</w:t>
       </w:r>
-      <w:bookmarkEnd w:id="88"/>
+      <w:bookmarkEnd w:id="106"/>
       <w:proofErr w:type="spellEnd"/>
     </w:p>
     <w:p>
@@ -20768,7 +21801,7 @@
           <w:lang w:val="sv-SE"/>
         </w:rPr>
       </w:pPr>
-      <w:bookmarkStart w:id="89" w:name="_Toc227091845"/>
+      <w:bookmarkStart w:id="107" w:name="_Toc227091845"/>
       <w:r>
         <w:rPr>
           <w:lang w:val="sv-SE"/>
@@ -20776,7 +21809,7 @@
         <w:lastRenderedPageBreak/>
         <w:t>List bersarang dan list definisi</w:t>
       </w:r>
-      <w:bookmarkEnd w:id="89"/>
+      <w:bookmarkEnd w:id="107"/>
     </w:p>
     <w:p>
       <w:pPr>
@@ -20786,11 +21819,11 @@
           <w:numId w:val="29"/>
         </w:numPr>
       </w:pPr>
-      <w:bookmarkStart w:id="90" w:name="_Toc227091846"/>
+      <w:bookmarkStart w:id="108" w:name="_Toc227091846"/>
       <w:r>
         <w:t>Source code</w:t>
       </w:r>
-      <w:bookmarkEnd w:id="90"/>
+      <w:bookmarkEnd w:id="108"/>
     </w:p>
     <w:tbl>
       <w:tblPr>
@@ -22024,12 +23057,12 @@
       <w:pPr>
         <w:pStyle w:val="Heading3"/>
       </w:pPr>
-      <w:bookmarkStart w:id="91" w:name="_Toc227091847"/>
+      <w:bookmarkStart w:id="109" w:name="_Toc227091847"/>
       <w:r>
         <w:lastRenderedPageBreak/>
         <w:t>Output program</w:t>
       </w:r>
-      <w:bookmarkEnd w:id="91"/>
+      <w:bookmarkEnd w:id="109"/>
     </w:p>
     <w:p>
       <w:pPr>
@@ -22082,27 +23115,18 @@
         <w:spacing w:before="240" w:after="0"/>
         <w:jc w:val="center"/>
       </w:pPr>
+      <w:bookmarkStart w:id="110" w:name="_Toc227093877"/>
       <w:r>
         <w:t xml:space="preserve">Gambar </w:t>
       </w:r>
-      <w:r>
-        <w:fldChar w:fldCharType="begin"/>
-      </w:r>
-      <w:r>
-        <w:instrText xml:space="preserve"> SEQ Gambar \* ARABIC </w:instrText>
-      </w:r>
-      <w:r>
-        <w:fldChar w:fldCharType="separate"/>
-      </w:r>
-      <w:r>
-        <w:rPr>
-          <w:noProof/>
-        </w:rPr>
-        <w:t>10</w:t>
-      </w:r>
-      <w:r>
-        <w:fldChar w:fldCharType="end"/>
-      </w:r>
+      <w:fldSimple w:instr=" SEQ Gambar \* ARABIC ">
+        <w:r>
+          <w:rPr>
+            <w:noProof/>
+          </w:rPr>
+          <w:t>10</w:t>
+        </w:r>
+      </w:fldSimple>
       <w:r>
         <w:t xml:space="preserve"> </w:t>
       </w:r>
@@ -22112,17 +23136,18 @@
       <w:r>
         <w:t xml:space="preserve"> 10</w:t>
       </w:r>
+      <w:bookmarkEnd w:id="110"/>
     </w:p>
     <w:p>
       <w:pPr>
         <w:pStyle w:val="Heading3"/>
       </w:pPr>
-      <w:bookmarkStart w:id="92" w:name="_Toc227091848"/>
+      <w:bookmarkStart w:id="111" w:name="_Toc227091848"/>
       <w:proofErr w:type="spellStart"/>
       <w:r>
         <w:t>Pembahasan</w:t>
       </w:r>
-      <w:bookmarkEnd w:id="92"/>
+      <w:bookmarkEnd w:id="111"/>
       <w:proofErr w:type="spellEnd"/>
     </w:p>
     <w:p>
@@ -22442,18 +23467,18 @@
       <w:pPr>
         <w:pStyle w:val="Heading1"/>
         <w:rPr>
-          <w:lang w:val="en-ID"/>
-        </w:rPr>
-      </w:pPr>
-      <w:bookmarkStart w:id="93" w:name="_Toc227091849"/>
-      <w:r>
-        <w:rPr>
-          <w:lang w:val="en-ID"/>
+          <w:lang w:val="sv-SE"/>
+        </w:rPr>
+      </w:pPr>
+      <w:bookmarkStart w:id="112" w:name="_Toc227091849"/>
+      <w:r>
+        <w:rPr>
+          <w:lang w:val="sv-SE"/>
         </w:rPr>
         <w:lastRenderedPageBreak/>
         <w:t>GITHUB</w:t>
       </w:r>
-      <w:bookmarkEnd w:id="93"/>
+      <w:bookmarkEnd w:id="112"/>
     </w:p>
     <w:p>
       <w:pPr>
@@ -22466,7 +23491,7 @@
         <w:rPr>
           <w:lang w:val="sv-SE"/>
         </w:rPr>
-        <w:t>https://</w:t>
+        <w:t>https://github.com/dennymauladinoor23-pdf/Praktikum-Pempro-Web-1</w:t>
       </w:r>
     </w:p>
     <w:p>
@@ -22487,46 +23512,17 @@
           <w:tab w:val="left" w:pos="3051"/>
         </w:tabs>
         <w:rPr>
+          <w:lang w:val="sv-SE"/>
+        </w:rPr>
+      </w:pPr>
+      <w:r>
+        <w:rPr>
           <w:rFonts w:cs="Times New Roman"/>
           <w:szCs w:val="24"/>
           <w:lang w:val="sv-SE"/>
         </w:rPr>
-        <w:sectPr>
-          <w:pgSz w:w="12240" w:h="15840"/>
-          <w:pgMar w:top="1701" w:right="1701" w:bottom="1701" w:left="2268" w:header="720" w:footer="720" w:gutter="0"/>
-          <w:cols w:space="720"/>
-          <w:docGrid w:linePitch="360"/>
-        </w:sectPr>
-      </w:pPr>
-      <w:r>
-        <w:rPr>
-          <w:rFonts w:cs="Times New Roman"/>
-          <w:szCs w:val="24"/>
-          <w:lang w:val="sv-SE"/>
-        </w:rPr>
         <w:tab/>
       </w:r>
-    </w:p>
-    <w:p>
-      <w:pPr>
-        <w:rPr>
-          <w:lang w:val="sv-SE"/>
-        </w:rPr>
-        <w:sectPr>
-          <w:pgSz w:w="12240" w:h="15840"/>
-          <w:pgMar w:top="1701" w:right="1701" w:bottom="1701" w:left="2268" w:header="720" w:footer="720" w:gutter="0"/>
-          <w:cols w:space="720"/>
-          <w:docGrid w:linePitch="360"/>
-        </w:sectPr>
-      </w:pPr>
-    </w:p>
-    <w:p>
-      <w:pPr>
-        <w:pStyle w:val="Heading1"/>
-        <w:rPr>
-          <w:lang w:val="sv-SE"/>
-        </w:rPr>
-      </w:pPr>
     </w:p>
     <w:sectPr>
       <w:pgSz w:w="12240" w:h="15840"/>
